--- a/Documentation/Disc Image Manager User Guide.docx
+++ b/Documentation/Disc Image Manager User Guide.docx
@@ -1,6 +1,6 @@
 
 <file path=word/document.xml><?xml version="1.0" encoding="utf-8"?>
-<w:document xmlns:wpc="http://schemas.microsoft.com/office/word/2010/wordprocessingCanvas" xmlns:cx="http://schemas.microsoft.com/office/drawing/2014/chartex" xmlns:cx1="http://schemas.microsoft.com/office/drawing/2015/9/8/chartex" xmlns:cx2="http://schemas.microsoft.com/office/drawing/2015/10/21/chartex" xmlns:cx3="http://schemas.microsoft.com/office/drawing/2016/5/9/chartex" xmlns:cx4="http://schemas.microsoft.com/office/drawing/2016/5/10/chartex" xmlns:cx5="http://schemas.microsoft.com/office/drawing/2016/5/11/chartex" xmlns:cx6="http://schemas.microsoft.com/office/drawing/2016/5/12/chartex" xmlns:cx7="http://schemas.microsoft.com/office/drawing/2016/5/13/chartex" xmlns:cx8="http://schemas.microsoft.com/office/drawing/2016/5/14/chartex" xmlns:mc="http://schemas.openxmlformats.org/markup-compatibility/2006" xmlns:aink="http://schemas.microsoft.com/office/drawing/2016/ink" xmlns:am3d="http://schemas.microsoft.com/office/drawing/2017/model3d" xmlns:o="urn:schemas-microsoft-com:office:office" xmlns:oel="http://schemas.microsoft.com/office/2019/extlst" xmlns:r="http://schemas.openxmlformats.org/officeDocument/2006/relationships" xmlns:m="http://schemas.openxmlformats.org/officeDocument/2006/math" xmlns:v="urn:schemas-microsoft-com:vml" xmlns:wp14="http://schemas.microsoft.com/office/word/2010/wordprocessingDrawing" xmlns:wp="http://schemas.openxmlformats.org/drawingml/2006/wordprocessingDrawing" xmlns:w10="urn:schemas-microsoft-com:office:word" xmlns:w="http://schemas.openxmlformats.org/wordprocessingml/2006/main" xmlns:w14="http://schemas.microsoft.com/office/word/2010/wordml" xmlns:w15="http://schemas.microsoft.com/office/word/2012/wordml" xmlns:w16cex="http://schemas.microsoft.com/office/word/2018/wordml/cex" xmlns:w16cid="http://schemas.microsoft.com/office/word/2016/wordml/cid" xmlns:w16="http://schemas.microsoft.com/office/word/2018/wordml" xmlns:w16du="http://schemas.microsoft.com/office/word/2023/wordml/word16du" xmlns:w16sdtdh="http://schemas.microsoft.com/office/word/2020/wordml/sdtdatahash" xmlns:w16sdtfl="http://schemas.microsoft.com/office/word/2024/wordml/sdtformatlock" xmlns:w16se="http://schemas.microsoft.com/office/word/2015/wordml/symex" xmlns:wpg="http://schemas.microsoft.com/office/word/2010/wordprocessingGroup" xmlns:wpi="http://schemas.microsoft.com/office/word/2010/wordprocessingInk" xmlns:wne="http://schemas.microsoft.com/office/word/2006/wordml" xmlns:wps="http://schemas.microsoft.com/office/word/2010/wordprocessingShape" mc:Ignorable="w14 w15 w16se w16cid w16 w16cex w16sdtdh w16sdtfl w16du wp14">
+<w:document xmlns:wpc="http://schemas.microsoft.com/office/word/2010/wordprocessingCanvas" xmlns:cx="http://schemas.microsoft.com/office/drawing/2014/chartex" xmlns:cx1="http://schemas.microsoft.com/office/drawing/2015/9/8/chartex" xmlns:cx2="http://schemas.microsoft.com/office/drawing/2015/10/21/chartex" xmlns:cx3="http://schemas.microsoft.com/office/drawing/2016/5/9/chartex" xmlns:cx4="http://schemas.microsoft.com/office/drawing/2016/5/10/chartex" xmlns:cx5="http://schemas.microsoft.com/office/drawing/2016/5/11/chartex" xmlns:cx6="http://schemas.microsoft.com/office/drawing/2016/5/12/chartex" xmlns:cx7="http://schemas.microsoft.com/office/drawing/2016/5/13/chartex" xmlns:cx8="http://schemas.microsoft.com/office/drawing/2016/5/14/chartex" xmlns:mc="http://schemas.openxmlformats.org/markup-compatibility/2006" xmlns:m="http://schemas.openxmlformats.org/officeDocument/2006/math" xmlns:aink="http://schemas.microsoft.com/office/drawing/2016/ink" xmlns:am3d="http://schemas.microsoft.com/office/drawing/2017/model3d" xmlns:oel="http://schemas.microsoft.com/office/2019/extlst" xmlns:r="http://schemas.openxmlformats.org/officeDocument/2006/relationships" xmlns:wp14="http://schemas.microsoft.com/office/word/2010/wordprocessingDrawing" xmlns:wp="http://schemas.openxmlformats.org/drawingml/2006/wordprocessingDrawing" xmlns:wpg="http://schemas.microsoft.com/office/word/2010/wordprocessingGroup" xmlns:wpi="http://schemas.microsoft.com/office/word/2010/wordprocessingInk" xmlns:wps="http://schemas.microsoft.com/office/word/2010/wordprocessingShape" xmlns:o="urn:schemas-microsoft-com:office:office" xmlns:v="urn:schemas-microsoft-com:vml" xmlns:w10="urn:schemas-microsoft-com:office:word" xmlns:w="http://schemas.openxmlformats.org/wordprocessingml/2006/main" xmlns:w14="http://schemas.microsoft.com/office/word/2010/wordml" xmlns:w15="http://schemas.microsoft.com/office/word/2012/wordml" xmlns:w16cei="http://schemas.microsoft.com/office/word/2026/wordml/cei" xmlns:w16cex="http://schemas.microsoft.com/office/word/2018/wordml/cex" xmlns:w16cid="http://schemas.microsoft.com/office/word/2016/wordml/cid" xmlns:w16="http://schemas.microsoft.com/office/word/2018/wordml" xmlns:w16sdtdh="http://schemas.microsoft.com/office/word/2020/wordml/sdtdatahash" xmlns:w16sdtfl="http://schemas.microsoft.com/office/word/2024/wordml/sdtformatlock" xmlns:w16se="http://schemas.microsoft.com/office/word/2015/wordml/symex" xmlns:w16du="http://schemas.microsoft.com/office/word/2023/wordml/word16du" xmlns:wne="http://schemas.microsoft.com/office/word/2006/wordml" mc:Ignorable="w14 w15 w16se w16cid w16 w16cex w16sdtdh w16sdtfl w16du wp14">
   <w:body>
     <w:p>
       <w:pPr>
@@ -178,16 +178,7 @@
           <w:sz w:val="20"/>
           <w:szCs w:val="20"/>
         </w:rPr>
-        <w:t>4</w:t>
-      </w:r>
-      <w:r>
-        <w:rPr>
-          <w:b/>
-          <w:bCs/>
-          <w:sz w:val="20"/>
-          <w:szCs w:val="20"/>
-        </w:rPr>
-        <w:t>9</w:t>
+        <w:t>50</w:t>
       </w:r>
     </w:p>
     <w:p>
@@ -237,7 +228,7 @@
       <w:r>
         <w:fldChar w:fldCharType="separate"/>
       </w:r>
-      <w:hyperlink w:anchor="_Toc210466373" w:history="1">
+      <w:hyperlink w:anchor="_Toc235536874" w:history="1">
         <w:r>
           <w:rPr>
             <w:rStyle w:val="Hyperlink"/>
@@ -264,7 +255,7 @@
             <w:noProof/>
             <w:webHidden/>
           </w:rPr>
-          <w:instrText xml:space="preserve"> PAGEREF _Toc210466373 \h </w:instrText>
+          <w:instrText xml:space="preserve"> PAGEREF _Toc235536874 \h </w:instrText>
         </w:r>
         <w:r>
           <w:rPr>
@@ -310,7 +301,7 @@
           <w14:ligatures w14:val="standardContextual"/>
         </w:rPr>
       </w:pPr>
-      <w:hyperlink w:anchor="_Toc210466374" w:history="1">
+      <w:hyperlink w:anchor="_Toc235536875" w:history="1">
         <w:r>
           <w:rPr>
             <w:rStyle w:val="Hyperlink"/>
@@ -337,7 +328,7 @@
             <w:noProof/>
             <w:webHidden/>
           </w:rPr>
-          <w:instrText xml:space="preserve"> PAGEREF _Toc210466374 \h </w:instrText>
+          <w:instrText xml:space="preserve"> PAGEREF _Toc235536875 \h </w:instrText>
         </w:r>
         <w:r>
           <w:rPr>
@@ -384,7 +375,7 @@
           <w14:ligatures w14:val="standardContextual"/>
         </w:rPr>
       </w:pPr>
-      <w:hyperlink w:anchor="_Toc210466375" w:history="1">
+      <w:hyperlink w:anchor="_Toc235536876" w:history="1">
         <w:r>
           <w:rPr>
             <w:rStyle w:val="Hyperlink"/>
@@ -411,7 +402,7 @@
             <w:noProof/>
             <w:webHidden/>
           </w:rPr>
-          <w:instrText xml:space="preserve"> PAGEREF _Toc210466375 \h </w:instrText>
+          <w:instrText xml:space="preserve"> PAGEREF _Toc235536876 \h </w:instrText>
         </w:r>
         <w:r>
           <w:rPr>
@@ -457,7 +448,7 @@
           <w14:ligatures w14:val="standardContextual"/>
         </w:rPr>
       </w:pPr>
-      <w:hyperlink w:anchor="_Toc210466376" w:history="1">
+      <w:hyperlink w:anchor="_Toc235536877" w:history="1">
         <w:r>
           <w:rPr>
             <w:rStyle w:val="Hyperlink"/>
@@ -484,7 +475,7 @@
             <w:noProof/>
             <w:webHidden/>
           </w:rPr>
-          <w:instrText xml:space="preserve"> PAGEREF _Toc210466376 \h </w:instrText>
+          <w:instrText xml:space="preserve"> PAGEREF _Toc235536877 \h </w:instrText>
         </w:r>
         <w:r>
           <w:rPr>
@@ -530,7 +521,7 @@
           <w14:ligatures w14:val="standardContextual"/>
         </w:rPr>
       </w:pPr>
-      <w:hyperlink w:anchor="_Toc210466377" w:history="1">
+      <w:hyperlink w:anchor="_Toc235536878" w:history="1">
         <w:r>
           <w:rPr>
             <w:rStyle w:val="Hyperlink"/>
@@ -557,7 +548,7 @@
             <w:noProof/>
             <w:webHidden/>
           </w:rPr>
-          <w:instrText xml:space="preserve"> PAGEREF _Toc210466377 \h </w:instrText>
+          <w:instrText xml:space="preserve"> PAGEREF _Toc235536878 \h </w:instrText>
         </w:r>
         <w:r>
           <w:rPr>
@@ -603,7 +594,7 @@
           <w14:ligatures w14:val="standardContextual"/>
         </w:rPr>
       </w:pPr>
-      <w:hyperlink w:anchor="_Toc210466378" w:history="1">
+      <w:hyperlink w:anchor="_Toc235536879" w:history="1">
         <w:r>
           <w:rPr>
             <w:rStyle w:val="Hyperlink"/>
@@ -630,7 +621,7 @@
             <w:noProof/>
             <w:webHidden/>
           </w:rPr>
-          <w:instrText xml:space="preserve"> PAGEREF _Toc210466378 \h </w:instrText>
+          <w:instrText xml:space="preserve"> PAGEREF _Toc235536879 \h </w:instrText>
         </w:r>
         <w:r>
           <w:rPr>
@@ -676,7 +667,7 @@
           <w14:ligatures w14:val="standardContextual"/>
         </w:rPr>
       </w:pPr>
-      <w:hyperlink w:anchor="_Toc210466379" w:history="1">
+      <w:hyperlink w:anchor="_Toc235536880" w:history="1">
         <w:r>
           <w:rPr>
             <w:rStyle w:val="Hyperlink"/>
@@ -703,7 +694,7 @@
             <w:noProof/>
             <w:webHidden/>
           </w:rPr>
-          <w:instrText xml:space="preserve"> PAGEREF _Toc210466379 \h </w:instrText>
+          <w:instrText xml:space="preserve"> PAGEREF _Toc235536880 \h </w:instrText>
         </w:r>
         <w:r>
           <w:rPr>
@@ -749,7 +740,7 @@
           <w14:ligatures w14:val="standardContextual"/>
         </w:rPr>
       </w:pPr>
-      <w:hyperlink w:anchor="_Toc210466380" w:history="1">
+      <w:hyperlink w:anchor="_Toc235536881" w:history="1">
         <w:r>
           <w:rPr>
             <w:rStyle w:val="Hyperlink"/>
@@ -776,7 +767,7 @@
             <w:noProof/>
             <w:webHidden/>
           </w:rPr>
-          <w:instrText xml:space="preserve"> PAGEREF _Toc210466380 \h </w:instrText>
+          <w:instrText xml:space="preserve"> PAGEREF _Toc235536881 \h </w:instrText>
         </w:r>
         <w:r>
           <w:rPr>
@@ -823,7 +814,7 @@
           <w14:ligatures w14:val="standardContextual"/>
         </w:rPr>
       </w:pPr>
-      <w:hyperlink w:anchor="_Toc210466381" w:history="1">
+      <w:hyperlink w:anchor="_Toc235536882" w:history="1">
         <w:r>
           <w:rPr>
             <w:rStyle w:val="Hyperlink"/>
@@ -850,7 +841,7 @@
             <w:noProof/>
             <w:webHidden/>
           </w:rPr>
-          <w:instrText xml:space="preserve"> PAGEREF _Toc210466381 \h </w:instrText>
+          <w:instrText xml:space="preserve"> PAGEREF _Toc235536882 \h </w:instrText>
         </w:r>
         <w:r>
           <w:rPr>
@@ -896,7 +887,7 @@
           <w14:ligatures w14:val="standardContextual"/>
         </w:rPr>
       </w:pPr>
-      <w:hyperlink w:anchor="_Toc210466382" w:history="1">
+      <w:hyperlink w:anchor="_Toc235536883" w:history="1">
         <w:r>
           <w:rPr>
             <w:rStyle w:val="Hyperlink"/>
@@ -923,7 +914,7 @@
             <w:noProof/>
             <w:webHidden/>
           </w:rPr>
-          <w:instrText xml:space="preserve"> PAGEREF _Toc210466382 \h </w:instrText>
+          <w:instrText xml:space="preserve"> PAGEREF _Toc235536883 \h </w:instrText>
         </w:r>
         <w:r>
           <w:rPr>
@@ -969,7 +960,7 @@
           <w14:ligatures w14:val="standardContextual"/>
         </w:rPr>
       </w:pPr>
-      <w:hyperlink w:anchor="_Toc210466383" w:history="1">
+      <w:hyperlink w:anchor="_Toc235536884" w:history="1">
         <w:r>
           <w:rPr>
             <w:rStyle w:val="Hyperlink"/>
@@ -996,7 +987,7 @@
             <w:noProof/>
             <w:webHidden/>
           </w:rPr>
-          <w:instrText xml:space="preserve"> PAGEREF _Toc210466383 \h </w:instrText>
+          <w:instrText xml:space="preserve"> PAGEREF _Toc235536884 \h </w:instrText>
         </w:r>
         <w:r>
           <w:rPr>
@@ -1043,7 +1034,7 @@
           <w14:ligatures w14:val="standardContextual"/>
         </w:rPr>
       </w:pPr>
-      <w:hyperlink w:anchor="_Toc210466384" w:history="1">
+      <w:hyperlink w:anchor="_Toc235536885" w:history="1">
         <w:r>
           <w:rPr>
             <w:rStyle w:val="Hyperlink"/>
@@ -1070,7 +1061,7 @@
             <w:noProof/>
             <w:webHidden/>
           </w:rPr>
-          <w:instrText xml:space="preserve"> PAGEREF _Toc210466384 \h </w:instrText>
+          <w:instrText xml:space="preserve"> PAGEREF _Toc235536885 \h </w:instrText>
         </w:r>
         <w:r>
           <w:rPr>
@@ -1117,7 +1108,7 @@
           <w14:ligatures w14:val="standardContextual"/>
         </w:rPr>
       </w:pPr>
-      <w:hyperlink w:anchor="_Toc210466385" w:history="1">
+      <w:hyperlink w:anchor="_Toc235536886" w:history="1">
         <w:r>
           <w:rPr>
             <w:rStyle w:val="Hyperlink"/>
@@ -1144,7 +1135,7 @@
             <w:noProof/>
             <w:webHidden/>
           </w:rPr>
-          <w:instrText xml:space="preserve"> PAGEREF _Toc210466385 \h </w:instrText>
+          <w:instrText xml:space="preserve"> PAGEREF _Toc235536886 \h </w:instrText>
         </w:r>
         <w:r>
           <w:rPr>
@@ -1191,7 +1182,7 @@
           <w14:ligatures w14:val="standardContextual"/>
         </w:rPr>
       </w:pPr>
-      <w:hyperlink w:anchor="_Toc210466386" w:history="1">
+      <w:hyperlink w:anchor="_Toc235536887" w:history="1">
         <w:r>
           <w:rPr>
             <w:rStyle w:val="Hyperlink"/>
@@ -1218,7 +1209,7 @@
             <w:noProof/>
             <w:webHidden/>
           </w:rPr>
-          <w:instrText xml:space="preserve"> PAGEREF _Toc210466386 \h </w:instrText>
+          <w:instrText xml:space="preserve"> PAGEREF _Toc235536887 \h </w:instrText>
         </w:r>
         <w:r>
           <w:rPr>
@@ -1265,7 +1256,7 @@
           <w14:ligatures w14:val="standardContextual"/>
         </w:rPr>
       </w:pPr>
-      <w:hyperlink w:anchor="_Toc210466387" w:history="1">
+      <w:hyperlink w:anchor="_Toc235536888" w:history="1">
         <w:r>
           <w:rPr>
             <w:rStyle w:val="Hyperlink"/>
@@ -1292,7 +1283,7 @@
             <w:noProof/>
             <w:webHidden/>
           </w:rPr>
-          <w:instrText xml:space="preserve"> PAGEREF _Toc210466387 \h </w:instrText>
+          <w:instrText xml:space="preserve"> PAGEREF _Toc235536888 \h </w:instrText>
         </w:r>
         <w:r>
           <w:rPr>
@@ -1339,7 +1330,7 @@
           <w14:ligatures w14:val="standardContextual"/>
         </w:rPr>
       </w:pPr>
-      <w:hyperlink w:anchor="_Toc210466388" w:history="1">
+      <w:hyperlink w:anchor="_Toc235536889" w:history="1">
         <w:r>
           <w:rPr>
             <w:rStyle w:val="Hyperlink"/>
@@ -1366,7 +1357,7 @@
             <w:noProof/>
             <w:webHidden/>
           </w:rPr>
-          <w:instrText xml:space="preserve"> PAGEREF _Toc210466388 \h </w:instrText>
+          <w:instrText xml:space="preserve"> PAGEREF _Toc235536889 \h </w:instrText>
         </w:r>
         <w:r>
           <w:rPr>
@@ -1412,7 +1403,7 @@
           <w14:ligatures w14:val="standardContextual"/>
         </w:rPr>
       </w:pPr>
-      <w:hyperlink w:anchor="_Toc210466389" w:history="1">
+      <w:hyperlink w:anchor="_Toc235536890" w:history="1">
         <w:r>
           <w:rPr>
             <w:rStyle w:val="Hyperlink"/>
@@ -1439,7 +1430,7 @@
             <w:noProof/>
             <w:webHidden/>
           </w:rPr>
-          <w:instrText xml:space="preserve"> PAGEREF _Toc210466389 \h </w:instrText>
+          <w:instrText xml:space="preserve"> PAGEREF _Toc235536890 \h </w:instrText>
         </w:r>
         <w:r>
           <w:rPr>
@@ -1485,7 +1476,7 @@
           <w14:ligatures w14:val="standardContextual"/>
         </w:rPr>
       </w:pPr>
-      <w:hyperlink w:anchor="_Toc210466390" w:history="1">
+      <w:hyperlink w:anchor="_Toc235536891" w:history="1">
         <w:r>
           <w:rPr>
             <w:rStyle w:val="Hyperlink"/>
@@ -1512,7 +1503,7 @@
             <w:noProof/>
             <w:webHidden/>
           </w:rPr>
-          <w:instrText xml:space="preserve"> PAGEREF _Toc210466390 \h </w:instrText>
+          <w:instrText xml:space="preserve"> PAGEREF _Toc235536891 \h </w:instrText>
         </w:r>
         <w:r>
           <w:rPr>
@@ -1558,7 +1549,7 @@
           <w14:ligatures w14:val="standardContextual"/>
         </w:rPr>
       </w:pPr>
-      <w:hyperlink w:anchor="_Toc210466391" w:history="1">
+      <w:hyperlink w:anchor="_Toc235536892" w:history="1">
         <w:r>
           <w:rPr>
             <w:rStyle w:val="Hyperlink"/>
@@ -1585,7 +1576,7 @@
             <w:noProof/>
             <w:webHidden/>
           </w:rPr>
-          <w:instrText xml:space="preserve"> PAGEREF _Toc210466391 \h </w:instrText>
+          <w:instrText xml:space="preserve"> PAGEREF _Toc235536892 \h </w:instrText>
         </w:r>
         <w:r>
           <w:rPr>
@@ -1631,7 +1622,7 @@
           <w14:ligatures w14:val="standardContextual"/>
         </w:rPr>
       </w:pPr>
-      <w:hyperlink w:anchor="_Toc210466392" w:history="1">
+      <w:hyperlink w:anchor="_Toc235536893" w:history="1">
         <w:r>
           <w:rPr>
             <w:rStyle w:val="Hyperlink"/>
@@ -1658,7 +1649,7 @@
             <w:noProof/>
             <w:webHidden/>
           </w:rPr>
-          <w:instrText xml:space="preserve"> PAGEREF _Toc210466392 \h </w:instrText>
+          <w:instrText xml:space="preserve"> PAGEREF _Toc235536893 \h </w:instrText>
         </w:r>
         <w:r>
           <w:rPr>
@@ -1704,7 +1695,7 @@
           <w14:ligatures w14:val="standardContextual"/>
         </w:rPr>
       </w:pPr>
-      <w:hyperlink w:anchor="_Toc210466393" w:history="1">
+      <w:hyperlink w:anchor="_Toc235536894" w:history="1">
         <w:r>
           <w:rPr>
             <w:rStyle w:val="Hyperlink"/>
@@ -1731,7 +1722,7 @@
             <w:noProof/>
             <w:webHidden/>
           </w:rPr>
-          <w:instrText xml:space="preserve"> PAGEREF _Toc210466393 \h </w:instrText>
+          <w:instrText xml:space="preserve"> PAGEREF _Toc235536894 \h </w:instrText>
         </w:r>
         <w:r>
           <w:rPr>
@@ -1777,7 +1768,7 @@
           <w14:ligatures w14:val="standardContextual"/>
         </w:rPr>
       </w:pPr>
-      <w:hyperlink w:anchor="_Toc210466394" w:history="1">
+      <w:hyperlink w:anchor="_Toc235536895" w:history="1">
         <w:r>
           <w:rPr>
             <w:rStyle w:val="Hyperlink"/>
@@ -1804,7 +1795,7 @@
             <w:noProof/>
             <w:webHidden/>
           </w:rPr>
-          <w:instrText xml:space="preserve"> PAGEREF _Toc210466394 \h </w:instrText>
+          <w:instrText xml:space="preserve"> PAGEREF _Toc235536895 \h </w:instrText>
         </w:r>
         <w:r>
           <w:rPr>
@@ -1850,7 +1841,7 @@
           <w14:ligatures w14:val="standardContextual"/>
         </w:rPr>
       </w:pPr>
-      <w:hyperlink w:anchor="_Toc210466395" w:history="1">
+      <w:hyperlink w:anchor="_Toc235536896" w:history="1">
         <w:r>
           <w:rPr>
             <w:rStyle w:val="Hyperlink"/>
@@ -1877,7 +1868,7 @@
             <w:noProof/>
             <w:webHidden/>
           </w:rPr>
-          <w:instrText xml:space="preserve"> PAGEREF _Toc210466395 \h </w:instrText>
+          <w:instrText xml:space="preserve"> PAGEREF _Toc235536896 \h </w:instrText>
         </w:r>
         <w:r>
           <w:rPr>
@@ -1923,7 +1914,7 @@
           <w14:ligatures w14:val="standardContextual"/>
         </w:rPr>
       </w:pPr>
-      <w:hyperlink w:anchor="_Toc210466396" w:history="1">
+      <w:hyperlink w:anchor="_Toc235536897" w:history="1">
         <w:r>
           <w:rPr>
             <w:rStyle w:val="Hyperlink"/>
@@ -1950,7 +1941,7 @@
             <w:noProof/>
             <w:webHidden/>
           </w:rPr>
-          <w:instrText xml:space="preserve"> PAGEREF _Toc210466396 \h </w:instrText>
+          <w:instrText xml:space="preserve"> PAGEREF _Toc235536897 \h </w:instrText>
         </w:r>
         <w:r>
           <w:rPr>
@@ -1996,7 +1987,7 @@
           <w14:ligatures w14:val="standardContextual"/>
         </w:rPr>
       </w:pPr>
-      <w:hyperlink w:anchor="_Toc210466397" w:history="1">
+      <w:hyperlink w:anchor="_Toc235536898" w:history="1">
         <w:r>
           <w:rPr>
             <w:rStyle w:val="Hyperlink"/>
@@ -2023,7 +2014,7 @@
             <w:noProof/>
             <w:webHidden/>
           </w:rPr>
-          <w:instrText xml:space="preserve"> PAGEREF _Toc210466397 \h </w:instrText>
+          <w:instrText xml:space="preserve"> PAGEREF _Toc235536898 \h </w:instrText>
         </w:r>
         <w:r>
           <w:rPr>
@@ -2069,7 +2060,7 @@
           <w14:ligatures w14:val="standardContextual"/>
         </w:rPr>
       </w:pPr>
-      <w:hyperlink w:anchor="_Toc210466398" w:history="1">
+      <w:hyperlink w:anchor="_Toc235536899" w:history="1">
         <w:r>
           <w:rPr>
             <w:rStyle w:val="Hyperlink"/>
@@ -2096,7 +2087,7 @@
             <w:noProof/>
             <w:webHidden/>
           </w:rPr>
-          <w:instrText xml:space="preserve"> PAGEREF _Toc210466398 \h </w:instrText>
+          <w:instrText xml:space="preserve"> PAGEREF _Toc235536899 \h </w:instrText>
         </w:r>
         <w:r>
           <w:rPr>
@@ -2142,7 +2133,7 @@
           <w14:ligatures w14:val="standardContextual"/>
         </w:rPr>
       </w:pPr>
-      <w:hyperlink w:anchor="_Toc210466399" w:history="1">
+      <w:hyperlink w:anchor="_Toc235536900" w:history="1">
         <w:r>
           <w:rPr>
             <w:rStyle w:val="Hyperlink"/>
@@ -2169,7 +2160,7 @@
             <w:noProof/>
             <w:webHidden/>
           </w:rPr>
-          <w:instrText xml:space="preserve"> PAGEREF _Toc210466399 \h </w:instrText>
+          <w:instrText xml:space="preserve"> PAGEREF _Toc235536900 \h </w:instrText>
         </w:r>
         <w:r>
           <w:rPr>
@@ -2215,7 +2206,7 @@
           <w14:ligatures w14:val="standardContextual"/>
         </w:rPr>
       </w:pPr>
-      <w:hyperlink w:anchor="_Toc210466400" w:history="1">
+      <w:hyperlink w:anchor="_Toc235536901" w:history="1">
         <w:r>
           <w:rPr>
             <w:rStyle w:val="Hyperlink"/>
@@ -2242,7 +2233,7 @@
             <w:noProof/>
             <w:webHidden/>
           </w:rPr>
-          <w:instrText xml:space="preserve"> PAGEREF _Toc210466400 \h </w:instrText>
+          <w:instrText xml:space="preserve"> PAGEREF _Toc235536901 \h </w:instrText>
         </w:r>
         <w:r>
           <w:rPr>
@@ -2288,7 +2279,7 @@
           <w14:ligatures w14:val="standardContextual"/>
         </w:rPr>
       </w:pPr>
-      <w:hyperlink w:anchor="_Toc210466401" w:history="1">
+      <w:hyperlink w:anchor="_Toc235536902" w:history="1">
         <w:r>
           <w:rPr>
             <w:rStyle w:val="Hyperlink"/>
@@ -2315,7 +2306,7 @@
             <w:noProof/>
             <w:webHidden/>
           </w:rPr>
-          <w:instrText xml:space="preserve"> PAGEREF _Toc210466401 \h </w:instrText>
+          <w:instrText xml:space="preserve"> PAGEREF _Toc235536902 \h </w:instrText>
         </w:r>
         <w:r>
           <w:rPr>
@@ -2361,7 +2352,7 @@
           <w14:ligatures w14:val="standardContextual"/>
         </w:rPr>
       </w:pPr>
-      <w:hyperlink w:anchor="_Toc210466402" w:history="1">
+      <w:hyperlink w:anchor="_Toc235536903" w:history="1">
         <w:r>
           <w:rPr>
             <w:rStyle w:val="Hyperlink"/>
@@ -2388,7 +2379,7 @@
             <w:noProof/>
             <w:webHidden/>
           </w:rPr>
-          <w:instrText xml:space="preserve"> PAGEREF _Toc210466402 \h </w:instrText>
+          <w:instrText xml:space="preserve"> PAGEREF _Toc235536903 \h </w:instrText>
         </w:r>
         <w:r>
           <w:rPr>
@@ -2434,7 +2425,7 @@
           <w14:ligatures w14:val="standardContextual"/>
         </w:rPr>
       </w:pPr>
-      <w:hyperlink w:anchor="_Toc210466403" w:history="1">
+      <w:hyperlink w:anchor="_Toc235536904" w:history="1">
         <w:r>
           <w:rPr>
             <w:rStyle w:val="Hyperlink"/>
@@ -2461,7 +2452,7 @@
             <w:noProof/>
             <w:webHidden/>
           </w:rPr>
-          <w:instrText xml:space="preserve"> PAGEREF _Toc210466403 \h </w:instrText>
+          <w:instrText xml:space="preserve"> PAGEREF _Toc235536904 \h </w:instrText>
         </w:r>
         <w:r>
           <w:rPr>
@@ -2507,7 +2498,7 @@
           <w14:ligatures w14:val="standardContextual"/>
         </w:rPr>
       </w:pPr>
-      <w:hyperlink w:anchor="_Toc210466404" w:history="1">
+      <w:hyperlink w:anchor="_Toc235536905" w:history="1">
         <w:r>
           <w:rPr>
             <w:rStyle w:val="Hyperlink"/>
@@ -2534,7 +2525,7 @@
             <w:noProof/>
             <w:webHidden/>
           </w:rPr>
-          <w:instrText xml:space="preserve"> PAGEREF _Toc210466404 \h </w:instrText>
+          <w:instrText xml:space="preserve"> PAGEREF _Toc235536905 \h </w:instrText>
         </w:r>
         <w:r>
           <w:rPr>
@@ -2581,7 +2572,7 @@
           <w14:ligatures w14:val="standardContextual"/>
         </w:rPr>
       </w:pPr>
-      <w:hyperlink w:anchor="_Toc210466405" w:history="1">
+      <w:hyperlink w:anchor="_Toc235536906" w:history="1">
         <w:r>
           <w:rPr>
             <w:rStyle w:val="Hyperlink"/>
@@ -2608,7 +2599,7 @@
             <w:noProof/>
             <w:webHidden/>
           </w:rPr>
-          <w:instrText xml:space="preserve"> PAGEREF _Toc210466405 \h </w:instrText>
+          <w:instrText xml:space="preserve"> PAGEREF _Toc235536906 \h </w:instrText>
         </w:r>
         <w:r>
           <w:rPr>
@@ -2654,7 +2645,7 @@
           <w14:ligatures w14:val="standardContextual"/>
         </w:rPr>
       </w:pPr>
-      <w:hyperlink w:anchor="_Toc210466406" w:history="1">
+      <w:hyperlink w:anchor="_Toc235536907" w:history="1">
         <w:r>
           <w:rPr>
             <w:rStyle w:val="Hyperlink"/>
@@ -2681,7 +2672,7 @@
             <w:noProof/>
             <w:webHidden/>
           </w:rPr>
-          <w:instrText xml:space="preserve"> PAGEREF _Toc210466406 \h </w:instrText>
+          <w:instrText xml:space="preserve"> PAGEREF _Toc235536907 \h </w:instrText>
         </w:r>
         <w:r>
           <w:rPr>
@@ -2727,7 +2718,7 @@
           <w14:ligatures w14:val="standardContextual"/>
         </w:rPr>
       </w:pPr>
-      <w:hyperlink w:anchor="_Toc210466407" w:history="1">
+      <w:hyperlink w:anchor="_Toc235536908" w:history="1">
         <w:r>
           <w:rPr>
             <w:rStyle w:val="Hyperlink"/>
@@ -2754,7 +2745,7 @@
             <w:noProof/>
             <w:webHidden/>
           </w:rPr>
-          <w:instrText xml:space="preserve"> PAGEREF _Toc210466407 \h </w:instrText>
+          <w:instrText xml:space="preserve"> PAGEREF _Toc235536908 \h </w:instrText>
         </w:r>
         <w:r>
           <w:rPr>
@@ -2800,7 +2791,7 @@
           <w14:ligatures w14:val="standardContextual"/>
         </w:rPr>
       </w:pPr>
-      <w:hyperlink w:anchor="_Toc210466408" w:history="1">
+      <w:hyperlink w:anchor="_Toc235536909" w:history="1">
         <w:r>
           <w:rPr>
             <w:rStyle w:val="Hyperlink"/>
@@ -2827,7 +2818,7 @@
             <w:noProof/>
             <w:webHidden/>
           </w:rPr>
-          <w:instrText xml:space="preserve"> PAGEREF _Toc210466408 \h </w:instrText>
+          <w:instrText xml:space="preserve"> PAGEREF _Toc235536909 \h </w:instrText>
         </w:r>
         <w:r>
           <w:rPr>
@@ -2873,7 +2864,7 @@
           <w14:ligatures w14:val="standardContextual"/>
         </w:rPr>
       </w:pPr>
-      <w:hyperlink w:anchor="_Toc210466409" w:history="1">
+      <w:hyperlink w:anchor="_Toc235536910" w:history="1">
         <w:r>
           <w:rPr>
             <w:rStyle w:val="Hyperlink"/>
@@ -2900,7 +2891,7 @@
             <w:noProof/>
             <w:webHidden/>
           </w:rPr>
-          <w:instrText xml:space="preserve"> PAGEREF _Toc210466409 \h </w:instrText>
+          <w:instrText xml:space="preserve"> PAGEREF _Toc235536910 \h </w:instrText>
         </w:r>
         <w:r>
           <w:rPr>
@@ -2947,7 +2938,7 @@
           <w14:ligatures w14:val="standardContextual"/>
         </w:rPr>
       </w:pPr>
-      <w:hyperlink w:anchor="_Toc210466410" w:history="1">
+      <w:hyperlink w:anchor="_Toc235536911" w:history="1">
         <w:r>
           <w:rPr>
             <w:rStyle w:val="Hyperlink"/>
@@ -2974,7 +2965,7 @@
             <w:noProof/>
             <w:webHidden/>
           </w:rPr>
-          <w:instrText xml:space="preserve"> PAGEREF _Toc210466410 \h </w:instrText>
+          <w:instrText xml:space="preserve"> PAGEREF _Toc235536911 \h </w:instrText>
         </w:r>
         <w:r>
           <w:rPr>
@@ -3020,7 +3011,7 @@
           <w14:ligatures w14:val="standardContextual"/>
         </w:rPr>
       </w:pPr>
-      <w:hyperlink w:anchor="_Toc210466411" w:history="1">
+      <w:hyperlink w:anchor="_Toc235536912" w:history="1">
         <w:r>
           <w:rPr>
             <w:rStyle w:val="Hyperlink"/>
@@ -3047,7 +3038,7 @@
             <w:noProof/>
             <w:webHidden/>
           </w:rPr>
-          <w:instrText xml:space="preserve"> PAGEREF _Toc210466411 \h </w:instrText>
+          <w:instrText xml:space="preserve"> PAGEREF _Toc235536912 \h </w:instrText>
         </w:r>
         <w:r>
           <w:rPr>
@@ -3093,7 +3084,7 @@
           <w14:ligatures w14:val="standardContextual"/>
         </w:rPr>
       </w:pPr>
-      <w:hyperlink w:anchor="_Toc210466412" w:history="1">
+      <w:hyperlink w:anchor="_Toc235536913" w:history="1">
         <w:r>
           <w:rPr>
             <w:rStyle w:val="Hyperlink"/>
@@ -3120,7 +3111,7 @@
             <w:noProof/>
             <w:webHidden/>
           </w:rPr>
-          <w:instrText xml:space="preserve"> PAGEREF _Toc210466412 \h </w:instrText>
+          <w:instrText xml:space="preserve"> PAGEREF _Toc235536913 \h </w:instrText>
         </w:r>
         <w:r>
           <w:rPr>
@@ -3166,7 +3157,7 @@
           <w14:ligatures w14:val="standardContextual"/>
         </w:rPr>
       </w:pPr>
-      <w:hyperlink w:anchor="_Toc210466413" w:history="1">
+      <w:hyperlink w:anchor="_Toc235536914" w:history="1">
         <w:r>
           <w:rPr>
             <w:rStyle w:val="Hyperlink"/>
@@ -3193,7 +3184,7 @@
             <w:noProof/>
             <w:webHidden/>
           </w:rPr>
-          <w:instrText xml:space="preserve"> PAGEREF _Toc210466413 \h </w:instrText>
+          <w:instrText xml:space="preserve"> PAGEREF _Toc235536914 \h </w:instrText>
         </w:r>
         <w:r>
           <w:rPr>
@@ -3239,7 +3230,7 @@
           <w14:ligatures w14:val="standardContextual"/>
         </w:rPr>
       </w:pPr>
-      <w:hyperlink w:anchor="_Toc210466414" w:history="1">
+      <w:hyperlink w:anchor="_Toc235536915" w:history="1">
         <w:r>
           <w:rPr>
             <w:rStyle w:val="Hyperlink"/>
@@ -3266,7 +3257,7 @@
             <w:noProof/>
             <w:webHidden/>
           </w:rPr>
-          <w:instrText xml:space="preserve"> PAGEREF _Toc210466414 \h </w:instrText>
+          <w:instrText xml:space="preserve"> PAGEREF _Toc235536915 \h </w:instrText>
         </w:r>
         <w:r>
           <w:rPr>
@@ -3313,7 +3304,7 @@
           <w14:ligatures w14:val="standardContextual"/>
         </w:rPr>
       </w:pPr>
-      <w:hyperlink w:anchor="_Toc210466415" w:history="1">
+      <w:hyperlink w:anchor="_Toc235536916" w:history="1">
         <w:r>
           <w:rPr>
             <w:rStyle w:val="Hyperlink"/>
@@ -3340,7 +3331,7 @@
             <w:noProof/>
             <w:webHidden/>
           </w:rPr>
-          <w:instrText xml:space="preserve"> PAGEREF _Toc210466415 \h </w:instrText>
+          <w:instrText xml:space="preserve"> PAGEREF _Toc235536916 \h </w:instrText>
         </w:r>
         <w:r>
           <w:rPr>
@@ -3387,7 +3378,7 @@
           <w14:ligatures w14:val="standardContextual"/>
         </w:rPr>
       </w:pPr>
-      <w:hyperlink w:anchor="_Toc210466416" w:history="1">
+      <w:hyperlink w:anchor="_Toc235536917" w:history="1">
         <w:r>
           <w:rPr>
             <w:rStyle w:val="Hyperlink"/>
@@ -3414,7 +3405,7 @@
             <w:noProof/>
             <w:webHidden/>
           </w:rPr>
-          <w:instrText xml:space="preserve"> PAGEREF _Toc210466416 \h </w:instrText>
+          <w:instrText xml:space="preserve"> PAGEREF _Toc235536917 \h </w:instrText>
         </w:r>
         <w:r>
           <w:rPr>
@@ -3460,7 +3451,7 @@
           <w14:ligatures w14:val="standardContextual"/>
         </w:rPr>
       </w:pPr>
-      <w:hyperlink w:anchor="_Toc210466417" w:history="1">
+      <w:hyperlink w:anchor="_Toc235536918" w:history="1">
         <w:r>
           <w:rPr>
             <w:rStyle w:val="Hyperlink"/>
@@ -3487,7 +3478,7 @@
             <w:noProof/>
             <w:webHidden/>
           </w:rPr>
-          <w:instrText xml:space="preserve"> PAGEREF _Toc210466417 \h </w:instrText>
+          <w:instrText xml:space="preserve"> PAGEREF _Toc235536918 \h </w:instrText>
         </w:r>
         <w:r>
           <w:rPr>
@@ -3533,7 +3524,7 @@
           <w14:ligatures w14:val="standardContextual"/>
         </w:rPr>
       </w:pPr>
-      <w:hyperlink w:anchor="_Toc210466418" w:history="1">
+      <w:hyperlink w:anchor="_Toc235536919" w:history="1">
         <w:r>
           <w:rPr>
             <w:rStyle w:val="Hyperlink"/>
@@ -3560,7 +3551,7 @@
             <w:noProof/>
             <w:webHidden/>
           </w:rPr>
-          <w:instrText xml:space="preserve"> PAGEREF _Toc210466418 \h </w:instrText>
+          <w:instrText xml:space="preserve"> PAGEREF _Toc235536919 \h </w:instrText>
         </w:r>
         <w:r>
           <w:rPr>
@@ -3606,7 +3597,7 @@
           <w14:ligatures w14:val="standardContextual"/>
         </w:rPr>
       </w:pPr>
-      <w:hyperlink w:anchor="_Toc210466419" w:history="1">
+      <w:hyperlink w:anchor="_Toc235536920" w:history="1">
         <w:r>
           <w:rPr>
             <w:rStyle w:val="Hyperlink"/>
@@ -3633,7 +3624,7 @@
             <w:noProof/>
             <w:webHidden/>
           </w:rPr>
-          <w:instrText xml:space="preserve"> PAGEREF _Toc210466419 \h </w:instrText>
+          <w:instrText xml:space="preserve"> PAGEREF _Toc235536920 \h </w:instrText>
         </w:r>
         <w:r>
           <w:rPr>
@@ -3679,7 +3670,7 @@
           <w14:ligatures w14:val="standardContextual"/>
         </w:rPr>
       </w:pPr>
-      <w:hyperlink w:anchor="_Toc210466420" w:history="1">
+      <w:hyperlink w:anchor="_Toc235536921" w:history="1">
         <w:r>
           <w:rPr>
             <w:rStyle w:val="Hyperlink"/>
@@ -3706,7 +3697,7 @@
             <w:noProof/>
             <w:webHidden/>
           </w:rPr>
-          <w:instrText xml:space="preserve"> PAGEREF _Toc210466420 \h </w:instrText>
+          <w:instrText xml:space="preserve"> PAGEREF _Toc235536921 \h </w:instrText>
         </w:r>
         <w:r>
           <w:rPr>
@@ -3753,7 +3744,7 @@
           <w14:ligatures w14:val="standardContextual"/>
         </w:rPr>
       </w:pPr>
-      <w:hyperlink w:anchor="_Toc210466421" w:history="1">
+      <w:hyperlink w:anchor="_Toc235536922" w:history="1">
         <w:r>
           <w:rPr>
             <w:rStyle w:val="Hyperlink"/>
@@ -3780,7 +3771,7 @@
             <w:noProof/>
             <w:webHidden/>
           </w:rPr>
-          <w:instrText xml:space="preserve"> PAGEREF _Toc210466421 \h </w:instrText>
+          <w:instrText xml:space="preserve"> PAGEREF _Toc235536922 \h </w:instrText>
         </w:r>
         <w:r>
           <w:rPr>
@@ -3826,7 +3817,7 @@
           <w14:ligatures w14:val="standardContextual"/>
         </w:rPr>
       </w:pPr>
-      <w:hyperlink w:anchor="_Toc210466422" w:history="1">
+      <w:hyperlink w:anchor="_Toc235536923" w:history="1">
         <w:r>
           <w:rPr>
             <w:rStyle w:val="Hyperlink"/>
@@ -3853,7 +3844,7 @@
             <w:noProof/>
             <w:webHidden/>
           </w:rPr>
-          <w:instrText xml:space="preserve"> PAGEREF _Toc210466422 \h </w:instrText>
+          <w:instrText xml:space="preserve"> PAGEREF _Toc235536923 \h </w:instrText>
         </w:r>
         <w:r>
           <w:rPr>
@@ -3899,7 +3890,7 @@
           <w14:ligatures w14:val="standardContextual"/>
         </w:rPr>
       </w:pPr>
-      <w:hyperlink w:anchor="_Toc210466423" w:history="1">
+      <w:hyperlink w:anchor="_Toc235536924" w:history="1">
         <w:r>
           <w:rPr>
             <w:rStyle w:val="Hyperlink"/>
@@ -3926,7 +3917,7 @@
             <w:noProof/>
             <w:webHidden/>
           </w:rPr>
-          <w:instrText xml:space="preserve"> PAGEREF _Toc210466423 \h </w:instrText>
+          <w:instrText xml:space="preserve"> PAGEREF _Toc235536924 \h </w:instrText>
         </w:r>
         <w:r>
           <w:rPr>
@@ -3972,7 +3963,7 @@
           <w14:ligatures w14:val="standardContextual"/>
         </w:rPr>
       </w:pPr>
-      <w:hyperlink w:anchor="_Toc210466424" w:history="1">
+      <w:hyperlink w:anchor="_Toc235536925" w:history="1">
         <w:r>
           <w:rPr>
             <w:rStyle w:val="Hyperlink"/>
@@ -3999,7 +3990,7 @@
             <w:noProof/>
             <w:webHidden/>
           </w:rPr>
-          <w:instrText xml:space="preserve"> PAGEREF _Toc210466424 \h </w:instrText>
+          <w:instrText xml:space="preserve"> PAGEREF _Toc235536925 \h </w:instrText>
         </w:r>
         <w:r>
           <w:rPr>
@@ -4046,7 +4037,7 @@
           <w14:ligatures w14:val="standardContextual"/>
         </w:rPr>
       </w:pPr>
-      <w:hyperlink w:anchor="_Toc210466425" w:history="1">
+      <w:hyperlink w:anchor="_Toc235536926" w:history="1">
         <w:r>
           <w:rPr>
             <w:rStyle w:val="Hyperlink"/>
@@ -4073,7 +4064,7 @@
             <w:noProof/>
             <w:webHidden/>
           </w:rPr>
-          <w:instrText xml:space="preserve"> PAGEREF _Toc210466425 \h </w:instrText>
+          <w:instrText xml:space="preserve"> PAGEREF _Toc235536926 \h </w:instrText>
         </w:r>
         <w:r>
           <w:rPr>
@@ -4093,7 +4084,7 @@
             <w:noProof/>
             <w:webHidden/>
           </w:rPr>
-          <w:t>30</w:t>
+          <w:t>31</w:t>
         </w:r>
         <w:r>
           <w:rPr>
@@ -4126,7 +4117,7 @@
       <w:pPr>
         <w:pStyle w:val="Heading1"/>
       </w:pPr>
-      <w:bookmarkStart w:id="0" w:name="_Toc210466373"/>
+      <w:bookmarkStart w:id="0" w:name="_Toc235536874"/>
       <w:r>
         <w:lastRenderedPageBreak/>
         <w:t>Licence</w:t>
@@ -4168,7 +4159,7 @@
       <w:pPr>
         <w:pStyle w:val="Heading2"/>
       </w:pPr>
-      <w:bookmarkStart w:id="1" w:name="_Toc210466374"/>
+      <w:bookmarkStart w:id="1" w:name="_Toc235536875"/>
       <w:r>
         <w:t>Liability Disclaimer</w:t>
       </w:r>
@@ -4231,7 +4222,7 @@
       <w:pPr>
         <w:pStyle w:val="Heading1"/>
       </w:pPr>
-      <w:bookmarkStart w:id="2" w:name="_Toc210466375"/>
+      <w:bookmarkStart w:id="2" w:name="_Toc235536876"/>
       <w:r>
         <w:lastRenderedPageBreak/>
         <w:t>Introduction</w:t>
@@ -4267,7 +4258,7 @@
       <w:pPr>
         <w:pStyle w:val="Heading2"/>
       </w:pPr>
-      <w:bookmarkStart w:id="3" w:name="_Toc210466376"/>
+      <w:bookmarkStart w:id="3" w:name="_Toc235536877"/>
       <w:r>
         <w:t>What Is It and What Can It Do?</w:t>
       </w:r>
@@ -5068,7 +5059,7 @@
           </w:tcPr>
           <w:p>
             <w:r>
-              <w:t>Partial</w:t>
+              <w:t>Yes</w:t>
             </w:r>
           </w:p>
         </w:tc>
@@ -5115,7 +5106,7 @@
       <w:pPr>
         <w:pStyle w:val="Heading2"/>
       </w:pPr>
-      <w:bookmarkStart w:id="4" w:name="_Toc210466377"/>
+      <w:bookmarkStart w:id="4" w:name="_Toc235536878"/>
       <w:r>
         <w:t>Downloads</w:t>
       </w:r>
@@ -5303,10 +5294,16 @@
         <w:t xml:space="preserve"> (current version </w:t>
       </w:r>
       <w:r>
-        <w:t>3</w:t>
-      </w:r>
-      <w:r>
-        <w:t>.0)</w:t>
+        <w:t>4</w:t>
+      </w:r>
+      <w:r>
+        <w:t>.</w:t>
+      </w:r>
+      <w:r>
+        <w:t>4</w:t>
+      </w:r>
+      <w:r>
+        <w:t>)</w:t>
       </w:r>
       <w:r>
         <w:t xml:space="preserve"> will run on:</w:t>
@@ -5326,7 +5323,7 @@
       <w:pPr>
         <w:pStyle w:val="Heading2"/>
       </w:pPr>
-      <w:bookmarkStart w:id="5" w:name="_Toc210466378"/>
+      <w:bookmarkStart w:id="5" w:name="_Toc235536879"/>
       <w:r>
         <w:lastRenderedPageBreak/>
         <w:t>Compatibility</w:t>
@@ -5419,7 +5416,7 @@
       <w:pPr>
         <w:pStyle w:val="Heading2"/>
       </w:pPr>
-      <w:bookmarkStart w:id="6" w:name="_Toc210466379"/>
+      <w:bookmarkStart w:id="6" w:name="_Toc235536880"/>
       <w:r>
         <w:t>Thank you</w:t>
       </w:r>
@@ -5467,7 +5464,7 @@
       <w:pPr>
         <w:pStyle w:val="Heading2"/>
       </w:pPr>
-      <w:bookmarkStart w:id="7" w:name="_Toc210466380"/>
+      <w:bookmarkStart w:id="7" w:name="_Toc235536881"/>
       <w:r>
         <w:t>Note on images in this document</w:t>
       </w:r>
@@ -5485,7 +5482,7 @@
       <w:pPr>
         <w:pStyle w:val="Heading1"/>
       </w:pPr>
-      <w:bookmarkStart w:id="8" w:name="_Toc210466381"/>
+      <w:bookmarkStart w:id="8" w:name="_Toc235536882"/>
       <w:r>
         <w:lastRenderedPageBreak/>
         <w:t>Installation</w:t>
@@ -5510,7 +5507,7 @@
       <w:pPr>
         <w:pStyle w:val="Heading2"/>
       </w:pPr>
-      <w:bookmarkStart w:id="9" w:name="_Toc210466382"/>
+      <w:bookmarkStart w:id="9" w:name="_Toc235536883"/>
       <w:r>
         <w:t>Using Disc Image Manager</w:t>
       </w:r>
@@ -5547,7 +5544,7 @@
       <w:pPr>
         <w:pStyle w:val="Heading2"/>
       </w:pPr>
-      <w:bookmarkStart w:id="10" w:name="_Toc210466383"/>
+      <w:bookmarkStart w:id="10" w:name="_Toc235536884"/>
       <w:r>
         <w:t>Layout</w:t>
       </w:r>
@@ -5721,7 +5718,7 @@
       <w:pPr>
         <w:pStyle w:val="Heading3"/>
       </w:pPr>
-      <w:bookmarkStart w:id="11" w:name="_Toc210466384"/>
+      <w:bookmarkStart w:id="11" w:name="_Toc235536885"/>
       <w:r>
         <w:lastRenderedPageBreak/>
         <w:t>Image Toolbar</w:t>
@@ -5898,7 +5895,7 @@
       <w:pPr>
         <w:pStyle w:val="Heading3"/>
       </w:pPr>
-      <w:bookmarkStart w:id="12" w:name="_Toc210466385"/>
+      <w:bookmarkStart w:id="12" w:name="_Toc235536886"/>
       <w:r>
         <w:t>Files Toolbar</w:t>
       </w:r>
@@ -6048,7 +6045,7 @@
       <w:pPr>
         <w:pStyle w:val="Heading3"/>
       </w:pPr>
-      <w:bookmarkStart w:id="13" w:name="_Toc210466386"/>
+      <w:bookmarkStart w:id="13" w:name="_Toc235536887"/>
       <w:r>
         <w:t>Partition Toolbar</w:t>
       </w:r>
@@ -6179,7 +6176,7 @@
       <w:pPr>
         <w:pStyle w:val="Heading3"/>
       </w:pPr>
-      <w:bookmarkStart w:id="14" w:name="_Toc210466387"/>
+      <w:bookmarkStart w:id="14" w:name="_Toc235536888"/>
       <w:r>
         <w:t>Tools Toolbar</w:t>
       </w:r>
@@ -6597,7 +6594,7 @@
       <w:pPr>
         <w:pStyle w:val="Heading1"/>
       </w:pPr>
-      <w:bookmarkStart w:id="15" w:name="_Toc210466388"/>
+      <w:bookmarkStart w:id="15" w:name="_Toc235536889"/>
       <w:r>
         <w:lastRenderedPageBreak/>
         <w:t>Working With</w:t>
@@ -6698,7 +6695,7 @@
       <w:pPr>
         <w:pStyle w:val="Heading2"/>
       </w:pPr>
-      <w:bookmarkStart w:id="16" w:name="_Toc210466389"/>
+      <w:bookmarkStart w:id="16" w:name="_Toc235536890"/>
       <w:r>
         <w:t>Image Contents Pane</w:t>
       </w:r>
@@ -7100,7 +7097,7 @@
       <w:pPr>
         <w:pStyle w:val="Heading2"/>
       </w:pPr>
-      <w:bookmarkStart w:id="17" w:name="_Toc210466390"/>
+      <w:bookmarkStart w:id="17" w:name="_Toc235536891"/>
       <w:r>
         <w:lastRenderedPageBreak/>
         <w:t>File Details Pane</w:t>
@@ -7217,7 +7214,7 @@
       <w:pPr>
         <w:pStyle w:val="Heading2"/>
       </w:pPr>
-      <w:bookmarkStart w:id="18" w:name="_Toc210466391"/>
+      <w:bookmarkStart w:id="18" w:name="_Toc235536892"/>
       <w:r>
         <w:t>Changing The Details</w:t>
       </w:r>
@@ -7326,7 +7323,7 @@
       <w:pPr>
         <w:pStyle w:val="Heading2"/>
       </w:pPr>
-      <w:bookmarkStart w:id="19" w:name="_Toc210466392"/>
+      <w:bookmarkStart w:id="19" w:name="_Toc235536893"/>
       <w:r>
         <w:t>Free Space Map</w:t>
       </w:r>
@@ -7571,7 +7568,7 @@
       <w:pPr>
         <w:pStyle w:val="Heading2"/>
       </w:pPr>
-      <w:bookmarkStart w:id="20" w:name="_Toc210466393"/>
+      <w:bookmarkStart w:id="20" w:name="_Toc235536894"/>
       <w:r>
         <w:t>Downloading (Extracting) Files</w:t>
       </w:r>
@@ -7600,7 +7597,7 @@
       <w:pPr>
         <w:pStyle w:val="Heading2"/>
       </w:pPr>
-      <w:bookmarkStart w:id="21" w:name="_Toc210466394"/>
+      <w:bookmarkStart w:id="21" w:name="_Toc235536895"/>
       <w:r>
         <w:t>Adding Files</w:t>
       </w:r>
@@ -7621,7 +7618,7 @@
       <w:pPr>
         <w:pStyle w:val="Heading2"/>
       </w:pPr>
-      <w:bookmarkStart w:id="22" w:name="_Toc210466395"/>
+      <w:bookmarkStart w:id="22" w:name="_Toc235536896"/>
       <w:r>
         <w:t>Import of Another Image Contents</w:t>
       </w:r>
@@ -7877,7 +7874,7 @@
       <w:pPr>
         <w:pStyle w:val="Heading2"/>
       </w:pPr>
-      <w:bookmarkStart w:id="23" w:name="_Toc210466396"/>
+      <w:bookmarkStart w:id="23" w:name="_Toc235536897"/>
       <w:r>
         <w:t>Converting Two Single Sided DFS Images to Double Sided</w:t>
       </w:r>
@@ -7892,7 +7889,7 @@
       <w:pPr>
         <w:pStyle w:val="Heading2"/>
       </w:pPr>
-      <w:bookmarkStart w:id="24" w:name="_Toc210466397"/>
+      <w:bookmarkStart w:id="24" w:name="_Toc235536898"/>
       <w:r>
         <w:t>Adding the Contents of a Spark</w:t>
       </w:r>
@@ -7930,7 +7927,7 @@
       <w:pPr>
         <w:pStyle w:val="Heading2"/>
       </w:pPr>
-      <w:bookmarkStart w:id="25" w:name="_Toc210466398"/>
+      <w:bookmarkStart w:id="25" w:name="_Toc235536899"/>
       <w:r>
         <w:t>Deleting Files and Directories</w:t>
       </w:r>
@@ -7949,7 +7946,7 @@
       <w:pPr>
         <w:pStyle w:val="Heading2"/>
       </w:pPr>
-      <w:bookmarkStart w:id="26" w:name="_Toc210466399"/>
+      <w:bookmarkStart w:id="26" w:name="_Toc235536900"/>
       <w:r>
         <w:t>Creating a New Directory</w:t>
       </w:r>
@@ -7964,7 +7961,7 @@
       <w:pPr>
         <w:pStyle w:val="Heading2"/>
       </w:pPr>
-      <w:bookmarkStart w:id="27" w:name="_Toc210466400"/>
+      <w:bookmarkStart w:id="27" w:name="_Toc235536901"/>
       <w:r>
         <w:t>Copying and Moving Files</w:t>
       </w:r>
@@ -8043,7 +8040,7 @@
       <w:pPr>
         <w:pStyle w:val="Heading2"/>
       </w:pPr>
-      <w:bookmarkStart w:id="28" w:name="_Toc210466401"/>
+      <w:bookmarkStart w:id="28" w:name="_Toc235536902"/>
       <w:r>
         <w:t>Searching for Files</w:t>
       </w:r>
@@ -8243,7 +8240,7 @@
       <w:pPr>
         <w:pStyle w:val="Heading2"/>
       </w:pPr>
-      <w:bookmarkStart w:id="29" w:name="_Toc210466402"/>
+      <w:bookmarkStart w:id="29" w:name="_Toc235536903"/>
       <w:r>
         <w:t>Repair ADFS Broken Directories</w:t>
       </w:r>
@@ -8418,7 +8415,7 @@
       <w:pPr>
         <w:pStyle w:val="Heading2"/>
       </w:pPr>
-      <w:bookmarkStart w:id="30" w:name="_Toc210466403"/>
+      <w:bookmarkStart w:id="30" w:name="_Toc235536904"/>
       <w:r>
         <w:t>Change Interleave Method</w:t>
       </w:r>
@@ -8513,7 +8510,7 @@
       <w:pPr>
         <w:pStyle w:val="Heading2"/>
       </w:pPr>
-      <w:bookmarkStart w:id="31" w:name="_Toc210466404"/>
+      <w:bookmarkStart w:id="31" w:name="_Toc235536905"/>
       <w:r>
         <w:t>Defragmenting</w:t>
       </w:r>
@@ -8564,7 +8561,7 @@
       <w:pPr>
         <w:pStyle w:val="Heading1"/>
       </w:pPr>
-      <w:bookmarkStart w:id="32" w:name="_Toc210466405"/>
+      <w:bookmarkStart w:id="32" w:name="_Toc235536906"/>
       <w:r>
         <w:lastRenderedPageBreak/>
         <w:t>Working With Partitions</w:t>
@@ -8630,7 +8627,7 @@
       <w:pPr>
         <w:pStyle w:val="Heading2"/>
       </w:pPr>
-      <w:bookmarkStart w:id="33" w:name="_Toc210466406"/>
+      <w:bookmarkStart w:id="33" w:name="_Toc235536907"/>
       <w:r>
         <w:t>Note about Acorn File Server</w:t>
       </w:r>
@@ -8648,7 +8645,7 @@
       <w:pPr>
         <w:pStyle w:val="Heading2"/>
       </w:pPr>
-      <w:bookmarkStart w:id="34" w:name="_Toc210466407"/>
+      <w:bookmarkStart w:id="34" w:name="_Toc235536908"/>
       <w:r>
         <w:t>Adding an Acorn File Server</w:t>
       </w:r>
@@ -8810,7 +8807,7 @@
       <w:pPr>
         <w:pStyle w:val="Heading2"/>
       </w:pPr>
-      <w:bookmarkStart w:id="35" w:name="_Toc210466408"/>
+      <w:bookmarkStart w:id="35" w:name="_Toc235536909"/>
       <w:r>
         <w:t>Acorn File Server Password Files</w:t>
       </w:r>
@@ -8897,7 +8894,7 @@
       <w:pPr>
         <w:pStyle w:val="Heading2"/>
       </w:pPr>
-      <w:bookmarkStart w:id="36" w:name="_Toc210466409"/>
+      <w:bookmarkStart w:id="36" w:name="_Toc235536910"/>
       <w:r>
         <w:t>Removing or Saving a Partition</w:t>
       </w:r>
@@ -9007,7 +9004,7 @@
       <w:pPr>
         <w:pStyle w:val="Heading1"/>
       </w:pPr>
-      <w:bookmarkStart w:id="37" w:name="_Toc210466410"/>
+      <w:bookmarkStart w:id="37" w:name="_Toc235536911"/>
       <w:r>
         <w:lastRenderedPageBreak/>
         <w:t>Creating a New Image</w:t>
@@ -9084,7 +9081,7 @@
       <w:pPr>
         <w:pStyle w:val="Heading2"/>
       </w:pPr>
-      <w:bookmarkStart w:id="38" w:name="_Toc210466411"/>
+      <w:bookmarkStart w:id="38" w:name="_Toc235536912"/>
       <w:r>
         <w:t>ADFS Hard Drive Image</w:t>
       </w:r>
@@ -9212,7 +9209,7 @@
       <w:pPr>
         <w:pStyle w:val="Heading2"/>
       </w:pPr>
-      <w:bookmarkStart w:id="39" w:name="_Toc210466412"/>
+      <w:bookmarkStart w:id="39" w:name="_Toc235536913"/>
       <w:r>
         <w:t>DOS Hard Drive Image</w:t>
       </w:r>
@@ -9335,7 +9332,7 @@
       <w:pPr>
         <w:pStyle w:val="Heading2"/>
       </w:pPr>
-      <w:bookmarkStart w:id="40" w:name="_Toc210466413"/>
+      <w:bookmarkStart w:id="40" w:name="_Toc235536914"/>
       <w:r>
         <w:t>Commodore Amiga Hard Drive Image</w:t>
       </w:r>
@@ -9407,7 +9404,7 @@
       <w:pPr>
         <w:pStyle w:val="Heading2"/>
       </w:pPr>
-      <w:bookmarkStart w:id="41" w:name="_Toc210466414"/>
+      <w:bookmarkStart w:id="41" w:name="_Toc235536915"/>
       <w:r>
         <w:t>Acorn File Server</w:t>
       </w:r>
@@ -9523,7 +9520,7 @@
       <w:pPr>
         <w:pStyle w:val="Heading1"/>
       </w:pPr>
-      <w:bookmarkStart w:id="42" w:name="_Toc210466415"/>
+      <w:bookmarkStart w:id="42" w:name="_Toc235536916"/>
       <w:r>
         <w:lastRenderedPageBreak/>
         <w:t>The File Viewer</w:t>
@@ -9874,7 +9871,7 @@
       <w:pPr>
         <w:pStyle w:val="Heading1"/>
       </w:pPr>
-      <w:bookmarkStart w:id="43" w:name="_Toc210466416"/>
+      <w:bookmarkStart w:id="43" w:name="_Toc235536917"/>
       <w:r>
         <w:lastRenderedPageBreak/>
         <w:t>Preferences</w:t>
@@ -9959,7 +9956,7 @@
       <w:pPr>
         <w:pStyle w:val="Heading2"/>
       </w:pPr>
-      <w:bookmarkStart w:id="44" w:name="_Toc210466417"/>
+      <w:bookmarkStart w:id="44" w:name="_Toc235536918"/>
       <w:r>
         <w:t>Window Texture</w:t>
       </w:r>
@@ -10065,56 +10062,10 @@
     </w:p>
     <w:p>
       <w:pPr>
-        <w:pStyle w:val="Heading2"/>
-      </w:pPr>
-      <w:bookmarkStart w:id="45" w:name="_Toc210466418"/>
-      <w:r>
-        <w:t>Track Order</w:t>
-      </w:r>
-      <w:bookmarkEnd w:id="45"/>
-    </w:p>
-    <w:p>
-      <w:pPr>
-        <w:spacing w:after="0"/>
-      </w:pPr>
-      <w:r>
-        <w:t>We touched briefly on interleaving earlier on. This is done on all DFS Double Sided images, most ADFS ‘L’ images</w:t>
-      </w:r>
-      <w:r>
-        <w:t>, and some Acorn FS images</w:t>
-      </w:r>
-      <w:r>
-        <w:t>. As pointed out earlier on, if an ADFS L image is loaded as interleaved but is not interleaved, then it may w</w:t>
-      </w:r>
-      <w:r>
-        <w:t>e</w:t>
-      </w:r>
-      <w:r>
-        <w:t xml:space="preserve">ll result in some broken directories. This is how the Automatic option works – it tries loading the image as interleaved and counts the number of broken directories. If there are any, it reloads it </w:t>
-      </w:r>
-      <w:r>
-        <w:t>as multiplexed</w:t>
-      </w:r>
-      <w:r>
-        <w:t xml:space="preserve">. Then, if there are still some broken directories, it </w:t>
-      </w:r>
-      <w:r>
-        <w:t>tries sequential, before going back to interleaved</w:t>
-      </w:r>
-      <w:r>
-        <w:t>. The other t</w:t>
-      </w:r>
-      <w:r>
-        <w:t>hree</w:t>
-      </w:r>
-      <w:r>
-        <w:t xml:space="preserve"> options force the loading </w:t>
-      </w:r>
-      <w:r>
-        <w:t>using a specific method</w:t>
-      </w:r>
-      <w:r>
-        <w:t>.</w:t>
+        <w:spacing w:after="0"/>
+      </w:pPr>
+      <w:r>
+        <w:t>In addition there is also the following two options where the RISC OS styling can be turned on or off completely:</w:t>
       </w:r>
     </w:p>
     <w:p>
@@ -10127,15 +10078,7 @@
         <w:spacing w:after="0"/>
       </w:pPr>
       <w:r>
-        <w:rPr>
-          <w:b/>
-          <w:bCs/>
-          <w:color w:val="70AD47" w:themeColor="accent6"/>
-        </w:rPr>
-        <w:t>Sequential</w:t>
-      </w:r>
-      <w:r>
-        <w:t>: This is where the track order is one after the other. E.g., 0,1,2,etc all the way up to track 159 (for a double sided 80 track image).</w:t>
+        <w:t>Native OS; and</w:t>
       </w:r>
     </w:p>
     <w:p>
@@ -10148,18 +10091,61 @@
         <w:spacing w:after="0"/>
       </w:pPr>
       <w:r>
-        <w:rPr>
-          <w:b/>
-          <w:bCs/>
-          <w:color w:val="70AD47" w:themeColor="accent6"/>
-        </w:rPr>
-        <w:t>Interleaved</w:t>
-      </w:r>
-      <w:r>
-        <w:t>:</w:t>
-      </w:r>
-      <w:r>
-        <w:t xml:space="preserve"> This is where the track order swaps between sides. E.g. track 0, side 0; track 0, side 1; etc.</w:t>
+        <w:t>RISC OS</w:t>
+      </w:r>
+    </w:p>
+    <w:p>
+      <w:pPr>
+        <w:pStyle w:val="Heading2"/>
+      </w:pPr>
+      <w:bookmarkStart w:id="45" w:name="_Toc235536919"/>
+      <w:r>
+        <w:t>Track Order</w:t>
+      </w:r>
+      <w:bookmarkEnd w:id="45"/>
+    </w:p>
+    <w:p>
+      <w:pPr>
+        <w:spacing w:after="0"/>
+      </w:pPr>
+      <w:r>
+        <w:t>We touched briefly on interleaving earlier on. This is done on all DFS Double Sided images, most ADFS ‘L’ images</w:t>
+      </w:r>
+      <w:r>
+        <w:t>, and some Acorn FS images</w:t>
+      </w:r>
+      <w:r>
+        <w:t>. As pointed out earlier on, if an ADFS L image is loaded as interleaved but is not interleaved, then it may w</w:t>
+      </w:r>
+      <w:r>
+        <w:t>e</w:t>
+      </w:r>
+      <w:r>
+        <w:t xml:space="preserve">ll result in some broken directories. This is how the Automatic option works – it tries loading the image as interleaved and counts the number of broken directories. If there are any, it reloads it </w:t>
+      </w:r>
+      <w:r>
+        <w:t>as multiplexed</w:t>
+      </w:r>
+      <w:r>
+        <w:t xml:space="preserve">. Then, if there are still some broken directories, it </w:t>
+      </w:r>
+      <w:r>
+        <w:t>tries sequential, before going back to interleaved</w:t>
+      </w:r>
+      <w:r>
+        <w:t>. The other t</w:t>
+      </w:r>
+      <w:r>
+        <w:t>hree</w:t>
+      </w:r>
+      <w:r>
+        <w:t xml:space="preserve"> options force the loading </w:t>
+      </w:r>
+      <w:r>
+        <w:t>using a specific method</w:t>
+      </w:r>
+      <w:r>
+        <w:t>.</w:t>
       </w:r>
     </w:p>
     <w:p>
@@ -10177,44 +10163,10 @@
           <w:bCs/>
           <w:color w:val="70AD47" w:themeColor="accent6"/>
         </w:rPr>
-        <w:t>Multiplexed</w:t>
-      </w:r>
-      <w:r>
-        <w:t>:</w:t>
-      </w:r>
-      <w:r>
-        <w:t xml:space="preserve"> This is where </w:t>
-      </w:r>
-      <w:r>
-        <w:t>the drive</w:t>
-      </w:r>
-      <w:r>
-        <w:t xml:space="preserve"> double steps to the next track. </w:t>
-      </w:r>
-      <w:r>
-        <w:t>So,</w:t>
-      </w:r>
-      <w:r>
-        <w:t xml:space="preserve"> you get the even tracks first, then the odd tracks.</w:t>
-      </w:r>
-    </w:p>
-    <w:p>
-      <w:pPr>
-        <w:pStyle w:val="Heading2"/>
-      </w:pPr>
-      <w:bookmarkStart w:id="46" w:name="_Toc210466419"/>
-      <w:r>
-        <w:lastRenderedPageBreak/>
-        <w:t>DFS Validation</w:t>
-      </w:r>
-      <w:bookmarkEnd w:id="46"/>
-    </w:p>
-    <w:p>
-      <w:pPr>
-        <w:spacing w:after="0"/>
-      </w:pPr>
-      <w:r>
-        <w:t>DFS images are very simple and have very little to go on when ID-ing them. Because of this, the automatic ID process will assume a few factors, which can be toggled on or off with these options.</w:t>
+        <w:t>Sequential</w:t>
+      </w:r>
+      <w:r>
+        <w:t>: This is where the track order is one after the other. E.g., 0,1,2,etc all the way up to track 159 (for a double sided 80 track image).</w:t>
       </w:r>
     </w:p>
     <w:p>
@@ -10232,10 +10184,13 @@
           <w:bCs/>
           <w:color w:val="70AD47" w:themeColor="accent6"/>
         </w:rPr>
-        <w:t>Allow files goes over disc edge</w:t>
-      </w:r>
-      <w:r>
-        <w:t>: This will ignore any files where the sector + length would take it beyond the edge of the disc.</w:t>
+        <w:t>Interleaved</w:t>
+      </w:r>
+      <w:r>
+        <w:t>:</w:t>
+      </w:r>
+      <w:r>
+        <w:t xml:space="preserve"> This is where the track order swaps between sides. E.g. track 0, side 0; track 0, side 1; etc.</w:t>
       </w:r>
     </w:p>
     <w:p>
@@ -10253,13 +10208,44 @@
           <w:bCs/>
           <w:color w:val="70AD47" w:themeColor="accent6"/>
         </w:rPr>
-        <w:t>Allow zero sectors</w:t>
+        <w:lastRenderedPageBreak/>
+        <w:t>Multiplexed</w:t>
       </w:r>
       <w:r>
         <w:t>:</w:t>
       </w:r>
       <w:r>
-        <w:t xml:space="preserve"> This will allow DFS images that specify a zero number of sectors (and, hence, an image length of zero). Because this means that Disc Image Manager will accept a 512-byte file full of zeros as a legitimate DFS image. This also may cause issues reading in other formats, which is why this option has been provided.</w:t>
+        <w:t xml:space="preserve"> This is where </w:t>
+      </w:r>
+      <w:r>
+        <w:t>the drive</w:t>
+      </w:r>
+      <w:r>
+        <w:t xml:space="preserve"> double steps to the next track. </w:t>
+      </w:r>
+      <w:r>
+        <w:t>So,</w:t>
+      </w:r>
+      <w:r>
+        <w:t xml:space="preserve"> you get the even tracks first, then the odd tracks.</w:t>
+      </w:r>
+    </w:p>
+    <w:p>
+      <w:pPr>
+        <w:pStyle w:val="Heading2"/>
+      </w:pPr>
+      <w:bookmarkStart w:id="46" w:name="_Toc235536920"/>
+      <w:r>
+        <w:t>DFS Validation</w:t>
+      </w:r>
+      <w:bookmarkEnd w:id="46"/>
+    </w:p>
+    <w:p>
+      <w:pPr>
+        <w:spacing w:after="0"/>
+      </w:pPr>
+      <w:r>
+        <w:t>DFS images are very simple and have very little to go on when ID-ing them. Because of this, the automatic ID process will assume a few factors, which can be toggled on or off with these options.</w:t>
       </w:r>
     </w:p>
     <w:p>
@@ -10277,24 +10263,11 @@
           <w:bCs/>
           <w:color w:val="70AD47" w:themeColor="accent6"/>
         </w:rPr>
-        <w:t>Allow blank filenames</w:t>
-      </w:r>
-      <w:r>
-        <w:t>: This will allow DFS images with blank filenames</w:t>
-      </w:r>
-      <w:r>
-        <w:t>.</w:t>
-      </w:r>
-    </w:p>
-    <w:p>
-      <w:pPr>
-        <w:pStyle w:val="Heading2"/>
-      </w:pPr>
-      <w:bookmarkStart w:id="47" w:name="_Toc210466420"/>
-      <w:r>
-        <w:t>Miscellaneous</w:t>
-      </w:r>
-      <w:bookmarkEnd w:id="47"/>
+        <w:t>Allow files goes over disc edge</w:t>
+      </w:r>
+      <w:r>
+        <w:t>: This will ignore any files where the sector + length would take it beyond the edge of the disc.</w:t>
+      </w:r>
     </w:p>
     <w:p>
       <w:pPr>
@@ -10311,13 +10284,13 @@
           <w:bCs/>
           <w:color w:val="70AD47" w:themeColor="accent6"/>
         </w:rPr>
-        <w:t>Create *.inf file on download</w:t>
-      </w:r>
-      <w:r>
-        <w:t>: Specify</w:t>
-      </w:r>
-      <w:r>
-        <w:t xml:space="preserve"> whether to produce an inf file or not when downloading (extracting) files from images to the host filing system.</w:t>
+        <w:t>Allow zero sectors</w:t>
+      </w:r>
+      <w:r>
+        <w:t>:</w:t>
+      </w:r>
+      <w:r>
+        <w:t xml:space="preserve"> This will allow DFS images that specify a zero number of sectors (and, hence, an image length of zero). Because this means that Disc Image Manager will accept a 512-byte file full of zeros as a legitimate DFS image. This also may cause issues reading in other formats, which is why this option has been provided.</w:t>
       </w:r>
     </w:p>
     <w:p>
@@ -10335,21 +10308,24 @@
           <w:bCs/>
           <w:color w:val="70AD47" w:themeColor="accent6"/>
         </w:rPr>
-        <w:t>Write Debugging Information</w:t>
-      </w:r>
-      <w:r>
-        <w:t>: Create and update a file in the temporary area of the operating system (called ‘</w:t>
-      </w:r>
-      <w:r>
-        <w:rPr>
-          <w:i/>
-          <w:iCs/>
-        </w:rPr>
-        <w:t>DIM_LogFile.txt’</w:t>
-      </w:r>
-      <w:r>
-        <w:t>) to write any debugging information from the application.</w:t>
-      </w:r>
+        <w:t>Allow blank filenames</w:t>
+      </w:r>
+      <w:r>
+        <w:t>: This will allow DFS images with blank filenames</w:t>
+      </w:r>
+      <w:r>
+        <w:t>.</w:t>
+      </w:r>
+    </w:p>
+    <w:p>
+      <w:pPr>
+        <w:pStyle w:val="Heading2"/>
+      </w:pPr>
+      <w:bookmarkStart w:id="47" w:name="_Toc235536921"/>
+      <w:r>
+        <w:t>Miscellaneous</w:t>
+      </w:r>
+      <w:bookmarkEnd w:id="47"/>
     </w:p>
     <w:p>
       <w:pPr>
@@ -10366,22 +10342,13 @@
           <w:bCs/>
           <w:color w:val="70AD47" w:themeColor="accent6"/>
         </w:rPr>
-        <w:t>Compress UEF images</w:t>
-      </w:r>
-      <w:r>
-        <w:t>:</w:t>
-      </w:r>
-      <w:r>
-        <w:t xml:space="preserve"> Most UEF images are GZipped</w:t>
-      </w:r>
-      <w:r>
-        <w:t xml:space="preserve">. Disc Image Manager will also GZip any UEF </w:t>
-      </w:r>
-      <w:r>
-        <w:t>images unless</w:t>
-      </w:r>
-      <w:r>
-        <w:t xml:space="preserve"> this option is not ticked.</w:t>
+        <w:t>Create *.inf file on download</w:t>
+      </w:r>
+      <w:r>
+        <w:t>: Specify</w:t>
+      </w:r>
+      <w:r>
+        <w:t xml:space="preserve"> whether to produce an inf file or not when downloading (extracting) files from images to the host filing system.</w:t>
       </w:r>
     </w:p>
     <w:p>
@@ -10399,22 +10366,22 @@
           <w:bCs/>
           <w:color w:val="70AD47" w:themeColor="accent6"/>
         </w:rPr>
-        <w:t>Scan sub-directories on open</w:t>
-      </w:r>
-      <w:r>
-        <w:t>: When opening an image (typically ADFS, Amiga, Acorn FS or DOS Plus)</w:t>
-      </w:r>
-      <w:r>
-        <w:t xml:space="preserve"> Disc Image Manager will read the entire directory structure. If the image</w:t>
-      </w:r>
-      <w:r>
-        <w:t xml:space="preserve"> has a lot of directories</w:t>
-      </w:r>
-      <w:r>
-        <w:t xml:space="preserve">, this may take some time to open. Hence, this </w:t>
-      </w:r>
-      <w:r>
-        <w:t>option can be turned off and then directories will only be read in as and when needed.</w:t>
+        <w:t>Add implied Attributes (DFS/CFS/RFS)</w:t>
+      </w:r>
+      <w:r>
+        <w:t>:</w:t>
+      </w:r>
+      <w:r>
+        <w:t xml:space="preserve"> A</w:t>
+      </w:r>
+      <w:r>
+        <w:t>dd</w:t>
+      </w:r>
+      <w:r>
+        <w:t>s</w:t>
+      </w:r>
+      <w:r>
+        <w:t xml:space="preserve"> implied 'RW' attributes to the inf file when exporting files from DFS/CFS/RFS to the host system.</w:t>
       </w:r>
     </w:p>
     <w:p>
@@ -10432,70 +10399,199 @@
           <w:bCs/>
           <w:color w:val="70AD47" w:themeColor="accent6"/>
         </w:rPr>
-        <w:t>Open DOS Partitions on ADFS</w:t>
-      </w:r>
-      <w:r>
-        <w:t>:</w:t>
-      </w:r>
-      <w:r>
-        <w:t xml:space="preserve"> When an ADFS hard drive image (old directory) is opened, and it contains a DOS file (typically named ‘DRIVE_C’),</w:t>
-      </w:r>
-      <w:r>
-        <w:t xml:space="preserve"> this will be automatically found and opened as a DOS partition. Unticking this option stops this happening.</w:t>
-      </w:r>
-      <w:r>
-        <w:t xml:space="preserve"> DOS partitions on ADFS floppy images are still opened.</w:t>
-      </w:r>
-    </w:p>
-    <w:p>
-      <w:pPr>
-        <w:spacing w:after="0"/>
-      </w:pPr>
-    </w:p>
-    <w:p>
-      <w:pPr>
-        <w:spacing w:after="0"/>
-      </w:pPr>
-      <w:r>
-        <w:t xml:space="preserve">Clicking on OK will save these settings to the registry and apply them instantly or, in the case of the </w:t>
+        <w:t>Write Debugging Information</w:t>
+      </w:r>
+      <w:r>
+        <w:t>: Create and update a file in the temporary area of the operating system (called ‘</w:t>
       </w:r>
       <w:r>
         <w:rPr>
           <w:i/>
           <w:iCs/>
         </w:rPr>
-        <w:t>Track Order</w:t>
-      </w:r>
-      <w:r>
-        <w:t xml:space="preserve"> option</w:t>
-      </w:r>
-      <w:r>
-        <w:t xml:space="preserve">, </w:t>
-      </w:r>
-      <w:r>
-        <w:t xml:space="preserve">the </w:t>
+        <w:t>DIM_LogFile.txt’</w:t>
+      </w:r>
+      <w:r>
+        <w:t>) to write any debugging information from the application.</w:t>
+      </w:r>
+    </w:p>
+    <w:p>
+      <w:pPr>
+        <w:pStyle w:val="ListParagraph"/>
+        <w:numPr>
+          <w:ilvl w:val="0"/>
+          <w:numId w:val="4"/>
+        </w:numPr>
+        <w:spacing w:after="0"/>
+      </w:pPr>
+      <w:r>
+        <w:rPr>
+          <w:b/>
+          <w:bCs/>
+          <w:color w:val="70AD47" w:themeColor="accent6"/>
+        </w:rPr>
+        <w:t>Compress UEF images</w:t>
+      </w:r>
+      <w:r>
+        <w:t>:</w:t>
+      </w:r>
+      <w:r>
+        <w:t xml:space="preserve"> Most UEF images are GZipped</w:t>
+      </w:r>
+      <w:r>
+        <w:t xml:space="preserve">. Disc Image Manager will also GZip any UEF </w:t>
+      </w:r>
+      <w:r>
+        <w:t>images unless</w:t>
+      </w:r>
+      <w:r>
+        <w:t xml:space="preserve"> this option is not ticked.</w:t>
+      </w:r>
+    </w:p>
+    <w:p>
+      <w:pPr>
+        <w:pStyle w:val="ListParagraph"/>
+        <w:numPr>
+          <w:ilvl w:val="0"/>
+          <w:numId w:val="4"/>
+        </w:numPr>
+        <w:spacing w:after="0"/>
+      </w:pPr>
+      <w:r>
+        <w:rPr>
+          <w:b/>
+          <w:bCs/>
+          <w:color w:val="70AD47" w:themeColor="accent6"/>
+        </w:rPr>
+        <w:t>Scan sub-directories on open</w:t>
+      </w:r>
+      <w:r>
+        <w:t>: When opening an image (typically ADFS, Amiga, Acorn FS or DOS Plus)</w:t>
+      </w:r>
+      <w:r>
+        <w:t xml:space="preserve"> Disc Image Manager will read the entire directory structure. If the image</w:t>
+      </w:r>
+      <w:r>
+        <w:t xml:space="preserve"> has a lot of directories</w:t>
+      </w:r>
+      <w:r>
+        <w:t xml:space="preserve">, this may take some time to open. Hence, this </w:t>
+      </w:r>
+      <w:r>
+        <w:t>option can be turned off and then directories will only be read in as and when needed.</w:t>
+      </w:r>
+    </w:p>
+    <w:p>
+      <w:pPr>
+        <w:pStyle w:val="ListParagraph"/>
+        <w:numPr>
+          <w:ilvl w:val="0"/>
+          <w:numId w:val="4"/>
+        </w:numPr>
+        <w:spacing w:after="0"/>
+      </w:pPr>
+      <w:r>
+        <w:rPr>
+          <w:b/>
+          <w:bCs/>
+          <w:color w:val="70AD47" w:themeColor="accent6"/>
+        </w:rPr>
+        <w:t>Open DOS Partitions on ADFS</w:t>
+      </w:r>
+      <w:r>
+        <w:t>:</w:t>
+      </w:r>
+      <w:r>
+        <w:t xml:space="preserve"> When an ADFS hard drive image (old directory) is opened, and it contains a DOS file (typically named ‘DRIVE_C’),</w:t>
+      </w:r>
+      <w:r>
+        <w:t xml:space="preserve"> this will be automatically found and opened as a DOS partition. Unticking this option stops this happening.</w:t>
+      </w:r>
+      <w:r>
+        <w:t xml:space="preserve"> DOS partitions on ADFS floppy images are still opened.</w:t>
+      </w:r>
+    </w:p>
+    <w:p>
+      <w:pPr>
+        <w:pStyle w:val="ListParagraph"/>
+        <w:numPr>
+          <w:ilvl w:val="0"/>
+          <w:numId w:val="4"/>
+        </w:numPr>
+        <w:spacing w:after="0"/>
+      </w:pPr>
+      <w:r>
+        <w:rPr>
+          <w:b/>
+          <w:bCs/>
+          <w:color w:val="70AD47" w:themeColor="accent6"/>
+        </w:rPr>
+        <w:t>Create *</w:t>
+      </w:r>
+      <w:r>
+        <w:rPr>
+          <w:b/>
+          <w:bCs/>
+          <w:color w:val="70AD47" w:themeColor="accent6"/>
+        </w:rPr>
+        <w:t>.dsc files with new ADFS HDD</w:t>
+      </w:r>
+      <w:r>
+        <w:t>:</w:t>
+      </w:r>
+      <w:r>
+        <w:t xml:space="preserve"> Generates a dsc file when saving an ADFS hard drive image, if one does not already exist.</w:t>
+      </w:r>
+    </w:p>
+    <w:p>
+      <w:pPr>
+        <w:spacing w:after="0"/>
+      </w:pPr>
+    </w:p>
+    <w:p>
+      <w:pPr>
+        <w:spacing w:after="0"/>
+      </w:pPr>
+      <w:r>
+        <w:t xml:space="preserve">Clicking on OK will save these settings to the registry and apply them instantly or, in the case of the </w:t>
       </w:r>
       <w:r>
         <w:rPr>
           <w:i/>
           <w:iCs/>
         </w:rPr>
-        <w:t>Scan sub-directories</w:t>
+        <w:t>Track Order</w:t>
       </w:r>
       <w:r>
         <w:t xml:space="preserve"> option</w:t>
       </w:r>
       <w:r>
-        <w:t>,</w:t>
-      </w:r>
-      <w:r>
-        <w:t xml:space="preserve"> or the </w:t>
+        <w:t xml:space="preserve">, </w:t>
+      </w:r>
+      <w:r>
+        <w:t xml:space="preserve">the </w:t>
       </w:r>
       <w:r>
         <w:rPr>
           <w:i/>
           <w:iCs/>
         </w:rPr>
+        <w:t>Scan sub-directories</w:t>
+      </w:r>
+      <w:r>
+        <w:t xml:space="preserve"> option</w:t>
+      </w:r>
+      <w:r>
+        <w:t>,</w:t>
+      </w:r>
+      <w:r>
+        <w:t xml:space="preserve"> or the </w:t>
+      </w:r>
+      <w:r>
+        <w:rPr>
+          <w:i/>
+          <w:iCs/>
+        </w:rPr>
         <w:t>Open DOS Partitions on ADFS</w:t>
       </w:r>
       <w:r>
@@ -10524,7 +10620,7 @@
       <w:pPr>
         <w:pStyle w:val="Heading1"/>
       </w:pPr>
-      <w:bookmarkStart w:id="48" w:name="_Toc210466421"/>
+      <w:bookmarkStart w:id="48" w:name="_Toc235536922"/>
       <w:r>
         <w:lastRenderedPageBreak/>
         <w:t>Command Line Options</w:t>
@@ -10614,7 +10710,7 @@
       <w:pPr>
         <w:pStyle w:val="Heading2"/>
       </w:pPr>
-      <w:bookmarkStart w:id="49" w:name="_Toc210466422"/>
+      <w:bookmarkStart w:id="49" w:name="_Toc235536923"/>
       <w:r>
         <w:t>Entering The Console</w:t>
       </w:r>
@@ -10707,9 +10803,91 @@
     </w:p>
     <w:p>
       <w:pPr>
+        <w:spacing w:after="0"/>
+      </w:pPr>
+      <w:r>
+        <w:t xml:space="preserve">There is also </w:t>
+      </w:r>
+      <w:r>
+        <w:rPr>
+          <w:rStyle w:val="IntenseEmphasis"/>
+          <w:b/>
+          <w:color w:val="FF0000"/>
+        </w:rPr>
+        <w:t>--gui</w:t>
+      </w:r>
+      <w:r>
+        <w:t xml:space="preserve"> or </w:t>
+      </w:r>
+      <w:r>
+        <w:rPr>
+          <w:rStyle w:val="IntenseEmphasis"/>
+          <w:b/>
+          <w:color w:val="FF0000"/>
+        </w:rPr>
+        <w:t>-g</w:t>
+      </w:r>
+      <w:r>
+        <w:t xml:space="preserve"> to force the GUI to open, and </w:t>
+      </w:r>
+      <w:r>
+        <w:rPr>
+          <w:rStyle w:val="IntenseEmphasis"/>
+          <w:b/>
+          <w:color w:val="FF0000"/>
+        </w:rPr>
+        <w:t>–</w:t>
+      </w:r>
+      <w:r>
+        <w:rPr>
+          <w:rStyle w:val="IntenseEmphasis"/>
+          <w:b/>
+          <w:color w:val="FF0000"/>
+        </w:rPr>
+        <w:t>width</w:t>
+      </w:r>
+      <w:r>
+        <w:rPr>
+          <w:rStyle w:val="IntenseEmphasis"/>
+          <w:b/>
+          <w:color w:val="FF0000"/>
+        </w:rPr>
+        <w:t>=&lt;n&gt;</w:t>
+      </w:r>
+      <w:r>
+        <w:t xml:space="preserve"> or </w:t>
+      </w:r>
+      <w:r>
+        <w:rPr>
+          <w:rStyle w:val="IntenseEmphasis"/>
+          <w:b/>
+          <w:color w:val="FF0000"/>
+        </w:rPr>
+        <w:t>-w</w:t>
+      </w:r>
+      <w:r>
+        <w:rPr>
+          <w:rStyle w:val="IntenseEmphasis"/>
+          <w:b/>
+          <w:color w:val="FF0000"/>
+        </w:rPr>
+        <w:t xml:space="preserve"> &lt;n&gt;</w:t>
+      </w:r>
+      <w:r>
+        <w:t xml:space="preserve"> to change the number of columns used by the console (default</w:t>
+      </w:r>
+      <w:r>
+        <w:t>, and minimum,</w:t>
+      </w:r>
+      <w:r>
+        <w:t xml:space="preserve"> is 80).</w:t>
+      </w:r>
+    </w:p>
+    <w:p>
+      <w:pPr>
         <w:pStyle w:val="Heading2"/>
       </w:pPr>
-      <w:bookmarkStart w:id="50" w:name="_Toc210466423"/>
+      <w:bookmarkStart w:id="50" w:name="_Toc235536924"/>
       <w:r>
         <w:t xml:space="preserve">Using the </w:t>
       </w:r>
@@ -10836,6 +11014,28 @@
         <w:spacing w:after="0"/>
       </w:pPr>
       <w:r>
+        <w:t xml:space="preserve">Bar </w:t>
+      </w:r>
+      <w:r>
+        <w:rPr>
+          <w:rStyle w:val="IntenseEmphasis"/>
+        </w:rPr>
+        <w:t>|</w:t>
+      </w:r>
+      <w:r>
+        <w:t xml:space="preserve"> indicate to use only one of the parameters.</w:t>
+      </w:r>
+    </w:p>
+    <w:p>
+      <w:pPr>
+        <w:pStyle w:val="ListParagraph"/>
+        <w:numPr>
+          <w:ilvl w:val="0"/>
+          <w:numId w:val="8"/>
+        </w:numPr>
+        <w:spacing w:after="0"/>
+      </w:pPr>
+      <w:r>
         <w:t>Valid wildcards are</w:t>
       </w:r>
       <w:r>
@@ -10918,7 +11118,7 @@
       <w:pPr>
         <w:pStyle w:val="Heading2"/>
       </w:pPr>
-      <w:bookmarkStart w:id="51" w:name="_Toc210466424"/>
+      <w:bookmarkStart w:id="51" w:name="_Toc235536925"/>
       <w:r>
         <w:t>Console Commands</w:t>
       </w:r>
@@ -10991,7 +11191,13 @@
         <w:spacing w:after="0"/>
       </w:pPr>
       <w:r>
-        <w:t>Adds the files/directories listed. Can contain wildcards.</w:t>
+        <w:t>Adds the files/directories listed</w:t>
+      </w:r>
+      <w:r>
+        <w:t xml:space="preserve"> in the local OS folder</w:t>
+      </w:r>
+      <w:r>
+        <w:t>. Can contain wildcards.</w:t>
       </w:r>
     </w:p>
     <w:p>
@@ -11090,6 +11296,32 @@
       <w:pPr>
         <w:spacing w:after="0"/>
       </w:pPr>
+      <w:r>
+        <w:rPr>
+          <w:rStyle w:val="IntenseEmphasis"/>
+        </w:rPr>
+        <w:t>o</w:t>
+      </w:r>
+      <w:r>
+        <w:rPr>
+          <w:rStyle w:val="IntenseEmphasis"/>
+        </w:rPr>
+        <w:t>s</w:t>
+      </w:r>
+      <w:r>
+        <w:rPr>
+          <w:rStyle w:val="IntenseEmphasis"/>
+        </w:rPr>
+        <w:tab/>
+      </w:r>
+      <w:r>
+        <w:t>: Displays a catalogue listing for the currently selected host directory.</w:t>
+      </w:r>
+    </w:p>
+    <w:p>
+      <w:pPr>
+        <w:spacing w:after="0"/>
+      </w:pPr>
     </w:p>
     <w:p>
       <w:pPr>
@@ -11106,37 +11338,71 @@
           <w:b/>
           <w:color w:val="FF0000"/>
         </w:rPr>
-        <w:t>chdir &lt;dirname&gt;</w:t>
-      </w:r>
-    </w:p>
-    <w:p>
-      <w:pPr>
-        <w:spacing w:after="0"/>
-      </w:pPr>
-      <w:r>
-        <w:t>Changes the host OS directory.</w:t>
-      </w:r>
-    </w:p>
-    <w:p>
-      <w:pPr>
-        <w:spacing w:after="0"/>
-      </w:pPr>
-    </w:p>
-    <w:p>
-      <w:pPr>
-        <w:spacing w:after="0"/>
+        <w:lastRenderedPageBreak/>
+        <w:t xml:space="preserve">chdir </w:t>
+      </w:r>
+      <w:r>
         <w:rPr>
           <w:rStyle w:val="IntenseEmphasis"/>
           <w:b/>
           <w:color w:val="FF0000"/>
         </w:rPr>
-      </w:pPr>
+        <w:t>[</w:t>
+      </w:r>
       <w:r>
         <w:rPr>
           <w:rStyle w:val="IntenseEmphasis"/>
           <w:b/>
           <w:color w:val="FF0000"/>
         </w:rPr>
+        <w:t>&lt;dirname&gt;</w:t>
+      </w:r>
+      <w:r>
+        <w:rPr>
+          <w:rStyle w:val="IntenseEmphasis"/>
+          <w:b/>
+          <w:color w:val="FF0000"/>
+        </w:rPr>
+        <w:t>]</w:t>
+      </w:r>
+    </w:p>
+    <w:p>
+      <w:pPr>
+        <w:spacing w:after="0"/>
+      </w:pPr>
+      <w:r>
+        <w:t>Changes the host OS directory</w:t>
+      </w:r>
+      <w:r>
+        <w:t xml:space="preserve">. If none </w:t>
+      </w:r>
+      <w:r>
+        <w:t>specified,</w:t>
+      </w:r>
+      <w:r>
+        <w:t xml:space="preserve"> then the current directory is shown.</w:t>
+      </w:r>
+    </w:p>
+    <w:p>
+      <w:pPr>
+        <w:spacing w:after="0"/>
+      </w:pPr>
+    </w:p>
+    <w:p>
+      <w:pPr>
+        <w:spacing w:after="0"/>
+        <w:rPr>
+          <w:rStyle w:val="IntenseEmphasis"/>
+          <w:b/>
+          <w:color w:val="FF0000"/>
+        </w:rPr>
+      </w:pPr>
+      <w:r>
+        <w:rPr>
+          <w:rStyle w:val="IntenseEmphasis"/>
+          <w:b/>
+          <w:color w:val="FF0000"/>
+        </w:rPr>
         <w:t xml:space="preserve">config </w:t>
       </w:r>
       <w:r>
@@ -11169,34 +11435,2699 @@
         <w:spacing w:after="0"/>
       </w:pPr>
       <w:r>
+        <w:t>Sets a configuration setting. Note that not all configuration settings are used by the console and could result in unpredictable behaviour.</w:t>
+      </w:r>
+    </w:p>
+    <w:p>
+      <w:pPr>
+        <w:spacing w:after="0"/>
+      </w:pPr>
+      <w:r>
+        <w:t>&lt;option&gt; can be:</w:t>
+      </w:r>
+    </w:p>
+    <w:p>
+      <w:pPr>
+        <w:spacing w:after="0"/>
+      </w:pPr>
+      <w:r>
+        <w:t>Boolean</w:t>
+      </w:r>
+      <w:r>
+        <w:tab/>
+        <w:t xml:space="preserve">: </w:t>
+      </w:r>
+      <w:r>
+        <w:rPr>
+          <w:rStyle w:val="IntenseEmphasis"/>
+        </w:rPr>
+        <w:t>True</w:t>
+      </w:r>
+      <w:r>
+        <w:t xml:space="preserve"> or </w:t>
+      </w:r>
+      <w:r>
+        <w:rPr>
+          <w:rStyle w:val="IntenseEmphasis"/>
+        </w:rPr>
+        <w:t>False</w:t>
+      </w:r>
+      <w:r>
+        <w:t>.</w:t>
+      </w:r>
+    </w:p>
+    <w:p>
+      <w:pPr>
+        <w:spacing w:after="0"/>
+      </w:pPr>
+      <w:r>
+        <w:t>Integer</w:t>
+      </w:r>
+      <w:r>
+        <w:tab/>
+      </w:r>
+      <w:r>
+        <w:tab/>
+        <w:t xml:space="preserve">: Decimal number, unless preceded by </w:t>
+      </w:r>
+      <w:r>
+        <w:rPr>
+          <w:rStyle w:val="IntenseEmphasis"/>
+        </w:rPr>
+        <w:t>0x</w:t>
+      </w:r>
+      <w:r>
+        <w:t xml:space="preserve">, </w:t>
+      </w:r>
+      <w:r>
+        <w:rPr>
+          <w:rStyle w:val="IntenseEmphasis"/>
+        </w:rPr>
+        <w:t>$</w:t>
+      </w:r>
+      <w:r>
+        <w:t xml:space="preserve"> or </w:t>
+      </w:r>
+      <w:r>
+        <w:rPr>
+          <w:rStyle w:val="IntenseEmphasis"/>
+        </w:rPr>
+        <w:t>&amp;</w:t>
+      </w:r>
+      <w:r>
+        <w:t xml:space="preserve"> for Hex number.</w:t>
+      </w:r>
+    </w:p>
+    <w:p>
+      <w:pPr>
+        <w:spacing w:after="0"/>
+      </w:pPr>
+      <w:r>
+        <w:t>String</w:t>
+      </w:r>
+      <w:r>
+        <w:tab/>
+      </w:r>
+      <w:r>
+        <w:tab/>
+        <w:t>: Anything.</w:t>
+      </w:r>
+    </w:p>
+    <w:p>
+      <w:pPr>
+        <w:spacing w:after="0"/>
+      </w:pPr>
+      <w:r>
+        <w:t>Passing config with no parameters will list the valid options.</w:t>
+      </w:r>
+    </w:p>
+    <w:p>
+      <w:pPr>
+        <w:spacing w:after="0"/>
+      </w:pPr>
+    </w:p>
+    <w:p>
+      <w:pPr>
+        <w:spacing w:after="0"/>
+        <w:rPr>
+          <w:rStyle w:val="IntenseEmphasis"/>
+          <w:b/>
+          <w:color w:val="FF0000"/>
+        </w:rPr>
+      </w:pPr>
+      <w:r>
+        <w:rPr>
+          <w:rStyle w:val="IntenseEmphasis"/>
+          <w:b/>
+          <w:color w:val="FF0000"/>
+        </w:rPr>
+        <w:t>compact [&lt;partition&gt;]</w:t>
+      </w:r>
+    </w:p>
+    <w:p>
+      <w:pPr>
+        <w:spacing w:after="0"/>
+      </w:pPr>
+      <w:r>
+        <w:t>Performs a compaction/defrag on the selected partition. If none specified, it acts on the current partition. Same as defrag.</w:t>
+      </w:r>
+    </w:p>
+    <w:p>
+      <w:pPr>
+        <w:spacing w:after="0"/>
+      </w:pPr>
+    </w:p>
+    <w:p>
+      <w:pPr>
+        <w:spacing w:after="0"/>
+        <w:rPr>
+          <w:rStyle w:val="IntenseEmphasis"/>
+          <w:b/>
+          <w:color w:val="FF0000"/>
+        </w:rPr>
+      </w:pPr>
+      <w:r>
+        <w:rPr>
+          <w:rStyle w:val="IntenseEmphasis"/>
+          <w:b/>
+          <w:color w:val="FF0000"/>
+        </w:rPr>
+        <w:t>create [&lt;dirname&gt;]</w:t>
+      </w:r>
+    </w:p>
+    <w:p>
+      <w:pPr>
+        <w:spacing w:after="0"/>
+      </w:pPr>
+      <w:r>
+        <w:t>Creates a new directory. If no name given, 'NewDir' is used instead.</w:t>
+      </w:r>
+    </w:p>
+    <w:p>
+      <w:pPr>
+        <w:spacing w:after="0"/>
+      </w:pPr>
+    </w:p>
+    <w:p>
+      <w:pPr>
+        <w:spacing w:after="0"/>
+        <w:rPr>
+          <w:rStyle w:val="IntenseEmphasis"/>
+          <w:b/>
+          <w:color w:val="FF0000"/>
+        </w:rPr>
+      </w:pPr>
+      <w:r>
+        <w:rPr>
+          <w:rStyle w:val="IntenseEmphasis"/>
+          <w:b/>
+          <w:color w:val="FF0000"/>
+        </w:rPr>
+        <w:t>defrag</w:t>
+      </w:r>
+      <w:r>
+        <w:rPr>
+          <w:rStyle w:val="IntenseEmphasis"/>
+          <w:b/>
+          <w:color w:val="FF0000"/>
+        </w:rPr>
+        <w:t xml:space="preserve"> [&lt;partition&gt;]</w:t>
+      </w:r>
+    </w:p>
+    <w:p>
+      <w:pPr>
+        <w:spacing w:after="0"/>
+      </w:pPr>
+      <w:r>
+        <w:t>Performs a compaction/defrag on the selected partition. If none specified, it acts on the current partition. Same as compact.</w:t>
+      </w:r>
+    </w:p>
+    <w:p>
+      <w:pPr>
+        <w:spacing w:after="0"/>
+      </w:pPr>
+    </w:p>
+    <w:p>
+      <w:pPr>
+        <w:spacing w:after="0"/>
+        <w:rPr>
+          <w:rStyle w:val="IntenseEmphasis"/>
+          <w:b/>
+          <w:color w:val="FF0000"/>
+        </w:rPr>
+      </w:pPr>
+      <w:r>
+        <w:rPr>
+          <w:rStyle w:val="IntenseEmphasis"/>
+          <w:b/>
+          <w:color w:val="FF0000"/>
+        </w:rPr>
+        <w:t>delete &lt;file&gt; [[&lt;file&gt;] ...]</w:t>
+      </w:r>
+    </w:p>
+    <w:p>
+      <w:pPr>
+        <w:spacing w:after="0"/>
+      </w:pPr>
+      <w:r>
+        <w:t>Deletes the files/directories listed. Wildcards not allowed.</w:t>
+      </w:r>
+    </w:p>
+    <w:p>
+      <w:pPr>
+        <w:spacing w:after="0"/>
+      </w:pPr>
+    </w:p>
+    <w:p>
+      <w:pPr>
+        <w:spacing w:after="0"/>
+        <w:rPr>
+          <w:rStyle w:val="IntenseEmphasis"/>
+          <w:b/>
+          <w:color w:val="FF0000"/>
+        </w:rPr>
+      </w:pPr>
+      <w:r>
+        <w:rPr>
+          <w:rStyle w:val="IntenseEmphasis"/>
+          <w:b/>
+          <w:color w:val="FF0000"/>
+        </w:rPr>
+        <w:t>dir &lt;dirname&gt;</w:t>
+      </w:r>
+    </w:p>
+    <w:p>
+      <w:pPr>
+        <w:spacing w:after="0"/>
+      </w:pPr>
+      <w:r>
+        <w:t>Changes to directory &lt;dirname&gt;. Use '</w:t>
+      </w:r>
+      <w:r>
+        <w:rPr>
+          <w:rStyle w:val="IntenseEmphasis"/>
+        </w:rPr>
+        <w:t>^</w:t>
+      </w:r>
+      <w:r>
+        <w:t>'</w:t>
+      </w:r>
+      <w:r>
+        <w:t xml:space="preserve"> in the path</w:t>
+      </w:r>
+      <w:r>
+        <w:t xml:space="preserve"> to specify the parent directory.</w:t>
+      </w:r>
+    </w:p>
+    <w:p>
+      <w:pPr>
+        <w:spacing w:after="0"/>
+      </w:pPr>
+    </w:p>
+    <w:p>
+      <w:pPr>
+        <w:spacing w:after="0"/>
+        <w:rPr>
+          <w:rStyle w:val="IntenseEmphasis"/>
+          <w:b/>
+          <w:color w:val="FF0000"/>
+        </w:rPr>
+      </w:pPr>
+      <w:r>
+        <w:rPr>
+          <w:rStyle w:val="IntenseEmphasis"/>
+          <w:b/>
+          <w:color w:val="FF0000"/>
+        </w:rPr>
+        <w:t>dirtitle &lt;title&gt;</w:t>
+      </w:r>
+    </w:p>
+    <w:p>
+      <w:pPr>
+        <w:spacing w:after="0"/>
+      </w:pPr>
+      <w:r>
+        <w:t>Changes the curre</w:t>
+      </w:r>
+      <w:r>
+        <w:t>n</w:t>
+      </w:r>
+      <w:r>
+        <w:t>t directory title.</w:t>
+      </w:r>
+    </w:p>
+    <w:p>
+      <w:pPr>
+        <w:spacing w:after="0"/>
+      </w:pPr>
+    </w:p>
+    <w:p>
+      <w:pPr>
+        <w:spacing w:after="0"/>
+        <w:rPr>
+          <w:rStyle w:val="IntenseEmphasis"/>
+          <w:b/>
+          <w:color w:val="FF0000"/>
+        </w:rPr>
+      </w:pPr>
+      <w:r>
+        <w:rPr>
+          <w:rStyle w:val="IntenseEmphasis"/>
+          <w:b/>
+          <w:color w:val="FF0000"/>
+        </w:rPr>
+        <w:t>eject</w:t>
+      </w:r>
+    </w:p>
+    <w:p>
+      <w:pPr>
+        <w:spacing w:after="0"/>
+      </w:pPr>
+      <w:r>
+        <w:t>Ejects the currently loaded image.</w:t>
+      </w:r>
+    </w:p>
+    <w:p>
+      <w:pPr>
+        <w:spacing w:after="0"/>
+      </w:pPr>
+    </w:p>
+    <w:p>
+      <w:pPr>
+        <w:spacing w:after="0"/>
+        <w:rPr>
+          <w:rStyle w:val="IntenseEmphasis"/>
+          <w:b/>
+          <w:color w:val="FF0000"/>
+        </w:rPr>
+      </w:pPr>
+      <w:r>
+        <w:rPr>
+          <w:rStyle w:val="IntenseEmphasis"/>
+          <w:b/>
+          <w:color w:val="FF0000"/>
+        </w:rPr>
+        <w:t>exit</w:t>
+      </w:r>
+      <w:r>
+        <w:rPr>
+          <w:rStyle w:val="IntenseEmphasis"/>
+          <w:b/>
+          <w:color w:val="FF0000"/>
+        </w:rPr>
+        <w:t xml:space="preserve"> [togui]</w:t>
+      </w:r>
+    </w:p>
+    <w:p>
+      <w:pPr>
+        <w:spacing w:after="0"/>
+      </w:pPr>
+      <w:r>
+        <w:t xml:space="preserve">With no parameter, quits console and application. Adding the </w:t>
+      </w:r>
+      <w:r>
+        <w:rPr>
+          <w:rStyle w:val="IntenseEmphasis"/>
+        </w:rPr>
+        <w:t>togui</w:t>
+      </w:r>
+      <w:r>
+        <w:t xml:space="preserve"> parameter quits the console and opens the GUI application.</w:t>
+      </w:r>
+    </w:p>
+    <w:p>
+      <w:pPr>
+        <w:spacing w:after="0"/>
+      </w:pPr>
+    </w:p>
+    <w:p>
+      <w:pPr>
+        <w:spacing w:after="0"/>
+        <w:rPr>
+          <w:rStyle w:val="IntenseEmphasis"/>
+          <w:b/>
+          <w:color w:val="FF0000"/>
+        </w:rPr>
+      </w:pPr>
+      <w:r>
+        <w:rPr>
+          <w:rStyle w:val="IntenseEmphasis"/>
+          <w:b/>
+          <w:color w:val="FF0000"/>
+        </w:rPr>
+        <w:t>exec &lt;filename&gt; &lt;address&gt;</w:t>
+      </w:r>
+    </w:p>
+    <w:p>
+      <w:pPr>
+        <w:spacing w:after="0"/>
+      </w:pPr>
+      <w:r>
+        <w:t>Updates the execution address for &lt;filename&gt; to be &lt;address&gt;, which must be a valid hex number.</w:t>
+      </w:r>
+      <w:r>
+        <w:t xml:space="preserve"> Filename can contain wildcards.</w:t>
+      </w:r>
+    </w:p>
+    <w:p>
+      <w:pPr>
+        <w:spacing w:after="0"/>
+      </w:pPr>
+    </w:p>
+    <w:p>
+      <w:pPr>
+        <w:spacing w:after="0"/>
+        <w:rPr>
+          <w:rStyle w:val="IntenseEmphasis"/>
+          <w:b/>
+          <w:color w:val="FF0000"/>
+        </w:rPr>
+      </w:pPr>
+      <w:r>
+        <w:rPr>
+          <w:rStyle w:val="IntenseEmphasis"/>
+          <w:b/>
+          <w:color w:val="FF0000"/>
+        </w:rPr>
+        <w:t>extract &lt;file&gt; [[&lt;file] ...]</w:t>
+      </w:r>
+    </w:p>
+    <w:p>
+      <w:pPr>
+        <w:spacing w:after="0"/>
+      </w:pPr>
+      <w:r>
+        <w:t>Extracts all files/directories listed to the local OS folder.</w:t>
+      </w:r>
+      <w:r>
+        <w:t xml:space="preserve"> </w:t>
+      </w:r>
+      <w:r>
+        <w:t>Filenames can contain wildcards.</w:t>
+      </w:r>
+    </w:p>
+    <w:p>
+      <w:pPr>
+        <w:spacing w:after="0"/>
+      </w:pPr>
+    </w:p>
+    <w:p>
+      <w:pPr>
+        <w:spacing w:after="0"/>
+        <w:rPr>
+          <w:rStyle w:val="IntenseEmphasis"/>
+          <w:b/>
+          <w:color w:val="FF0000"/>
+        </w:rPr>
+      </w:pPr>
+      <w:r>
+        <w:rPr>
+          <w:rStyle w:val="IntenseEmphasis"/>
+          <w:b/>
+          <w:color w:val="FF0000"/>
+        </w:rPr>
+        <w:t>filetocsv &lt;file&gt; [[&lt;file&gt;] ...]</w:t>
+      </w:r>
+    </w:p>
+    <w:p>
+      <w:pPr>
+        <w:spacing w:after="0"/>
+      </w:pPr>
+      <w:r>
+        <w:t>Outputs a CSV format of the specified files. Can contain wildcards.</w:t>
+      </w:r>
+    </w:p>
+    <w:p>
+      <w:pPr>
+        <w:spacing w:after="0"/>
+      </w:pPr>
+    </w:p>
+    <w:p>
+      <w:pPr>
+        <w:spacing w:after="0"/>
+        <w:rPr>
+          <w:rStyle w:val="IntenseEmphasis"/>
+          <w:b/>
+          <w:color w:val="FF0000"/>
+        </w:rPr>
+      </w:pPr>
+      <w:r>
+        <w:rPr>
+          <w:rStyle w:val="IntenseEmphasis"/>
+          <w:b/>
+          <w:color w:val="FF0000"/>
+        </w:rPr>
+        <w:t>filetype &lt;hex&gt;|&lt;name&gt;</w:t>
+      </w:r>
+    </w:p>
+    <w:p>
+      <w:pPr>
+        <w:spacing w:after="0"/>
+      </w:pPr>
+      <w:r>
+        <w:t>Translates the hex number to known ADFS filetype, or vice-versa.</w:t>
+      </w:r>
+    </w:p>
+    <w:p>
+      <w:pPr>
+        <w:spacing w:after="0"/>
+      </w:pPr>
+    </w:p>
+    <w:p>
+      <w:pPr>
+        <w:spacing w:after="0"/>
+        <w:rPr>
+          <w:rStyle w:val="IntenseEmphasis"/>
+          <w:b/>
+          <w:color w:val="FF0000"/>
+        </w:rPr>
+      </w:pPr>
+      <w:r>
+        <w:rPr>
+          <w:rStyle w:val="IntenseEmphasis"/>
+          <w:b/>
+          <w:color w:val="FF0000"/>
+        </w:rPr>
+        <w:t>find &lt;file&gt; [[&lt;file&gt;] ...]</w:t>
+      </w:r>
+    </w:p>
+    <w:p>
+      <w:pPr>
+        <w:spacing w:after="0"/>
+      </w:pPr>
+      <w:r>
+        <w:t>Finds the files/directories listed in the local OS folder. Can contain wildcards.</w:t>
+      </w:r>
+    </w:p>
+    <w:p>
+      <w:pPr>
+        <w:spacing w:after="0"/>
+      </w:pPr>
+    </w:p>
+    <w:p>
+      <w:pPr>
+        <w:spacing w:after="0"/>
+        <w:rPr>
+          <w:rStyle w:val="IntenseEmphasis"/>
+          <w:b/>
+          <w:color w:val="FF0000"/>
+        </w:rPr>
+      </w:pPr>
+      <w:r>
+        <w:rPr>
+          <w:rStyle w:val="IntenseEmphasis"/>
+          <w:b/>
+          <w:color w:val="FF0000"/>
+        </w:rPr>
+        <w:t>free</w:t>
+      </w:r>
+    </w:p>
+    <w:p>
+      <w:pPr>
+        <w:spacing w:after="0"/>
+      </w:pPr>
+      <w:r>
+        <w:t>Displays the free space on the partition/side.</w:t>
+      </w:r>
+    </w:p>
+    <w:p>
+      <w:pPr>
+        <w:spacing w:after="0"/>
+      </w:pPr>
+    </w:p>
+    <w:p>
+      <w:pPr>
+        <w:spacing w:after="0"/>
+        <w:rPr>
+          <w:rStyle w:val="IntenseEmphasis"/>
+          <w:b/>
+          <w:color w:val="FF0000"/>
+        </w:rPr>
+      </w:pPr>
+      <w:r>
+        <w:rPr>
+          <w:rStyle w:val="IntenseEmphasis"/>
+          <w:b/>
+          <w:color w:val="FF0000"/>
+        </w:rPr>
+        <w:t>from &lt;file&gt; add|find &lt;file&gt; [[&lt;file&gt;] ...]</w:t>
+      </w:r>
+    </w:p>
+    <w:p>
+      <w:pPr>
+        <w:spacing w:after="0"/>
+      </w:pPr>
+      <w:r>
+        <w:t xml:space="preserve">Specifies an image file to use when adding or finding files, instead of the local OS folder. See </w:t>
+      </w:r>
+      <w:r>
+        <w:rPr>
+          <w:rStyle w:val="IntenseEmphasis"/>
+        </w:rPr>
+        <w:t>add</w:t>
+      </w:r>
+      <w:r>
+        <w:t xml:space="preserve"> and </w:t>
+      </w:r>
+      <w:r>
+        <w:rPr>
+          <w:rStyle w:val="IntenseEmphasis"/>
+        </w:rPr>
+        <w:t>find</w:t>
+      </w:r>
+      <w:r>
+        <w:t>.</w:t>
+      </w:r>
+    </w:p>
+    <w:p>
+      <w:pPr>
+        <w:spacing w:after="0"/>
+      </w:pPr>
+    </w:p>
+    <w:p>
+      <w:pPr>
+        <w:spacing w:after="0"/>
+        <w:rPr>
+          <w:rStyle w:val="IntenseEmphasis"/>
+          <w:b/>
+          <w:color w:val="FF0000"/>
+        </w:rPr>
+      </w:pPr>
+      <w:r>
+        <w:rPr>
+          <w:rStyle w:val="IntenseEmphasis"/>
+          <w:b/>
+          <w:color w:val="FF0000"/>
+        </w:rPr>
+        <w:t>help</w:t>
+      </w:r>
+    </w:p>
+    <w:p>
+      <w:pPr>
+        <w:spacing w:after="0"/>
+      </w:pPr>
+      <w:r>
+        <w:t>Displays this text.</w:t>
+      </w:r>
+    </w:p>
+    <w:p>
+      <w:pPr>
+        <w:spacing w:after="0"/>
+      </w:pPr>
+    </w:p>
+    <w:p>
+      <w:pPr>
+        <w:spacing w:after="0"/>
+        <w:rPr>
+          <w:rStyle w:val="IntenseEmphasis"/>
+          <w:b/>
+          <w:color w:val="FF0000"/>
+        </w:rPr>
+      </w:pPr>
+      <w:r>
+        <w:rPr>
+          <w:rStyle w:val="IntenseEmphasis"/>
+          <w:b/>
+          <w:color w:val="FF0000"/>
+        </w:rPr>
+        <w:t>insert &lt;filename&gt;</w:t>
+      </w:r>
+    </w:p>
+    <w:p>
+      <w:pPr>
+        <w:spacing w:after="0"/>
+      </w:pPr>
+      <w:r>
+        <w:t>Loads image specified by &lt;filename&gt;.</w:t>
+      </w:r>
+    </w:p>
+    <w:p>
+      <w:pPr>
+        <w:spacing w:after="0"/>
+      </w:pPr>
+    </w:p>
+    <w:p>
+      <w:pPr>
+        <w:spacing w:after="0"/>
+        <w:rPr>
+          <w:rStyle w:val="IntenseEmphasis"/>
+          <w:b/>
+          <w:color w:val="FF0000"/>
+        </w:rPr>
+      </w:pPr>
+      <w:r>
+        <w:rPr>
+          <w:rStyle w:val="IntenseEmphasis"/>
+          <w:b/>
+          <w:color w:val="FF0000"/>
+        </w:rPr>
+        <w:t>interleave &lt;option&gt;</w:t>
+      </w:r>
+    </w:p>
+    <w:p>
+      <w:pPr>
+        <w:spacing w:after="0"/>
+      </w:pPr>
+      <w:r>
+        <w:t>Changes the current interleave method and re-organises the data.</w:t>
+      </w:r>
+      <w:r>
+        <w:t xml:space="preserve"> </w:t>
+      </w:r>
+      <w:r>
+        <w:t xml:space="preserve">&lt;option&gt; can be </w:t>
+      </w:r>
+      <w:r>
+        <w:rPr>
+          <w:rStyle w:val="IntenseEmphasis"/>
+        </w:rPr>
+        <w:t>0</w:t>
+      </w:r>
+      <w:r>
+        <w:t xml:space="preserve">, </w:t>
+      </w:r>
+      <w:r>
+        <w:rPr>
+          <w:rStyle w:val="IntenseEmphasis"/>
+        </w:rPr>
+        <w:t>1</w:t>
+      </w:r>
+      <w:r>
+        <w:t xml:space="preserve">, </w:t>
+      </w:r>
+      <w:r>
+        <w:rPr>
+          <w:rStyle w:val="IntenseEmphasis"/>
+        </w:rPr>
+        <w:t>2</w:t>
+      </w:r>
+      <w:r>
+        <w:t xml:space="preserve">, or </w:t>
+      </w:r>
+      <w:r>
+        <w:rPr>
+          <w:rStyle w:val="IntenseEmphasis"/>
+        </w:rPr>
+        <w:t>3</w:t>
+      </w:r>
+      <w:r>
+        <w:rPr>
+          <w:rStyle w:val="IntenseEmphasis"/>
+        </w:rPr>
+        <w:t>;</w:t>
+      </w:r>
+      <w:r>
+        <w:t xml:space="preserve"> or </w:t>
+      </w:r>
+      <w:r>
+        <w:rPr>
+          <w:rStyle w:val="IntenseEmphasis"/>
+        </w:rPr>
+        <w:t>auto</w:t>
+      </w:r>
+      <w:r>
+        <w:t xml:space="preserve">, </w:t>
+      </w:r>
+      <w:r>
+        <w:rPr>
+          <w:rStyle w:val="IntenseEmphasis"/>
+        </w:rPr>
+        <w:t>seq</w:t>
+      </w:r>
+      <w:r>
+        <w:t xml:space="preserve">, </w:t>
+      </w:r>
+      <w:r>
+        <w:rPr>
+          <w:rStyle w:val="IntenseEmphasis"/>
+        </w:rPr>
+        <w:t>int</w:t>
+      </w:r>
+      <w:r>
+        <w:t xml:space="preserve">, or </w:t>
+      </w:r>
+      <w:r>
+        <w:rPr>
+          <w:rStyle w:val="IntenseEmphasis"/>
+        </w:rPr>
+        <w:t>mux</w:t>
+      </w:r>
+      <w:r>
+        <w:t>.</w:t>
+      </w:r>
+      <w:r>
+        <w:t xml:space="preserve"> </w:t>
+      </w:r>
+      <w:r>
+        <w:t>Only valid for Acorn ADFS L or FS.</w:t>
+      </w:r>
+    </w:p>
+    <w:p>
+      <w:pPr>
+        <w:spacing w:after="0"/>
+      </w:pPr>
+    </w:p>
+    <w:p>
+      <w:pPr>
+        <w:spacing w:after="0"/>
+        <w:rPr>
+          <w:rStyle w:val="IntenseEmphasis"/>
+          <w:b/>
+          <w:color w:val="FF0000"/>
+        </w:rPr>
+      </w:pPr>
+      <w:r>
+        <w:rPr>
+          <w:rStyle w:val="IntenseEmphasis"/>
+          <w:b/>
+          <w:color w:val="FF0000"/>
+        </w:rPr>
+        <w:t>load &lt;filename&gt; &lt;address&gt;</w:t>
+      </w:r>
+    </w:p>
+    <w:p>
+      <w:pPr>
+        <w:spacing w:after="0"/>
+      </w:pPr>
+      <w:r>
+        <w:t>Updates the load address for &lt;filename&gt; to be &lt;address&gt;, which must be a valid hex number.</w:t>
+      </w:r>
+    </w:p>
+    <w:p>
+      <w:pPr>
+        <w:spacing w:after="0"/>
+      </w:pPr>
+    </w:p>
+    <w:p>
+      <w:pPr>
+        <w:spacing w:after="0"/>
+        <w:rPr>
+          <w:rStyle w:val="IntenseEmphasis"/>
+          <w:b/>
+          <w:color w:val="FF0000"/>
+        </w:rPr>
+      </w:pPr>
+      <w:r>
+        <w:rPr>
+          <w:rStyle w:val="IntenseEmphasis"/>
+          <w:b/>
+          <w:color w:val="FF0000"/>
+        </w:rPr>
+        <w:t>list &lt;filename&gt;</w:t>
+      </w:r>
+    </w:p>
+    <w:p>
+      <w:pPr>
+        <w:spacing w:after="0"/>
+      </w:pPr>
+      <w:r>
+        <w:t>Displays the file specified (BBC BASIC listing/text output/hex dump).</w:t>
+      </w:r>
+    </w:p>
+    <w:p>
+      <w:pPr>
+        <w:spacing w:after="0"/>
+      </w:pPr>
+    </w:p>
+    <w:p>
+      <w:pPr>
+        <w:spacing w:after="0"/>
+        <w:rPr>
+          <w:rStyle w:val="IntenseEmphasis"/>
+          <w:b/>
+          <w:color w:val="FF0000"/>
+        </w:rPr>
+      </w:pPr>
+      <w:r>
+        <w:rPr>
+          <w:rStyle w:val="IntenseEmphasis"/>
+          <w:b/>
+          <w:color w:val="FF0000"/>
+        </w:rPr>
+        <w:t>ls</w:t>
+      </w:r>
+    </w:p>
+    <w:p>
+      <w:pPr>
+        <w:spacing w:after="0"/>
+      </w:pPr>
+      <w:r>
+        <w:t xml:space="preserve">Display a catalogue of the current host OS directory. Same as </w:t>
+      </w:r>
+      <w:r>
+        <w:rPr>
+          <w:rStyle w:val="IntenseEmphasis"/>
+        </w:rPr>
+        <w:t>cat os</w:t>
+      </w:r>
+      <w:r>
+        <w:t>.</w:t>
+      </w:r>
+    </w:p>
+    <w:p>
+      <w:pPr>
+        <w:spacing w:after="0"/>
+      </w:pPr>
+    </w:p>
+    <w:p>
+      <w:pPr>
+        <w:spacing w:after="0"/>
+        <w:rPr>
+          <w:rStyle w:val="IntenseEmphasis"/>
+          <w:b/>
+          <w:color w:val="FF0000"/>
+        </w:rPr>
+      </w:pPr>
+      <w:r>
+        <w:rPr>
+          <w:rStyle w:val="IntenseEmphasis"/>
+          <w:b/>
+          <w:color w:val="FF0000"/>
+        </w:rPr>
+        <w:t>new &lt;format&gt; [&lt;option&gt; [&lt;option2&gt;]</w:t>
+      </w:r>
+      <w:r>
+        <w:rPr>
+          <w:rStyle w:val="IntenseEmphasis"/>
+          <w:b/>
+          <w:color w:val="FF0000"/>
+        </w:rPr>
+        <w:t>]</w:t>
+      </w:r>
+    </w:p>
+    <w:p>
+      <w:pPr>
+        <w:spacing w:after="0"/>
+      </w:pPr>
+      <w:r>
+        <w:t>Creates a new image:</w:t>
+      </w:r>
+    </w:p>
+    <w:p>
+      <w:pPr>
+        <w:spacing w:after="0"/>
+        <w:rPr>
+          <w:b/>
+          <w:bCs/>
+        </w:rPr>
+      </w:pPr>
+      <w:r>
+        <w:rPr>
+          <w:b/>
+          <w:bCs/>
+        </w:rPr>
+        <w:t>&lt;format&gt;</w:t>
+      </w:r>
+      <w:r>
+        <w:rPr>
+          <w:b/>
+          <w:bCs/>
+        </w:rPr>
+        <w:tab/>
+      </w:r>
+      <w:r>
+        <w:rPr>
+          <w:b/>
+          <w:bCs/>
+        </w:rPr>
+        <w:t>&lt;option&gt;</w:t>
+      </w:r>
+      <w:r>
+        <w:rPr>
+          <w:b/>
+          <w:bCs/>
+        </w:rPr>
+        <w:tab/>
+      </w:r>
+      <w:r>
+        <w:rPr>
+          <w:b/>
+          <w:bCs/>
+        </w:rPr>
+        <w:t>&lt;option2&gt;</w:t>
+      </w:r>
+      <w:r>
+        <w:rPr>
+          <w:b/>
+          <w:bCs/>
+        </w:rPr>
+        <w:tab/>
+      </w:r>
+      <w:r>
+        <w:rPr>
+          <w:b/>
+          <w:bCs/>
+        </w:rPr>
+        <w:t>Result</w:t>
+      </w:r>
+    </w:p>
+    <w:p>
+      <w:pPr>
+        <w:spacing w:after="0"/>
+      </w:pPr>
+      <w:r>
+        <w:rPr>
+          <w:rStyle w:val="IntenseEmphasis"/>
+        </w:rPr>
+        <w:t>DFS</w:t>
+      </w:r>
+      <w:r>
+        <w:rPr>
+          <w:rStyle w:val="IntenseEmphasis"/>
+        </w:rPr>
+        <w:tab/>
+      </w:r>
+      <w:r>
+        <w:rPr>
+          <w:rStyle w:val="IntenseEmphasis"/>
+        </w:rPr>
+        <w:tab/>
+      </w:r>
+      <w:r>
+        <w:rPr>
+          <w:rStyle w:val="IntenseEmphasis"/>
+        </w:rPr>
+        <w:t>S80</w:t>
+      </w:r>
+      <w:r>
+        <w:tab/>
+      </w:r>
+      <w:r>
+        <w:tab/>
+      </w:r>
+      <w:r>
+        <w:tab/>
+      </w:r>
+      <w:r>
+        <w:tab/>
+      </w:r>
+      <w:r>
+        <w:t>Acorn DFS single sided 80 track</w:t>
+      </w:r>
+    </w:p>
+    <w:p>
+      <w:pPr>
+        <w:spacing w:after="0"/>
+      </w:pPr>
+      <w:r>
+        <w:rPr>
+          <w:rStyle w:val="IntenseEmphasis"/>
+        </w:rPr>
+        <w:t>DFS</w:t>
+      </w:r>
+      <w:r>
+        <w:rPr>
+          <w:rStyle w:val="IntenseEmphasis"/>
+        </w:rPr>
+        <w:tab/>
+      </w:r>
+      <w:r>
+        <w:rPr>
+          <w:rStyle w:val="IntenseEmphasis"/>
+        </w:rPr>
+        <w:tab/>
+      </w:r>
+      <w:r>
+        <w:rPr>
+          <w:rStyle w:val="IntenseEmphasis"/>
+        </w:rPr>
+        <w:t>S40</w:t>
+      </w:r>
+      <w:r>
+        <w:tab/>
+      </w:r>
+      <w:r>
+        <w:tab/>
+      </w:r>
+      <w:r>
+        <w:tab/>
+      </w:r>
+      <w:r>
+        <w:tab/>
+      </w:r>
+      <w:r>
+        <w:t>Acorn DFS single sided 40 track</w:t>
+      </w:r>
+    </w:p>
+    <w:p>
+      <w:pPr>
+        <w:spacing w:after="0"/>
+      </w:pPr>
+      <w:r>
+        <w:rPr>
+          <w:rStyle w:val="IntenseEmphasis"/>
+        </w:rPr>
+        <w:t>DFS</w:t>
+      </w:r>
+      <w:r>
+        <w:rPr>
+          <w:rStyle w:val="IntenseEmphasis"/>
+        </w:rPr>
+        <w:tab/>
+      </w:r>
+      <w:r>
+        <w:rPr>
+          <w:rStyle w:val="IntenseEmphasis"/>
+        </w:rPr>
+        <w:tab/>
+      </w:r>
+      <w:r>
+        <w:rPr>
+          <w:rStyle w:val="IntenseEmphasis"/>
+        </w:rPr>
+        <w:t>D80</w:t>
+      </w:r>
+      <w:r>
+        <w:tab/>
+      </w:r>
+      <w:r>
+        <w:tab/>
+      </w:r>
+      <w:r>
+        <w:tab/>
+      </w:r>
+      <w:r>
+        <w:tab/>
+      </w:r>
+      <w:r>
+        <w:t>Acorn DFS double sided 80 track</w:t>
+      </w:r>
+    </w:p>
+    <w:p>
+      <w:pPr>
+        <w:spacing w:after="0"/>
+      </w:pPr>
+      <w:r>
+        <w:rPr>
+          <w:rStyle w:val="IntenseEmphasis"/>
+        </w:rPr>
+        <w:t>DFS</w:t>
+      </w:r>
+      <w:r>
+        <w:rPr>
+          <w:rStyle w:val="IntenseEmphasis"/>
+        </w:rPr>
+        <w:tab/>
+      </w:r>
+      <w:r>
+        <w:rPr>
+          <w:rStyle w:val="IntenseEmphasis"/>
+        </w:rPr>
+        <w:tab/>
+      </w:r>
+      <w:r>
+        <w:rPr>
+          <w:rStyle w:val="IntenseEmphasis"/>
+        </w:rPr>
+        <w:t>D40</w:t>
+      </w:r>
+      <w:r>
+        <w:tab/>
+      </w:r>
+      <w:r>
+        <w:tab/>
+      </w:r>
+      <w:r>
+        <w:tab/>
+      </w:r>
+      <w:r>
+        <w:tab/>
+      </w:r>
+      <w:r>
+        <w:t>Acorn DFS double sided 40 track</w:t>
+      </w:r>
+    </w:p>
+    <w:p>
+      <w:pPr>
+        <w:spacing w:after="0"/>
+      </w:pPr>
+      <w:r>
+        <w:rPr>
+          <w:rStyle w:val="IntenseEmphasis"/>
+        </w:rPr>
+        <w:t>WDFS</w:t>
+      </w:r>
+      <w:r>
+        <w:rPr>
+          <w:rStyle w:val="IntenseEmphasis"/>
+        </w:rPr>
+        <w:tab/>
+      </w:r>
+      <w:r>
+        <w:rPr>
+          <w:rStyle w:val="IntenseEmphasis"/>
+        </w:rPr>
+        <w:tab/>
+      </w:r>
+      <w:r>
+        <w:rPr>
+          <w:rStyle w:val="IntenseEmphasis"/>
+        </w:rPr>
+        <w:t>S80</w:t>
+      </w:r>
+      <w:r>
+        <w:tab/>
+      </w:r>
+      <w:r>
+        <w:tab/>
+      </w:r>
+      <w:r>
+        <w:tab/>
+      </w:r>
+      <w:r>
+        <w:tab/>
+      </w:r>
+      <w:r>
+        <w:t>Watford DFS single sided 80 track</w:t>
+      </w:r>
+    </w:p>
+    <w:p>
+      <w:pPr>
+        <w:spacing w:after="0"/>
+      </w:pPr>
+      <w:r>
+        <w:rPr>
+          <w:rStyle w:val="IntenseEmphasis"/>
+        </w:rPr>
+        <w:t>WDFS</w:t>
+      </w:r>
+      <w:r>
+        <w:rPr>
+          <w:rStyle w:val="IntenseEmphasis"/>
+        </w:rPr>
+        <w:tab/>
+      </w:r>
+      <w:r>
+        <w:rPr>
+          <w:rStyle w:val="IntenseEmphasis"/>
+        </w:rPr>
+        <w:tab/>
+      </w:r>
+      <w:r>
+        <w:rPr>
+          <w:rStyle w:val="IntenseEmphasis"/>
+        </w:rPr>
+        <w:t>S40</w:t>
+      </w:r>
+      <w:r>
+        <w:tab/>
+      </w:r>
+      <w:r>
+        <w:tab/>
+      </w:r>
+      <w:r>
+        <w:tab/>
+      </w:r>
+      <w:r>
+        <w:tab/>
+      </w:r>
+      <w:r>
+        <w:t>Watford DFS single sided 40 track</w:t>
+      </w:r>
+    </w:p>
+    <w:p>
+      <w:pPr>
+        <w:spacing w:after="0"/>
+      </w:pPr>
+      <w:r>
+        <w:rPr>
+          <w:rStyle w:val="IntenseEmphasis"/>
+        </w:rPr>
+        <w:t>WDFS</w:t>
+      </w:r>
+      <w:r>
+        <w:rPr>
+          <w:rStyle w:val="IntenseEmphasis"/>
+        </w:rPr>
+        <w:tab/>
+      </w:r>
+      <w:r>
+        <w:rPr>
+          <w:rStyle w:val="IntenseEmphasis"/>
+        </w:rPr>
+        <w:tab/>
+      </w:r>
+      <w:r>
+        <w:rPr>
+          <w:rStyle w:val="IntenseEmphasis"/>
+        </w:rPr>
+        <w:t>D80</w:t>
+      </w:r>
+      <w:r>
+        <w:tab/>
+      </w:r>
+      <w:r>
+        <w:tab/>
+      </w:r>
+      <w:r>
+        <w:tab/>
+      </w:r>
+      <w:r>
+        <w:tab/>
+      </w:r>
+      <w:r>
+        <w:t>Watford DFS double sided 80 track</w:t>
+      </w:r>
+    </w:p>
+    <w:p>
+      <w:pPr>
+        <w:spacing w:after="0"/>
+      </w:pPr>
+      <w:r>
+        <w:rPr>
+          <w:rStyle w:val="IntenseEmphasis"/>
+        </w:rPr>
+        <w:t>WDFS</w:t>
+      </w:r>
+      <w:r>
+        <w:rPr>
+          <w:rStyle w:val="IntenseEmphasis"/>
+        </w:rPr>
+        <w:tab/>
+      </w:r>
+      <w:r>
+        <w:rPr>
+          <w:rStyle w:val="IntenseEmphasis"/>
+        </w:rPr>
+        <w:tab/>
+      </w:r>
+      <w:r>
+        <w:rPr>
+          <w:rStyle w:val="IntenseEmphasis"/>
+        </w:rPr>
+        <w:t>D40</w:t>
+      </w:r>
+      <w:r>
+        <w:tab/>
+      </w:r>
+      <w:r>
+        <w:tab/>
+      </w:r>
+      <w:r>
+        <w:tab/>
+      </w:r>
+      <w:r>
+        <w:tab/>
+      </w:r>
+      <w:r>
+        <w:t>Watford DFS double sided 40 track</w:t>
+      </w:r>
+    </w:p>
+    <w:p>
+      <w:pPr>
+        <w:spacing w:after="0"/>
+      </w:pPr>
+      <w:r>
+        <w:rPr>
+          <w:rStyle w:val="IntenseEmphasis"/>
+        </w:rPr>
+        <w:t>ADFS</w:t>
+      </w:r>
+      <w:r>
+        <w:rPr>
+          <w:rStyle w:val="IntenseEmphasis"/>
+        </w:rPr>
+        <w:tab/>
+      </w:r>
+      <w:r>
+        <w:rPr>
+          <w:rStyle w:val="IntenseEmphasis"/>
+        </w:rPr>
+        <w:tab/>
+      </w:r>
+      <w:r>
+        <w:rPr>
+          <w:rStyle w:val="IntenseEmphasis"/>
+        </w:rPr>
+        <w:t>S</w:t>
+      </w:r>
+      <w:r>
+        <w:tab/>
+      </w:r>
+      <w:r>
+        <w:tab/>
+      </w:r>
+      <w:r>
+        <w:tab/>
+      </w:r>
+      <w:r>
+        <w:tab/>
+      </w:r>
+      <w:r>
+        <w:t>Acorn ADFS S</w:t>
+      </w:r>
+    </w:p>
+    <w:p>
+      <w:pPr>
+        <w:spacing w:after="0"/>
+      </w:pPr>
+      <w:r>
+        <w:rPr>
+          <w:rStyle w:val="IntenseEmphasis"/>
+        </w:rPr>
+        <w:t>ADFS</w:t>
+      </w:r>
+      <w:r>
+        <w:rPr>
+          <w:rStyle w:val="IntenseEmphasis"/>
+        </w:rPr>
+        <w:tab/>
+      </w:r>
+      <w:r>
+        <w:rPr>
+          <w:rStyle w:val="IntenseEmphasis"/>
+        </w:rPr>
+        <w:tab/>
+      </w:r>
+      <w:r>
+        <w:rPr>
+          <w:rStyle w:val="IntenseEmphasis"/>
+        </w:rPr>
+        <w:t>M</w:t>
+      </w:r>
+      <w:r>
+        <w:tab/>
+      </w:r>
+      <w:r>
+        <w:tab/>
+      </w:r>
+      <w:r>
+        <w:tab/>
+      </w:r>
+      <w:r>
+        <w:tab/>
+      </w:r>
+      <w:r>
+        <w:t>Acorn ADFS M</w:t>
+      </w:r>
+    </w:p>
+    <w:p>
+      <w:pPr>
+        <w:spacing w:after="0"/>
+      </w:pPr>
+      <w:r>
+        <w:rPr>
+          <w:rStyle w:val="IntenseEmphasis"/>
+        </w:rPr>
+        <w:t>ADFS</w:t>
+      </w:r>
+      <w:r>
+        <w:rPr>
+          <w:rStyle w:val="IntenseEmphasis"/>
+        </w:rPr>
+        <w:tab/>
+      </w:r>
+      <w:r>
+        <w:rPr>
+          <w:rStyle w:val="IntenseEmphasis"/>
+        </w:rPr>
+        <w:tab/>
+      </w:r>
+      <w:r>
+        <w:rPr>
+          <w:rStyle w:val="IntenseEmphasis"/>
+        </w:rPr>
+        <w:t>L</w:t>
+      </w:r>
+      <w:r>
+        <w:tab/>
+      </w:r>
+      <w:r>
+        <w:tab/>
+      </w:r>
+      <w:r>
+        <w:tab/>
+      </w:r>
+      <w:r>
+        <w:tab/>
+      </w:r>
+      <w:r>
+        <w:t>Acorn ADFS L</w:t>
+      </w:r>
+    </w:p>
+    <w:p>
+      <w:pPr>
+        <w:spacing w:after="0"/>
+      </w:pPr>
+      <w:r>
+        <w:rPr>
+          <w:rStyle w:val="IntenseEmphasis"/>
+        </w:rPr>
+        <w:t>ADFS</w:t>
+      </w:r>
+      <w:r>
+        <w:rPr>
+          <w:rStyle w:val="IntenseEmphasis"/>
+        </w:rPr>
+        <w:tab/>
+      </w:r>
+      <w:r>
+        <w:rPr>
+          <w:rStyle w:val="IntenseEmphasis"/>
+        </w:rPr>
+        <w:tab/>
+      </w:r>
+      <w:r>
+        <w:rPr>
+          <w:rStyle w:val="IntenseEmphasis"/>
+        </w:rPr>
+        <w:t>D</w:t>
+      </w:r>
+      <w:r>
+        <w:tab/>
+      </w:r>
+      <w:r>
+        <w:tab/>
+      </w:r>
+      <w:r>
+        <w:tab/>
+      </w:r>
+      <w:r>
+        <w:tab/>
+      </w:r>
+      <w:r>
+        <w:t>Acorn ADFS D</w:t>
+      </w:r>
+    </w:p>
+    <w:p>
+      <w:pPr>
+        <w:spacing w:after="0"/>
+      </w:pPr>
+      <w:r>
+        <w:rPr>
+          <w:rStyle w:val="IntenseEmphasis"/>
+        </w:rPr>
+        <w:t>ADFS</w:t>
+      </w:r>
+      <w:r>
+        <w:rPr>
+          <w:rStyle w:val="IntenseEmphasis"/>
+        </w:rPr>
+        <w:tab/>
+      </w:r>
+      <w:r>
+        <w:rPr>
+          <w:rStyle w:val="IntenseEmphasis"/>
+        </w:rPr>
+        <w:tab/>
+      </w:r>
+      <w:r>
+        <w:rPr>
+          <w:rStyle w:val="IntenseEmphasis"/>
+        </w:rPr>
+        <w:t>E</w:t>
+      </w:r>
+      <w:r>
+        <w:tab/>
+      </w:r>
+      <w:r>
+        <w:tab/>
+      </w:r>
+      <w:r>
+        <w:tab/>
+      </w:r>
+      <w:r>
+        <w:tab/>
+      </w:r>
+      <w:r>
+        <w:t>Acorn ADFS E</w:t>
+      </w:r>
+    </w:p>
+    <w:p>
+      <w:pPr>
+        <w:spacing w:after="0"/>
+      </w:pPr>
+      <w:r>
+        <w:rPr>
+          <w:rStyle w:val="IntenseEmphasis"/>
+        </w:rPr>
+        <w:t>ADFS</w:t>
+      </w:r>
+      <w:r>
+        <w:rPr>
+          <w:rStyle w:val="IntenseEmphasis"/>
+        </w:rPr>
+        <w:tab/>
+      </w:r>
+      <w:r>
+        <w:rPr>
+          <w:rStyle w:val="IntenseEmphasis"/>
+        </w:rPr>
+        <w:tab/>
+      </w:r>
+      <w:r>
+        <w:rPr>
+          <w:rStyle w:val="IntenseEmphasis"/>
+        </w:rPr>
+        <w:t>E+</w:t>
+      </w:r>
+      <w:r>
+        <w:tab/>
+      </w:r>
+      <w:r>
+        <w:tab/>
+      </w:r>
+      <w:r>
+        <w:tab/>
+      </w:r>
+      <w:r>
+        <w:tab/>
+      </w:r>
+      <w:r>
+        <w:t>Acorn ADFS E+</w:t>
+      </w:r>
+    </w:p>
+    <w:p>
+      <w:pPr>
+        <w:spacing w:after="0"/>
+      </w:pPr>
+      <w:r>
+        <w:rPr>
+          <w:rStyle w:val="IntenseEmphasis"/>
+        </w:rPr>
+        <w:t>ADFS</w:t>
+      </w:r>
+      <w:r>
+        <w:rPr>
+          <w:rStyle w:val="IntenseEmphasis"/>
+        </w:rPr>
+        <w:tab/>
+      </w:r>
+      <w:r>
+        <w:rPr>
+          <w:rStyle w:val="IntenseEmphasis"/>
+        </w:rPr>
+        <w:tab/>
+      </w:r>
+      <w:r>
+        <w:rPr>
+          <w:rStyle w:val="IntenseEmphasis"/>
+        </w:rPr>
+        <w:t>F</w:t>
+      </w:r>
+      <w:r>
+        <w:tab/>
+      </w:r>
+      <w:r>
+        <w:tab/>
+      </w:r>
+      <w:r>
+        <w:tab/>
+      </w:r>
+      <w:r>
+        <w:tab/>
+      </w:r>
+      <w:r>
+        <w:t>Acorn ADFS F</w:t>
+      </w:r>
+    </w:p>
+    <w:p>
+      <w:pPr>
+        <w:spacing w:after="0"/>
+      </w:pPr>
+      <w:r>
+        <w:rPr>
+          <w:rStyle w:val="IntenseEmphasis"/>
+        </w:rPr>
+        <w:t>ADFS</w:t>
+      </w:r>
+      <w:r>
+        <w:rPr>
+          <w:rStyle w:val="IntenseEmphasis"/>
+        </w:rPr>
+        <w:tab/>
+      </w:r>
+      <w:r>
+        <w:rPr>
+          <w:rStyle w:val="IntenseEmphasis"/>
+        </w:rPr>
+        <w:tab/>
+      </w:r>
+      <w:r>
+        <w:rPr>
+          <w:rStyle w:val="IntenseEmphasis"/>
+        </w:rPr>
+        <w:t>F+</w:t>
+      </w:r>
+      <w:r>
+        <w:tab/>
+      </w:r>
+      <w:r>
+        <w:tab/>
+      </w:r>
+      <w:r>
+        <w:tab/>
+      </w:r>
+      <w:r>
+        <w:tab/>
+      </w:r>
+      <w:r>
+        <w:t>Acorn ADFS F+</w:t>
+      </w:r>
+    </w:p>
+    <w:p>
+      <w:pPr>
+        <w:spacing w:after="0"/>
+      </w:pPr>
+      <w:r>
+        <w:rPr>
+          <w:rStyle w:val="IntenseEmphasis"/>
+        </w:rPr>
+        <w:t>ADFS</w:t>
+      </w:r>
+      <w:r>
+        <w:rPr>
+          <w:rStyle w:val="IntenseEmphasis"/>
+        </w:rPr>
+        <w:tab/>
+      </w:r>
+      <w:r>
+        <w:rPr>
+          <w:rStyle w:val="IntenseEmphasis"/>
+        </w:rPr>
+        <w:tab/>
+      </w:r>
+      <w:r>
+        <w:rPr>
+          <w:rStyle w:val="IntenseEmphasis"/>
+        </w:rPr>
+        <w:t>HDD</w:t>
+      </w:r>
+      <w:r>
+        <w:tab/>
+      </w:r>
+      <w:r>
+        <w:tab/>
+      </w:r>
+      <w:r>
+        <w:tab/>
+      </w:r>
+      <w:r>
+        <w:tab/>
+      </w:r>
+      <w:r>
+        <w:t>Old map, Old directory 20MB</w:t>
+      </w:r>
+    </w:p>
+    <w:p>
+      <w:pPr>
+        <w:spacing w:after="0"/>
+      </w:pPr>
+      <w:r>
+        <w:rPr>
+          <w:rStyle w:val="IntenseEmphasis"/>
+        </w:rPr>
         <w:lastRenderedPageBreak/>
-        <w:t>Sets a configuration setting. Note that not all configuration settings are used by the console and could result in unpredictable behaviour.</w:t>
-      </w:r>
-    </w:p>
-    <w:p>
-      <w:pPr>
-        <w:spacing w:after="0"/>
-      </w:pPr>
-      <w:r>
-        <w:t>&lt;option&gt; can be:</w:t>
-      </w:r>
-    </w:p>
-    <w:p>
-      <w:pPr>
-        <w:spacing w:after="0"/>
-      </w:pPr>
-      <w:r>
-        <w:t>Boolean</w:t>
-      </w:r>
-      <w:r>
-        <w:tab/>
-        <w:t xml:space="preserve">: </w:t>
-      </w:r>
-      <w:r>
-        <w:rPr>
-          <w:rStyle w:val="IntenseEmphasis"/>
-        </w:rPr>
-        <w:t>True</w:t>
+        <w:t>ADFS</w:t>
+      </w:r>
+      <w:r>
+        <w:rPr>
+          <w:rStyle w:val="IntenseEmphasis"/>
+        </w:rPr>
+        <w:tab/>
+      </w:r>
+      <w:r>
+        <w:rPr>
+          <w:rStyle w:val="IntenseEmphasis"/>
+        </w:rPr>
+        <w:tab/>
+      </w:r>
+      <w:r>
+        <w:rPr>
+          <w:rStyle w:val="IntenseEmphasis"/>
+        </w:rPr>
+        <w:t>HDD</w:t>
+      </w:r>
+      <w:r>
+        <w:rPr>
+          <w:rStyle w:val="IntenseEmphasis"/>
+        </w:rPr>
+        <w:tab/>
+      </w:r>
+      <w:r>
+        <w:rPr>
+          <w:rStyle w:val="IntenseEmphasis"/>
+        </w:rPr>
+        <w:tab/>
+      </w:r>
+      <w:r>
+        <w:rPr>
+          <w:rStyle w:val="IntenseEmphasis"/>
+        </w:rPr>
+        <w:t>OO&lt;cap&gt;[M]</w:t>
+      </w:r>
+      <w:r>
+        <w:tab/>
+      </w:r>
+      <w:r>
+        <w:t>Old map, Old directory &lt;cap&gt; size</w:t>
+      </w:r>
+    </w:p>
+    <w:p>
+      <w:pPr>
+        <w:spacing w:after="0"/>
+      </w:pPr>
+      <w:r>
+        <w:rPr>
+          <w:rStyle w:val="IntenseEmphasis"/>
+        </w:rPr>
+        <w:t>ADFS</w:t>
+      </w:r>
+      <w:r>
+        <w:rPr>
+          <w:rStyle w:val="IntenseEmphasis"/>
+        </w:rPr>
+        <w:tab/>
+      </w:r>
+      <w:r>
+        <w:rPr>
+          <w:rStyle w:val="IntenseEmphasis"/>
+        </w:rPr>
+        <w:tab/>
+      </w:r>
+      <w:r>
+        <w:rPr>
+          <w:rStyle w:val="IntenseEmphasis"/>
+        </w:rPr>
+        <w:t>HDD</w:t>
+      </w:r>
+      <w:r>
+        <w:rPr>
+          <w:rStyle w:val="IntenseEmphasis"/>
+        </w:rPr>
+        <w:tab/>
+      </w:r>
+      <w:r>
+        <w:rPr>
+          <w:rStyle w:val="IntenseEmphasis"/>
+        </w:rPr>
+        <w:tab/>
+      </w:r>
+      <w:r>
+        <w:rPr>
+          <w:rStyle w:val="IntenseEmphasis"/>
+        </w:rPr>
+        <w:t>ON&lt;cap&gt;[M]</w:t>
+      </w:r>
+      <w:r>
+        <w:tab/>
+      </w:r>
+      <w:r>
+        <w:t>Old map, New directory &lt;cap&gt; size</w:t>
+      </w:r>
+    </w:p>
+    <w:p>
+      <w:pPr>
+        <w:spacing w:after="0"/>
+      </w:pPr>
+      <w:r>
+        <w:rPr>
+          <w:rStyle w:val="IntenseEmphasis"/>
+        </w:rPr>
+        <w:t>ADFS</w:t>
+      </w:r>
+      <w:r>
+        <w:rPr>
+          <w:rStyle w:val="IntenseEmphasis"/>
+        </w:rPr>
+        <w:tab/>
+      </w:r>
+      <w:r>
+        <w:rPr>
+          <w:rStyle w:val="IntenseEmphasis"/>
+        </w:rPr>
+        <w:tab/>
+      </w:r>
+      <w:r>
+        <w:rPr>
+          <w:rStyle w:val="IntenseEmphasis"/>
+        </w:rPr>
+        <w:t>HDD</w:t>
+      </w:r>
+      <w:r>
+        <w:rPr>
+          <w:rStyle w:val="IntenseEmphasis"/>
+        </w:rPr>
+        <w:tab/>
+      </w:r>
+      <w:r>
+        <w:rPr>
+          <w:rStyle w:val="IntenseEmphasis"/>
+        </w:rPr>
+        <w:tab/>
+      </w:r>
+      <w:r>
+        <w:rPr>
+          <w:rStyle w:val="IntenseEmphasis"/>
+        </w:rPr>
+        <w:t>NN&lt;cap&gt;[M]</w:t>
+      </w:r>
+      <w:r>
+        <w:tab/>
+      </w:r>
+      <w:r>
+        <w:t>New map, New directory &lt;cap&gt; size</w:t>
+      </w:r>
+    </w:p>
+    <w:p>
+      <w:pPr>
+        <w:spacing w:after="0"/>
+      </w:pPr>
+      <w:r>
+        <w:rPr>
+          <w:rStyle w:val="IntenseEmphasis"/>
+        </w:rPr>
+        <w:t>ADFS</w:t>
+      </w:r>
+      <w:r>
+        <w:rPr>
+          <w:rStyle w:val="IntenseEmphasis"/>
+        </w:rPr>
+        <w:tab/>
+      </w:r>
+      <w:r>
+        <w:rPr>
+          <w:rStyle w:val="IntenseEmphasis"/>
+        </w:rPr>
+        <w:tab/>
+      </w:r>
+      <w:r>
+        <w:rPr>
+          <w:rStyle w:val="IntenseEmphasis"/>
+        </w:rPr>
+        <w:t>HDD</w:t>
+      </w:r>
+      <w:r>
+        <w:rPr>
+          <w:rStyle w:val="IntenseEmphasis"/>
+        </w:rPr>
+        <w:tab/>
+      </w:r>
+      <w:r>
+        <w:rPr>
+          <w:rStyle w:val="IntenseEmphasis"/>
+        </w:rPr>
+        <w:tab/>
+      </w:r>
+      <w:r>
+        <w:rPr>
+          <w:rStyle w:val="IntenseEmphasis"/>
+        </w:rPr>
+        <w:t>NB&lt;cap&gt;[M]</w:t>
+      </w:r>
+      <w:r>
+        <w:tab/>
+      </w:r>
+      <w:r>
+        <w:t>New map, Big directory &lt;cap&gt; size</w:t>
+      </w:r>
+    </w:p>
+    <w:p>
+      <w:pPr>
+        <w:spacing w:after="0"/>
+      </w:pPr>
+      <w:r>
+        <w:rPr>
+          <w:rStyle w:val="IntenseEmphasis"/>
+        </w:rPr>
+        <w:t>AFS</w:t>
+      </w:r>
+      <w:r>
+        <w:rPr>
+          <w:rStyle w:val="IntenseEmphasis"/>
+        </w:rPr>
+        <w:tab/>
+      </w:r>
+      <w:r>
+        <w:rPr>
+          <w:rStyle w:val="IntenseEmphasis"/>
+        </w:rPr>
+        <w:tab/>
+      </w:r>
+      <w:r>
+        <w:rPr>
+          <w:rStyle w:val="IntenseEmphasis"/>
+        </w:rPr>
+        <w:t>&lt;level&gt;</w:t>
+      </w:r>
+      <w:r>
+        <w:rPr>
+          <w:rStyle w:val="IntenseEmphasis"/>
+        </w:rPr>
+        <w:tab/>
+      </w:r>
+      <w:r>
+        <w:rPr>
+          <w:rStyle w:val="IntenseEmphasis"/>
+        </w:rPr>
+        <w:t>&lt;cap&gt;[M]</w:t>
+      </w:r>
+      <w:r>
+        <w:tab/>
+      </w:r>
+      <w:r>
+        <w:t>Acorn FS Level &lt;level&gt; of &lt;cap&gt; size</w:t>
+      </w:r>
+    </w:p>
+    <w:p>
+      <w:pPr>
+        <w:spacing w:after="0"/>
+      </w:pPr>
+      <w:r>
+        <w:rPr>
+          <w:rStyle w:val="IntenseEmphasis"/>
+        </w:rPr>
+        <w:t>CFS</w:t>
+      </w:r>
+      <w:r>
+        <w:tab/>
+      </w:r>
+      <w:r>
+        <w:tab/>
+      </w:r>
+      <w:r>
+        <w:tab/>
+      </w:r>
+      <w:r>
+        <w:tab/>
+      </w:r>
+      <w:r>
+        <w:tab/>
+      </w:r>
+      <w:r>
+        <w:tab/>
+      </w:r>
+      <w:r>
+        <w:t>Acorn Cassette Filing System</w:t>
+      </w:r>
+    </w:p>
+    <w:p>
+      <w:pPr>
+        <w:spacing w:after="0"/>
+      </w:pPr>
+      <w:r>
+        <w:rPr>
+          <w:rStyle w:val="IntenseEmphasis"/>
+        </w:rPr>
+        <w:t>C1541</w:t>
+      </w:r>
+      <w:r>
+        <w:tab/>
+      </w:r>
+      <w:r>
+        <w:tab/>
+      </w:r>
+      <w:r>
+        <w:tab/>
+      </w:r>
+      <w:r>
+        <w:tab/>
+      </w:r>
+      <w:r>
+        <w:tab/>
+      </w:r>
+      <w:r>
+        <w:tab/>
+      </w:r>
+      <w:r>
+        <w:t>Commodore 1541</w:t>
+      </w:r>
+    </w:p>
+    <w:p>
+      <w:pPr>
+        <w:spacing w:after="0"/>
+      </w:pPr>
+      <w:r>
+        <w:rPr>
+          <w:rStyle w:val="IntenseEmphasis"/>
+        </w:rPr>
+        <w:t>C1571</w:t>
+      </w:r>
+      <w:r>
+        <w:tab/>
+      </w:r>
+      <w:r>
+        <w:tab/>
+      </w:r>
+      <w:r>
+        <w:tab/>
+      </w:r>
+      <w:r>
+        <w:tab/>
+      </w:r>
+      <w:r>
+        <w:tab/>
+      </w:r>
+      <w:r>
+        <w:tab/>
+      </w:r>
+      <w:r>
+        <w:t>Commodore 1571</w:t>
+      </w:r>
+    </w:p>
+    <w:p>
+      <w:pPr>
+        <w:spacing w:after="0"/>
+      </w:pPr>
+      <w:r>
+        <w:rPr>
+          <w:rStyle w:val="IntenseEmphasis"/>
+        </w:rPr>
+        <w:t>C1581</w:t>
+      </w:r>
+      <w:r>
+        <w:tab/>
+      </w:r>
+      <w:r>
+        <w:tab/>
+      </w:r>
+      <w:r>
+        <w:tab/>
+      </w:r>
+      <w:r>
+        <w:tab/>
+      </w:r>
+      <w:r>
+        <w:tab/>
+      </w:r>
+      <w:r>
+        <w:tab/>
+      </w:r>
+      <w:r>
+        <w:t>Commodore 1581</w:t>
+      </w:r>
+    </w:p>
+    <w:p>
+      <w:pPr>
+        <w:spacing w:after="0"/>
+      </w:pPr>
+      <w:r>
+        <w:rPr>
+          <w:rStyle w:val="IntenseEmphasis"/>
+        </w:rPr>
+        <w:t>AMIGA</w:t>
+      </w:r>
+      <w:r>
+        <w:rPr>
+          <w:rStyle w:val="IntenseEmphasis"/>
+        </w:rPr>
+        <w:tab/>
+      </w:r>
+      <w:r>
+        <w:rPr>
+          <w:rStyle w:val="IntenseEmphasis"/>
+        </w:rPr>
+        <w:tab/>
+      </w:r>
+      <w:r>
+        <w:rPr>
+          <w:rStyle w:val="IntenseEmphasis"/>
+        </w:rPr>
+        <w:t>DD</w:t>
+      </w:r>
+      <w:r>
+        <w:tab/>
+      </w:r>
+      <w:r>
+        <w:tab/>
+      </w:r>
+      <w:r>
+        <w:tab/>
+      </w:r>
+      <w:r>
+        <w:tab/>
+      </w:r>
+      <w:r>
+        <w:t>Commodore Amiga DD</w:t>
+      </w:r>
+    </w:p>
+    <w:p>
+      <w:pPr>
+        <w:spacing w:after="0"/>
+      </w:pPr>
+      <w:r>
+        <w:rPr>
+          <w:rStyle w:val="IntenseEmphasis"/>
+        </w:rPr>
+        <w:t>AMIGA</w:t>
+      </w:r>
+      <w:r>
+        <w:rPr>
+          <w:rStyle w:val="IntenseEmphasis"/>
+        </w:rPr>
+        <w:tab/>
+      </w:r>
+      <w:r>
+        <w:rPr>
+          <w:rStyle w:val="IntenseEmphasis"/>
+        </w:rPr>
+        <w:tab/>
+      </w:r>
+      <w:r>
+        <w:rPr>
+          <w:rStyle w:val="IntenseEmphasis"/>
+        </w:rPr>
+        <w:t>HD</w:t>
+      </w:r>
+      <w:r>
+        <w:tab/>
+      </w:r>
+      <w:r>
+        <w:tab/>
+      </w:r>
+      <w:r>
+        <w:tab/>
+      </w:r>
+      <w:r>
+        <w:tab/>
+      </w:r>
+      <w:r>
+        <w:t>Commodore Amiga HD</w:t>
+      </w:r>
+    </w:p>
+    <w:p>
+      <w:pPr>
+        <w:spacing w:after="0"/>
+      </w:pPr>
+      <w:r>
+        <w:rPr>
+          <w:rStyle w:val="IntenseEmphasis"/>
+        </w:rPr>
+        <w:t>AMIGA</w:t>
+      </w:r>
+      <w:r>
+        <w:rPr>
+          <w:rStyle w:val="IntenseEmphasis"/>
+        </w:rPr>
+        <w:tab/>
+      </w:r>
+      <w:r>
+        <w:rPr>
+          <w:rStyle w:val="IntenseEmphasis"/>
+        </w:rPr>
+        <w:tab/>
+      </w:r>
+      <w:r>
+        <w:rPr>
+          <w:rStyle w:val="IntenseEmphasis"/>
+        </w:rPr>
+        <w:t>HDD</w:t>
+      </w:r>
+      <w:r>
+        <w:rPr>
+          <w:rStyle w:val="IntenseEmphasis"/>
+        </w:rPr>
+        <w:tab/>
+      </w:r>
+      <w:r>
+        <w:rPr>
+          <w:rStyle w:val="IntenseEmphasis"/>
+        </w:rPr>
+        <w:tab/>
+      </w:r>
+      <w:r>
+        <w:rPr>
+          <w:rStyle w:val="IntenseEmphasis"/>
+        </w:rPr>
+        <w:t>&lt;cap&gt;[M]</w:t>
+      </w:r>
+      <w:r>
+        <w:tab/>
+      </w:r>
+      <w:r>
+        <w:t>Commodore Amiga hard drive of &lt;cap&gt; size</w:t>
+      </w:r>
+    </w:p>
+    <w:p>
+      <w:pPr>
+        <w:spacing w:after="0"/>
+      </w:pPr>
+      <w:r>
+        <w:rPr>
+          <w:rStyle w:val="IntenseEmphasis"/>
+        </w:rPr>
+        <w:t>DOS+</w:t>
+      </w:r>
+      <w:r>
+        <w:rPr>
+          <w:rStyle w:val="IntenseEmphasis"/>
+        </w:rPr>
+        <w:tab/>
+      </w:r>
+      <w:r>
+        <w:rPr>
+          <w:rStyle w:val="IntenseEmphasis"/>
+        </w:rPr>
+        <w:tab/>
+      </w:r>
+      <w:r>
+        <w:rPr>
+          <w:rStyle w:val="IntenseEmphasis"/>
+        </w:rPr>
+        <w:t>640</w:t>
+      </w:r>
+      <w:r>
+        <w:tab/>
+      </w:r>
+      <w:r>
+        <w:tab/>
+      </w:r>
+      <w:r>
+        <w:tab/>
+      </w:r>
+      <w:r>
+        <w:tab/>
+      </w:r>
+      <w:r>
+        <w:t>DOS+ 640K</w:t>
+      </w:r>
+    </w:p>
+    <w:p>
+      <w:pPr>
+        <w:spacing w:after="0"/>
+      </w:pPr>
+      <w:r>
+        <w:rPr>
+          <w:rStyle w:val="IntenseEmphasis"/>
+        </w:rPr>
+        <w:t>DOS+</w:t>
+      </w:r>
+      <w:r>
+        <w:rPr>
+          <w:rStyle w:val="IntenseEmphasis"/>
+        </w:rPr>
+        <w:tab/>
+      </w:r>
+      <w:r>
+        <w:rPr>
+          <w:rStyle w:val="IntenseEmphasis"/>
+        </w:rPr>
+        <w:tab/>
+      </w:r>
+      <w:r>
+        <w:rPr>
+          <w:rStyle w:val="IntenseEmphasis"/>
+        </w:rPr>
+        <w:t>800</w:t>
+      </w:r>
+      <w:r>
+        <w:tab/>
+      </w:r>
+      <w:r>
+        <w:tab/>
+      </w:r>
+      <w:r>
+        <w:tab/>
+      </w:r>
+      <w:r>
+        <w:tab/>
+      </w:r>
+      <w:r>
+        <w:t>DOS+ 800K</w:t>
+      </w:r>
+    </w:p>
+    <w:p>
+      <w:pPr>
+        <w:spacing w:after="0"/>
+      </w:pPr>
+      <w:r>
+        <w:rPr>
+          <w:rStyle w:val="IntenseEmphasis"/>
+        </w:rPr>
+        <w:t>DOS</w:t>
+      </w:r>
+      <w:r>
+        <w:rPr>
+          <w:rStyle w:val="IntenseEmphasis"/>
+        </w:rPr>
+        <w:tab/>
+      </w:r>
+      <w:r>
+        <w:rPr>
+          <w:rStyle w:val="IntenseEmphasis"/>
+        </w:rPr>
+        <w:tab/>
+      </w:r>
+      <w:r>
+        <w:rPr>
+          <w:rStyle w:val="IntenseEmphasis"/>
+        </w:rPr>
+        <w:t>360</w:t>
+      </w:r>
+      <w:r>
+        <w:tab/>
+      </w:r>
+      <w:r>
+        <w:tab/>
+      </w:r>
+      <w:r>
+        <w:tab/>
+      </w:r>
+      <w:r>
+        <w:tab/>
+      </w:r>
+      <w:r>
+        <w:t>DOS 360K</w:t>
+      </w:r>
+    </w:p>
+    <w:p>
+      <w:pPr>
+        <w:spacing w:after="0"/>
+      </w:pPr>
+      <w:r>
+        <w:rPr>
+          <w:rStyle w:val="IntenseEmphasis"/>
+        </w:rPr>
+        <w:t>DOS</w:t>
+      </w:r>
+      <w:r>
+        <w:rPr>
+          <w:rStyle w:val="IntenseEmphasis"/>
+        </w:rPr>
+        <w:tab/>
+      </w:r>
+      <w:r>
+        <w:rPr>
+          <w:rStyle w:val="IntenseEmphasis"/>
+        </w:rPr>
+        <w:tab/>
+      </w:r>
+      <w:r>
+        <w:rPr>
+          <w:rStyle w:val="IntenseEmphasis"/>
+        </w:rPr>
+        <w:t>720</w:t>
+      </w:r>
+      <w:r>
+        <w:tab/>
+      </w:r>
+      <w:r>
+        <w:tab/>
+      </w:r>
+      <w:r>
+        <w:tab/>
+      </w:r>
+      <w:r>
+        <w:tab/>
+      </w:r>
+      <w:r>
+        <w:t>DOS 720K</w:t>
+      </w:r>
+    </w:p>
+    <w:p>
+      <w:pPr>
+        <w:spacing w:after="0"/>
+      </w:pPr>
+      <w:r>
+        <w:rPr>
+          <w:rStyle w:val="IntenseEmphasis"/>
+        </w:rPr>
+        <w:t>DOS</w:t>
+      </w:r>
+      <w:r>
+        <w:rPr>
+          <w:rStyle w:val="IntenseEmphasis"/>
+        </w:rPr>
+        <w:tab/>
+      </w:r>
+      <w:r>
+        <w:rPr>
+          <w:rStyle w:val="IntenseEmphasis"/>
+        </w:rPr>
+        <w:tab/>
+      </w:r>
+      <w:r>
+        <w:rPr>
+          <w:rStyle w:val="IntenseEmphasis"/>
+        </w:rPr>
+        <w:t>1440</w:t>
+      </w:r>
+      <w:r>
+        <w:tab/>
+      </w:r>
+      <w:r>
+        <w:tab/>
+      </w:r>
+      <w:r>
+        <w:tab/>
+      </w:r>
+      <w:r>
+        <w:tab/>
+      </w:r>
+      <w:r>
+        <w:t>DOS 1.44MB</w:t>
+      </w:r>
+    </w:p>
+    <w:p>
+      <w:pPr>
+        <w:spacing w:after="0"/>
+      </w:pPr>
+      <w:r>
+        <w:rPr>
+          <w:rStyle w:val="IntenseEmphasis"/>
+        </w:rPr>
+        <w:t>DOS</w:t>
+      </w:r>
+      <w:r>
+        <w:rPr>
+          <w:rStyle w:val="IntenseEmphasis"/>
+        </w:rPr>
+        <w:tab/>
+      </w:r>
+      <w:r>
+        <w:rPr>
+          <w:rStyle w:val="IntenseEmphasis"/>
+        </w:rPr>
+        <w:tab/>
+      </w:r>
+      <w:r>
+        <w:rPr>
+          <w:rStyle w:val="IntenseEmphasis"/>
+        </w:rPr>
+        <w:t>2880</w:t>
+      </w:r>
+      <w:r>
+        <w:tab/>
+      </w:r>
+      <w:r>
+        <w:tab/>
+      </w:r>
+      <w:r>
+        <w:tab/>
+      </w:r>
+      <w:r>
+        <w:tab/>
+      </w:r>
+      <w:r>
+        <w:t>DOS 2.88MB</w:t>
+      </w:r>
+    </w:p>
+    <w:p>
+      <w:pPr>
+        <w:spacing w:after="0"/>
+      </w:pPr>
+      <w:r>
+        <w:rPr>
+          <w:rStyle w:val="IntenseEmphasis"/>
+        </w:rPr>
+        <w:t>DOS</w:t>
+      </w:r>
+      <w:r>
+        <w:rPr>
+          <w:rStyle w:val="IntenseEmphasis"/>
+        </w:rPr>
+        <w:tab/>
+      </w:r>
+      <w:r>
+        <w:rPr>
+          <w:rStyle w:val="IntenseEmphasis"/>
+        </w:rPr>
+        <w:tab/>
+      </w:r>
+      <w:r>
+        <w:rPr>
+          <w:rStyle w:val="IntenseEmphasis"/>
+        </w:rPr>
+        <w:t>HDD</w:t>
+      </w:r>
+      <w:r>
+        <w:rPr>
+          <w:rStyle w:val="IntenseEmphasis"/>
+        </w:rPr>
+        <w:tab/>
+      </w:r>
+      <w:r>
+        <w:rPr>
+          <w:rStyle w:val="IntenseEmphasis"/>
+        </w:rPr>
+        <w:tab/>
+      </w:r>
+      <w:r>
+        <w:rPr>
+          <w:rStyle w:val="IntenseEmphasis"/>
+        </w:rPr>
+        <w:t>&lt;cap&gt;[M]</w:t>
+      </w:r>
+      <w:r>
+        <w:tab/>
+      </w:r>
+      <w:r>
+        <w:t>DOS hard drive of &lt;cap&gt; size</w:t>
+      </w:r>
+    </w:p>
+    <w:p>
+      <w:pPr>
+        <w:spacing w:after="0"/>
+      </w:pPr>
+      <w:r>
+        <w:t>&lt;cap&gt; is specified in KB, or MB if M is included.</w:t>
+      </w:r>
+    </w:p>
+    <w:p>
+      <w:pPr>
+        <w:spacing w:after="0"/>
+      </w:pPr>
+    </w:p>
+    <w:p>
+      <w:pPr>
+        <w:spacing w:after="0"/>
+        <w:rPr>
+          <w:rStyle w:val="IntenseEmphasis"/>
+          <w:b/>
+          <w:color w:val="FF0000"/>
+        </w:rPr>
+      </w:pPr>
+      <w:r>
+        <w:rPr>
+          <w:rStyle w:val="IntenseEmphasis"/>
+          <w:b/>
+          <w:color w:val="FF0000"/>
+        </w:rPr>
+        <w:t>opt &lt;option&gt; [&lt;side&gt;]</w:t>
+      </w:r>
+    </w:p>
+    <w:p>
+      <w:pPr>
+        <w:spacing w:after="0"/>
+      </w:pPr>
+      <w:r>
+        <w:t xml:space="preserve">Sets the boot option for the current side, or &lt;side&gt; if specified. &lt;option&gt; can be </w:t>
+      </w:r>
+      <w:r>
+        <w:rPr>
+          <w:rStyle w:val="IntenseEmphasis"/>
+        </w:rPr>
+        <w:t>0</w:t>
+      </w:r>
+      <w:r>
+        <w:t xml:space="preserve">, </w:t>
+      </w:r>
+      <w:r>
+        <w:rPr>
+          <w:rStyle w:val="IntenseEmphasis"/>
+        </w:rPr>
+        <w:t>1</w:t>
+      </w:r>
+      <w:r>
+        <w:t xml:space="preserve">, </w:t>
+      </w:r>
+      <w:r>
+        <w:rPr>
+          <w:rStyle w:val="IntenseEmphasis"/>
+        </w:rPr>
+        <w:t>2</w:t>
+      </w:r>
+      <w:r>
+        <w:t xml:space="preserve">, or </w:t>
+      </w:r>
+      <w:r>
+        <w:rPr>
+          <w:rStyle w:val="IntenseEmphasis"/>
+        </w:rPr>
+        <w:t>3</w:t>
+      </w:r>
+      <w:r>
+        <w:t>;</w:t>
       </w:r>
       <w:r>
         <w:t xml:space="preserve"> or </w:t>
@@ -11205,7 +14136,34 @@
         <w:rPr>
           <w:rStyle w:val="IntenseEmphasis"/>
         </w:rPr>
-        <w:t>False</w:t>
+        <w:t>none</w:t>
+      </w:r>
+      <w:r>
+        <w:t xml:space="preserve">, </w:t>
+      </w:r>
+      <w:r>
+        <w:rPr>
+          <w:rStyle w:val="IntenseEmphasis"/>
+        </w:rPr>
+        <w:t>load</w:t>
+      </w:r>
+      <w:r>
+        <w:t xml:space="preserve">, </w:t>
+      </w:r>
+      <w:r>
+        <w:rPr>
+          <w:rStyle w:val="IntenseEmphasis"/>
+        </w:rPr>
+        <w:t>run</w:t>
+      </w:r>
+      <w:r>
+        <w:t xml:space="preserve">, or </w:t>
+      </w:r>
+      <w:r>
+        <w:rPr>
+          <w:rStyle w:val="IntenseEmphasis"/>
+        </w:rPr>
+        <w:t>exec</w:t>
       </w:r>
       <w:r>
         <w:t>.</w:t>
@@ -11215,71 +14173,6 @@
       <w:pPr>
         <w:spacing w:after="0"/>
       </w:pPr>
-      <w:r>
-        <w:t>Integer</w:t>
-      </w:r>
-      <w:r>
-        <w:tab/>
-      </w:r>
-      <w:r>
-        <w:tab/>
-        <w:t xml:space="preserve">: Decimal number, unless preceded by </w:t>
-      </w:r>
-      <w:r>
-        <w:rPr>
-          <w:rStyle w:val="IntenseEmphasis"/>
-        </w:rPr>
-        <w:t>0x</w:t>
-      </w:r>
-      <w:r>
-        <w:t xml:space="preserve">, </w:t>
-      </w:r>
-      <w:r>
-        <w:rPr>
-          <w:rStyle w:val="IntenseEmphasis"/>
-        </w:rPr>
-        <w:t>$</w:t>
-      </w:r>
-      <w:r>
-        <w:t xml:space="preserve"> or </w:t>
-      </w:r>
-      <w:r>
-        <w:rPr>
-          <w:rStyle w:val="IntenseEmphasis"/>
-        </w:rPr>
-        <w:t>&amp;</w:t>
-      </w:r>
-      <w:r>
-        <w:t xml:space="preserve"> for Hex number.</w:t>
-      </w:r>
-    </w:p>
-    <w:p>
-      <w:pPr>
-        <w:spacing w:after="0"/>
-      </w:pPr>
-      <w:r>
-        <w:t>String</w:t>
-      </w:r>
-      <w:r>
-        <w:tab/>
-      </w:r>
-      <w:r>
-        <w:tab/>
-        <w:t>: Anything.</w:t>
-      </w:r>
-    </w:p>
-    <w:p>
-      <w:pPr>
-        <w:spacing w:after="0"/>
-      </w:pPr>
-      <w:r>
-        <w:t>Passing config with no parameters will list the valid options.</w:t>
-      </w:r>
-    </w:p>
-    <w:p>
-      <w:pPr>
-        <w:spacing w:after="0"/>
-      </w:pPr>
     </w:p>
     <w:p>
       <w:pPr>
@@ -11296,15 +14189,18 @@
           <w:b/>
           <w:color w:val="FF0000"/>
         </w:rPr>
-        <w:t>compact [&lt;partition&gt;]</w:t>
-      </w:r>
-    </w:p>
-    <w:p>
-      <w:pPr>
-        <w:spacing w:after="0"/>
-      </w:pPr>
-      <w:r>
-        <w:t>Performs a compaction/defrag on the selected partition. If none specified, it acts on the current partition. Same as defrag.</w:t>
+        <w:t>rename &lt;file1&gt; &lt;file2&gt;</w:t>
+      </w:r>
+    </w:p>
+    <w:p>
+      <w:pPr>
+        <w:spacing w:after="0"/>
+      </w:pPr>
+      <w:r>
+        <w:t>Renames &lt;file1&gt; to &lt;file2&gt;.</w:t>
+      </w:r>
+      <w:r>
+        <w:t xml:space="preserve"> &lt;file1&gt; can be a complete path, or file in the current directory.</w:t>
       </w:r>
     </w:p>
     <w:p>
@@ -11327,15 +14223,15 @@
           <w:b/>
           <w:color w:val="FF0000"/>
         </w:rPr>
-        <w:t>create [&lt;dirname&gt;]</w:t>
-      </w:r>
-    </w:p>
-    <w:p>
-      <w:pPr>
-        <w:spacing w:after="0"/>
-      </w:pPr>
-      <w:r>
-        <w:t>Creates a new directory. If no name given, 'NewDir' is used instead.</w:t>
+        <w:t>report</w:t>
+      </w:r>
+    </w:p>
+    <w:p>
+      <w:pPr>
+        <w:spacing w:after="0"/>
+      </w:pPr>
+      <w:r>
+        <w:t>Displays the image report.</w:t>
       </w:r>
     </w:p>
     <w:p>
@@ -11358,178 +14254,169 @@
           <w:b/>
           <w:color w:val="FF0000"/>
         </w:rPr>
-        <w:t>defrag</w:t>
-      </w:r>
-      <w:r>
+        <w:t>runscript &lt;filename&gt;</w:t>
+      </w:r>
+    </w:p>
+    <w:p>
+      <w:pPr>
+        <w:spacing w:after="0"/>
+      </w:pPr>
+      <w:r>
+        <w:t>Runs a script. Cannot be used if one is already running.</w:t>
+      </w:r>
+    </w:p>
+    <w:p>
+      <w:pPr>
+        <w:spacing w:after="0"/>
+      </w:pPr>
+    </w:p>
+    <w:p>
+      <w:pPr>
+        <w:spacing w:after="0"/>
         <w:rPr>
           <w:rStyle w:val="IntenseEmphasis"/>
           <w:b/>
           <w:color w:val="FF0000"/>
         </w:rPr>
-        <w:t xml:space="preserve"> [&lt;partition&gt;]</w:t>
-      </w:r>
-    </w:p>
-    <w:p>
-      <w:pPr>
-        <w:spacing w:after="0"/>
-      </w:pPr>
-      <w:r>
-        <w:t>Performs a compaction/defrag on the selected partition. If none specified, it acts on the current partition. Same as compact.</w:t>
-      </w:r>
-    </w:p>
-    <w:p>
-      <w:pPr>
-        <w:spacing w:after="0"/>
-      </w:pPr>
-    </w:p>
-    <w:p>
-      <w:pPr>
-        <w:spacing w:after="0"/>
+      </w:pPr>
+      <w:r>
         <w:rPr>
           <w:rStyle w:val="IntenseEmphasis"/>
           <w:b/>
           <w:color w:val="FF0000"/>
         </w:rPr>
-      </w:pPr>
-      <w:r>
+        <w:t>save [&lt;filename&gt;] [&lt;compressed&gt;]</w:t>
+      </w:r>
+    </w:p>
+    <w:p>
+      <w:pPr>
+        <w:spacing w:after="0"/>
+      </w:pPr>
+      <w:r>
+        <w:t>Saves the current loaded image to the host OS.</w:t>
+      </w:r>
+      <w:r>
+        <w:t xml:space="preserve"> </w:t>
+      </w:r>
+      <w:r>
+        <w:t>If a UEF is required to be compressed, pass '</w:t>
+      </w:r>
+      <w:r>
+        <w:rPr>
+          <w:rStyle w:val="IntenseEmphasis"/>
+        </w:rPr>
+        <w:t>TRUE</w:t>
+      </w:r>
+      <w:r>
+        <w:t>' as the second parameter.</w:t>
+      </w:r>
+    </w:p>
+    <w:p>
+      <w:pPr>
+        <w:spacing w:after="0"/>
+      </w:pPr>
+    </w:p>
+    <w:p>
+      <w:pPr>
+        <w:spacing w:after="0"/>
         <w:rPr>
           <w:rStyle w:val="IntenseEmphasis"/>
           <w:b/>
           <w:color w:val="FF0000"/>
         </w:rPr>
-        <w:t>delete &lt;file&gt; [[&lt;file&gt;] ...]</w:t>
-      </w:r>
-    </w:p>
-    <w:p>
-      <w:pPr>
-        <w:spacing w:after="0"/>
-      </w:pPr>
-      <w:r>
-        <w:t>Deletes the files/directories listed. Wildcards not allowed.</w:t>
-      </w:r>
-    </w:p>
-    <w:p>
-      <w:pPr>
-        <w:spacing w:after="0"/>
-      </w:pPr>
-    </w:p>
-    <w:p>
-      <w:pPr>
-        <w:spacing w:after="0"/>
+      </w:pPr>
+      <w:r>
         <w:rPr>
           <w:rStyle w:val="IntenseEmphasis"/>
           <w:b/>
           <w:color w:val="FF0000"/>
         </w:rPr>
-      </w:pPr>
-      <w:r>
+        <w:t>savecsv [&lt;filename&gt;]</w:t>
+      </w:r>
+    </w:p>
+    <w:p>
+      <w:pPr>
+        <w:spacing w:after="0"/>
+      </w:pPr>
+      <w:r>
+        <w:t>Outputs the contents of the currently loaded image in CSV format.</w:t>
+      </w:r>
+    </w:p>
+    <w:p>
+      <w:pPr>
+        <w:spacing w:after="0"/>
+      </w:pPr>
+    </w:p>
+    <w:p>
+      <w:pPr>
+        <w:spacing w:after="0"/>
         <w:rPr>
           <w:rStyle w:val="IntenseEmphasis"/>
           <w:b/>
           <w:color w:val="FF0000"/>
         </w:rPr>
-        <w:t>dir &lt;dirname&gt;</w:t>
-      </w:r>
-    </w:p>
-    <w:p>
-      <w:pPr>
-        <w:spacing w:after="0"/>
-      </w:pPr>
-      <w:r>
-        <w:t>Changes to directory &lt;dirname&gt;. Use '</w:t>
-      </w:r>
-      <w:r>
-        <w:rPr>
-          <w:rStyle w:val="IntenseEmphasis"/>
-        </w:rPr>
-        <w:t>^</w:t>
-      </w:r>
-      <w:r>
-        <w:t>'</w:t>
-      </w:r>
-      <w:r>
-        <w:t xml:space="preserve"> in the path</w:t>
-      </w:r>
-      <w:r>
-        <w:t xml:space="preserve"> to specify the parent directory.</w:t>
-      </w:r>
-    </w:p>
-    <w:p>
-      <w:pPr>
-        <w:spacing w:after="0"/>
-      </w:pPr>
-    </w:p>
-    <w:p>
-      <w:pPr>
-        <w:spacing w:after="0"/>
+      </w:pPr>
+      <w:r>
         <w:rPr>
           <w:rStyle w:val="IntenseEmphasis"/>
           <w:b/>
           <w:color w:val="FF0000"/>
         </w:rPr>
-      </w:pPr>
-      <w:r>
+        <w:t>search &lt;file&gt; [[&lt;file&gt;] ...]</w:t>
+      </w:r>
+    </w:p>
+    <w:p>
+      <w:pPr>
+        <w:spacing w:after="0"/>
+      </w:pPr>
+      <w:r>
+        <w:t>Finds all files/directories listed. Filenames can contain wildcards.</w:t>
+      </w:r>
+    </w:p>
+    <w:p>
+      <w:pPr>
+        <w:spacing w:after="0"/>
+      </w:pPr>
+    </w:p>
+    <w:p>
+      <w:pPr>
+        <w:spacing w:after="0"/>
         <w:rPr>
           <w:rStyle w:val="IntenseEmphasis"/>
           <w:b/>
           <w:color w:val="FF0000"/>
         </w:rPr>
-        <w:t>dirtitle &lt;title&gt;</w:t>
-      </w:r>
-    </w:p>
-    <w:p>
-      <w:pPr>
-        <w:spacing w:after="0"/>
-      </w:pPr>
-      <w:r>
-        <w:t>Changes the curre</w:t>
-      </w:r>
-      <w:r>
-        <w:t>n</w:t>
-      </w:r>
-      <w:r>
-        <w:t>t directory title.</w:t>
-      </w:r>
-    </w:p>
-    <w:p>
-      <w:pPr>
-        <w:spacing w:after="0"/>
-      </w:pPr>
-    </w:p>
-    <w:p>
-      <w:pPr>
-        <w:spacing w:after="0"/>
+      </w:pPr>
+      <w:r>
         <w:rPr>
           <w:rStyle w:val="IntenseEmphasis"/>
           <w:b/>
           <w:color w:val="FF0000"/>
         </w:rPr>
-      </w:pPr>
-      <w:r>
+        <w:t>status</w:t>
+      </w:r>
+    </w:p>
+    <w:p>
+      <w:pPr>
+        <w:spacing w:after="0"/>
+      </w:pPr>
+      <w:r>
+        <w:t>Displays the current configuration settings.</w:t>
+      </w:r>
+    </w:p>
+    <w:p>
+      <w:pPr>
+        <w:spacing w:after="0"/>
+      </w:pPr>
+    </w:p>
+    <w:p>
+      <w:pPr>
+        <w:spacing w:after="0"/>
         <w:rPr>
           <w:rStyle w:val="IntenseEmphasis"/>
           <w:b/>
           <w:color w:val="FF0000"/>
         </w:rPr>
-        <w:t>exit</w:t>
-      </w:r>
-    </w:p>
-    <w:p>
-      <w:pPr>
-        <w:spacing w:after="0"/>
-      </w:pPr>
-      <w:r>
-        <w:t>Quits console and application.</w:t>
-      </w:r>
-    </w:p>
-    <w:p>
-      <w:pPr>
-        <w:spacing w:after="0"/>
-      </w:pPr>
-    </w:p>
-    <w:p>
-      <w:pPr>
-        <w:spacing w:after="0"/>
       </w:pPr>
       <w:r>
         <w:rPr>
@@ -11537,15 +14424,15 @@
           <w:b/>
           <w:color w:val="FF0000"/>
         </w:rPr>
-        <w:t>exittogui</w:t>
-      </w:r>
-    </w:p>
-    <w:p>
-      <w:pPr>
-        <w:spacing w:after="0"/>
-      </w:pPr>
-      <w:r>
-        <w:t>Quits the console and opens the GUI application.</w:t>
+        <w:t>stamp &lt;file&gt;</w:t>
+      </w:r>
+    </w:p>
+    <w:p>
+      <w:pPr>
+        <w:spacing w:after="0"/>
+      </w:pPr>
+      <w:r>
+        <w:t>Timestamps the specified file with the current time and date.</w:t>
       </w:r>
     </w:p>
     <w:p>
@@ -11568,2487 +14455,7 @@
           <w:b/>
           <w:color w:val="FF0000"/>
         </w:rPr>
-        <w:t>exec &lt;filename&gt; &lt;address&gt;</w:t>
-      </w:r>
-    </w:p>
-    <w:p>
-      <w:pPr>
-        <w:spacing w:after="0"/>
-      </w:pPr>
-      <w:r>
-        <w:t>Updates the execution address for &lt;filename&gt; to be &lt;address&gt;, which must be a valid hex number.</w:t>
-      </w:r>
-      <w:r>
-        <w:t xml:space="preserve"> Filename can contain wildcards.</w:t>
-      </w:r>
-    </w:p>
-    <w:p>
-      <w:pPr>
-        <w:spacing w:after="0"/>
-      </w:pPr>
-    </w:p>
-    <w:p>
-      <w:pPr>
-        <w:spacing w:after="0"/>
-        <w:rPr>
-          <w:rStyle w:val="IntenseEmphasis"/>
-          <w:b/>
-          <w:color w:val="FF0000"/>
-        </w:rPr>
-      </w:pPr>
-      <w:r>
-        <w:rPr>
-          <w:rStyle w:val="IntenseEmphasis"/>
-          <w:b/>
-          <w:color w:val="FF0000"/>
-        </w:rPr>
-        <w:t>extract &lt;file&gt; [[&lt;file] ...]</w:t>
-      </w:r>
-    </w:p>
-    <w:p>
-      <w:pPr>
-        <w:spacing w:after="0"/>
-      </w:pPr>
-      <w:r>
-        <w:t>Extracts all files/directories listed to the local OS folder.</w:t>
-      </w:r>
-      <w:r>
-        <w:t xml:space="preserve"> </w:t>
-      </w:r>
-      <w:r>
-        <w:t>Filenames can contain wildcards.</w:t>
-      </w:r>
-    </w:p>
-    <w:p>
-      <w:pPr>
-        <w:spacing w:after="0"/>
-      </w:pPr>
-    </w:p>
-    <w:p>
-      <w:pPr>
-        <w:spacing w:after="0"/>
-        <w:rPr>
-          <w:rStyle w:val="IntenseEmphasis"/>
-          <w:b/>
-          <w:color w:val="FF0000"/>
-        </w:rPr>
-      </w:pPr>
-      <w:r>
-        <w:rPr>
-          <w:rStyle w:val="IntenseEmphasis"/>
-          <w:b/>
-          <w:color w:val="FF0000"/>
-        </w:rPr>
-        <w:t>filetocsv &lt;file&gt; [[&lt;file&gt;] ...]</w:t>
-      </w:r>
-    </w:p>
-    <w:p>
-      <w:pPr>
-        <w:spacing w:after="0"/>
-      </w:pPr>
-      <w:r>
-        <w:t>Outputs a CSV format of the specified files. Can contain wildcards.</w:t>
-      </w:r>
-    </w:p>
-    <w:p>
-      <w:pPr>
-        <w:spacing w:after="0"/>
-      </w:pPr>
-    </w:p>
-    <w:p>
-      <w:pPr>
-        <w:spacing w:after="0"/>
-        <w:rPr>
-          <w:rStyle w:val="IntenseEmphasis"/>
-          <w:b/>
-          <w:color w:val="FF0000"/>
-        </w:rPr>
-      </w:pPr>
-      <w:r>
-        <w:rPr>
-          <w:rStyle w:val="IntenseEmphasis"/>
-          <w:b/>
-          <w:color w:val="FF0000"/>
-        </w:rPr>
-        <w:t>filetype &lt;hex&gt;|&lt;name&gt;</w:t>
-      </w:r>
-    </w:p>
-    <w:p>
-      <w:pPr>
-        <w:spacing w:after="0"/>
-      </w:pPr>
-      <w:r>
-        <w:t>Translates the hex number to known ADFS filetype, or vice-versa.</w:t>
-      </w:r>
-    </w:p>
-    <w:p>
-      <w:pPr>
-        <w:spacing w:after="0"/>
-      </w:pPr>
-    </w:p>
-    <w:p>
-      <w:pPr>
-        <w:spacing w:after="0"/>
-        <w:rPr>
-          <w:rStyle w:val="IntenseEmphasis"/>
-          <w:b/>
-          <w:color w:val="FF0000"/>
-        </w:rPr>
-      </w:pPr>
-      <w:r>
-        <w:rPr>
-          <w:rStyle w:val="IntenseEmphasis"/>
-          <w:b/>
-          <w:color w:val="FF0000"/>
-        </w:rPr>
-        <w:t>find &lt;file&gt; [[&lt;file&gt;] ...]</w:t>
-      </w:r>
-    </w:p>
-    <w:p>
-      <w:pPr>
-        <w:spacing w:after="0"/>
-      </w:pPr>
-      <w:r>
-        <w:t>Finds the files/directories listed in the local OS folder. Can contain wildcards.</w:t>
-      </w:r>
-    </w:p>
-    <w:p>
-      <w:pPr>
-        <w:spacing w:after="0"/>
-      </w:pPr>
-    </w:p>
-    <w:p>
-      <w:pPr>
-        <w:spacing w:after="0"/>
-        <w:rPr>
-          <w:rStyle w:val="IntenseEmphasis"/>
-          <w:b/>
-          <w:color w:val="FF0000"/>
-        </w:rPr>
-      </w:pPr>
-      <w:r>
-        <w:rPr>
-          <w:rStyle w:val="IntenseEmphasis"/>
-          <w:b/>
-          <w:color w:val="FF0000"/>
-        </w:rPr>
-        <w:t>free</w:t>
-      </w:r>
-    </w:p>
-    <w:p>
-      <w:pPr>
-        <w:spacing w:after="0"/>
-      </w:pPr>
-      <w:r>
         <w:lastRenderedPageBreak/>
-        <w:t>Displays the free space on the partition/side.</w:t>
-      </w:r>
-    </w:p>
-    <w:p>
-      <w:pPr>
-        <w:spacing w:after="0"/>
-      </w:pPr>
-    </w:p>
-    <w:p>
-      <w:pPr>
-        <w:spacing w:after="0"/>
-        <w:rPr>
-          <w:rStyle w:val="IntenseEmphasis"/>
-          <w:b/>
-          <w:color w:val="FF0000"/>
-        </w:rPr>
-      </w:pPr>
-      <w:r>
-        <w:rPr>
-          <w:rStyle w:val="IntenseEmphasis"/>
-          <w:b/>
-          <w:color w:val="FF0000"/>
-        </w:rPr>
-        <w:t>help</w:t>
-      </w:r>
-    </w:p>
-    <w:p>
-      <w:pPr>
-        <w:spacing w:after="0"/>
-      </w:pPr>
-      <w:r>
-        <w:t>Displays this text.</w:t>
-      </w:r>
-    </w:p>
-    <w:p>
-      <w:pPr>
-        <w:spacing w:after="0"/>
-      </w:pPr>
-    </w:p>
-    <w:p>
-      <w:pPr>
-        <w:spacing w:after="0"/>
-        <w:rPr>
-          <w:rStyle w:val="IntenseEmphasis"/>
-          <w:b/>
-          <w:color w:val="FF0000"/>
-        </w:rPr>
-      </w:pPr>
-      <w:r>
-        <w:rPr>
-          <w:rStyle w:val="IntenseEmphasis"/>
-          <w:b/>
-          <w:color w:val="FF0000"/>
-        </w:rPr>
-        <w:t>insert &lt;filename&gt;</w:t>
-      </w:r>
-    </w:p>
-    <w:p>
-      <w:pPr>
-        <w:spacing w:after="0"/>
-      </w:pPr>
-      <w:r>
-        <w:t>Loads image specified by &lt;filename&gt;.</w:t>
-      </w:r>
-    </w:p>
-    <w:p>
-      <w:pPr>
-        <w:spacing w:after="0"/>
-      </w:pPr>
-    </w:p>
-    <w:p>
-      <w:pPr>
-        <w:spacing w:after="0"/>
-        <w:rPr>
-          <w:rStyle w:val="IntenseEmphasis"/>
-          <w:b/>
-          <w:color w:val="FF0000"/>
-        </w:rPr>
-      </w:pPr>
-      <w:r>
-        <w:rPr>
-          <w:rStyle w:val="IntenseEmphasis"/>
-          <w:b/>
-          <w:color w:val="FF0000"/>
-        </w:rPr>
-        <w:t>interleave &lt;option&gt;</w:t>
-      </w:r>
-    </w:p>
-    <w:p>
-      <w:pPr>
-        <w:spacing w:after="0"/>
-      </w:pPr>
-      <w:r>
-        <w:t>Changes the current interleave method and re-organises the data.</w:t>
-      </w:r>
-      <w:r>
-        <w:t xml:space="preserve"> </w:t>
-      </w:r>
-      <w:r>
-        <w:t xml:space="preserve">&lt;option&gt; can be </w:t>
-      </w:r>
-      <w:r>
-        <w:rPr>
-          <w:rStyle w:val="IntenseEmphasis"/>
-        </w:rPr>
-        <w:t>0</w:t>
-      </w:r>
-      <w:r>
-        <w:t xml:space="preserve">, </w:t>
-      </w:r>
-      <w:r>
-        <w:rPr>
-          <w:rStyle w:val="IntenseEmphasis"/>
-        </w:rPr>
-        <w:t>1</w:t>
-      </w:r>
-      <w:r>
-        <w:t xml:space="preserve">, </w:t>
-      </w:r>
-      <w:r>
-        <w:rPr>
-          <w:rStyle w:val="IntenseEmphasis"/>
-        </w:rPr>
-        <w:t>2</w:t>
-      </w:r>
-      <w:r>
-        <w:t xml:space="preserve">, or </w:t>
-      </w:r>
-      <w:r>
-        <w:rPr>
-          <w:rStyle w:val="IntenseEmphasis"/>
-        </w:rPr>
-        <w:t>3</w:t>
-      </w:r>
-      <w:r>
-        <w:rPr>
-          <w:rStyle w:val="IntenseEmphasis"/>
-        </w:rPr>
-        <w:t>;</w:t>
-      </w:r>
-      <w:r>
-        <w:t xml:space="preserve"> or </w:t>
-      </w:r>
-      <w:r>
-        <w:rPr>
-          <w:rStyle w:val="IntenseEmphasis"/>
-        </w:rPr>
-        <w:t>auto</w:t>
-      </w:r>
-      <w:r>
-        <w:t xml:space="preserve">, </w:t>
-      </w:r>
-      <w:r>
-        <w:rPr>
-          <w:rStyle w:val="IntenseEmphasis"/>
-        </w:rPr>
-        <w:t>seq</w:t>
-      </w:r>
-      <w:r>
-        <w:t xml:space="preserve">, </w:t>
-      </w:r>
-      <w:r>
-        <w:rPr>
-          <w:rStyle w:val="IntenseEmphasis"/>
-        </w:rPr>
-        <w:t>int</w:t>
-      </w:r>
-      <w:r>
-        <w:t xml:space="preserve">, or </w:t>
-      </w:r>
-      <w:r>
-        <w:rPr>
-          <w:rStyle w:val="IntenseEmphasis"/>
-        </w:rPr>
-        <w:t>mux</w:t>
-      </w:r>
-      <w:r>
-        <w:t>.</w:t>
-      </w:r>
-      <w:r>
-        <w:t xml:space="preserve"> </w:t>
-      </w:r>
-      <w:r>
-        <w:t>Only valid for Acorn ADFS L or FS.</w:t>
-      </w:r>
-    </w:p>
-    <w:p>
-      <w:pPr>
-        <w:spacing w:after="0"/>
-      </w:pPr>
-    </w:p>
-    <w:p>
-      <w:pPr>
-        <w:spacing w:after="0"/>
-        <w:rPr>
-          <w:rStyle w:val="IntenseEmphasis"/>
-          <w:b/>
-          <w:color w:val="FF0000"/>
-        </w:rPr>
-      </w:pPr>
-      <w:r>
-        <w:rPr>
-          <w:rStyle w:val="IntenseEmphasis"/>
-          <w:b/>
-          <w:color w:val="FF0000"/>
-        </w:rPr>
-        <w:t>load &lt;filename&gt; &lt;address&gt;</w:t>
-      </w:r>
-    </w:p>
-    <w:p>
-      <w:pPr>
-        <w:spacing w:after="0"/>
-      </w:pPr>
-      <w:r>
-        <w:t>Updates the load address for &lt;filename&gt; to be &lt;address&gt;, which must be a valid hex number.</w:t>
-      </w:r>
-    </w:p>
-    <w:p>
-      <w:pPr>
-        <w:spacing w:after="0"/>
-      </w:pPr>
-    </w:p>
-    <w:p>
-      <w:pPr>
-        <w:spacing w:after="0"/>
-        <w:rPr>
-          <w:rStyle w:val="IntenseEmphasis"/>
-          <w:b/>
-          <w:color w:val="FF0000"/>
-        </w:rPr>
-      </w:pPr>
-      <w:r>
-        <w:rPr>
-          <w:rStyle w:val="IntenseEmphasis"/>
-          <w:b/>
-          <w:color w:val="FF0000"/>
-        </w:rPr>
-        <w:t>list &lt;filename&gt;</w:t>
-      </w:r>
-    </w:p>
-    <w:p>
-      <w:pPr>
-        <w:spacing w:after="0"/>
-      </w:pPr>
-      <w:r>
-        <w:t>Displays the file specified (BBC BASIC listing/text output/hex dump).</w:t>
-      </w:r>
-    </w:p>
-    <w:p>
-      <w:pPr>
-        <w:spacing w:after="0"/>
-      </w:pPr>
-    </w:p>
-    <w:p>
-      <w:pPr>
-        <w:spacing w:after="0"/>
-        <w:rPr>
-          <w:rStyle w:val="IntenseEmphasis"/>
-          <w:b/>
-          <w:color w:val="FF0000"/>
-        </w:rPr>
-      </w:pPr>
-      <w:r>
-        <w:rPr>
-          <w:rStyle w:val="IntenseEmphasis"/>
-          <w:b/>
-          <w:color w:val="FF0000"/>
-        </w:rPr>
-        <w:t>new &lt;format&gt; [&lt;option&gt; [&lt;option2&gt;]</w:t>
-      </w:r>
-      <w:r>
-        <w:rPr>
-          <w:rStyle w:val="IntenseEmphasis"/>
-          <w:b/>
-          <w:color w:val="FF0000"/>
-        </w:rPr>
-        <w:t>]</w:t>
-      </w:r>
-    </w:p>
-    <w:p>
-      <w:pPr>
-        <w:spacing w:after="0"/>
-      </w:pPr>
-      <w:r>
-        <w:t>Creates a new image:</w:t>
-      </w:r>
-    </w:p>
-    <w:p>
-      <w:pPr>
-        <w:spacing w:after="0"/>
-        <w:rPr>
-          <w:b/>
-          <w:bCs/>
-        </w:rPr>
-      </w:pPr>
-      <w:r>
-        <w:rPr>
-          <w:b/>
-          <w:bCs/>
-        </w:rPr>
-        <w:t>&lt;format&gt;</w:t>
-      </w:r>
-      <w:r>
-        <w:rPr>
-          <w:b/>
-          <w:bCs/>
-        </w:rPr>
-        <w:tab/>
-      </w:r>
-      <w:r>
-        <w:rPr>
-          <w:b/>
-          <w:bCs/>
-        </w:rPr>
-        <w:t>&lt;option&gt;</w:t>
-      </w:r>
-      <w:r>
-        <w:rPr>
-          <w:b/>
-          <w:bCs/>
-        </w:rPr>
-        <w:tab/>
-      </w:r>
-      <w:r>
-        <w:rPr>
-          <w:b/>
-          <w:bCs/>
-        </w:rPr>
-        <w:t>&lt;option2&gt;</w:t>
-      </w:r>
-      <w:r>
-        <w:rPr>
-          <w:b/>
-          <w:bCs/>
-        </w:rPr>
-        <w:tab/>
-      </w:r>
-      <w:r>
-        <w:rPr>
-          <w:b/>
-          <w:bCs/>
-        </w:rPr>
-        <w:t>Result</w:t>
-      </w:r>
-    </w:p>
-    <w:p>
-      <w:pPr>
-        <w:spacing w:after="0"/>
-      </w:pPr>
-      <w:r>
-        <w:rPr>
-          <w:rStyle w:val="IntenseEmphasis"/>
-        </w:rPr>
-        <w:t>DFS</w:t>
-      </w:r>
-      <w:r>
-        <w:rPr>
-          <w:rStyle w:val="IntenseEmphasis"/>
-        </w:rPr>
-        <w:tab/>
-      </w:r>
-      <w:r>
-        <w:rPr>
-          <w:rStyle w:val="IntenseEmphasis"/>
-        </w:rPr>
-        <w:tab/>
-      </w:r>
-      <w:r>
-        <w:rPr>
-          <w:rStyle w:val="IntenseEmphasis"/>
-        </w:rPr>
-        <w:t>S80</w:t>
-      </w:r>
-      <w:r>
-        <w:tab/>
-      </w:r>
-      <w:r>
-        <w:tab/>
-      </w:r>
-      <w:r>
-        <w:tab/>
-      </w:r>
-      <w:r>
-        <w:tab/>
-      </w:r>
-      <w:r>
-        <w:t>Acorn DFS single sided 80 track</w:t>
-      </w:r>
-    </w:p>
-    <w:p>
-      <w:pPr>
-        <w:spacing w:after="0"/>
-      </w:pPr>
-      <w:r>
-        <w:rPr>
-          <w:rStyle w:val="IntenseEmphasis"/>
-        </w:rPr>
-        <w:t>DFS</w:t>
-      </w:r>
-      <w:r>
-        <w:rPr>
-          <w:rStyle w:val="IntenseEmphasis"/>
-        </w:rPr>
-        <w:tab/>
-      </w:r>
-      <w:r>
-        <w:rPr>
-          <w:rStyle w:val="IntenseEmphasis"/>
-        </w:rPr>
-        <w:tab/>
-      </w:r>
-      <w:r>
-        <w:rPr>
-          <w:rStyle w:val="IntenseEmphasis"/>
-        </w:rPr>
-        <w:t>S40</w:t>
-      </w:r>
-      <w:r>
-        <w:tab/>
-      </w:r>
-      <w:r>
-        <w:tab/>
-      </w:r>
-      <w:r>
-        <w:tab/>
-      </w:r>
-      <w:r>
-        <w:tab/>
-      </w:r>
-      <w:r>
-        <w:t>Acorn DFS single sided 40 track</w:t>
-      </w:r>
-    </w:p>
-    <w:p>
-      <w:pPr>
-        <w:spacing w:after="0"/>
-      </w:pPr>
-      <w:r>
-        <w:rPr>
-          <w:rStyle w:val="IntenseEmphasis"/>
-        </w:rPr>
-        <w:t>DFS</w:t>
-      </w:r>
-      <w:r>
-        <w:rPr>
-          <w:rStyle w:val="IntenseEmphasis"/>
-        </w:rPr>
-        <w:tab/>
-      </w:r>
-      <w:r>
-        <w:rPr>
-          <w:rStyle w:val="IntenseEmphasis"/>
-        </w:rPr>
-        <w:tab/>
-      </w:r>
-      <w:r>
-        <w:rPr>
-          <w:rStyle w:val="IntenseEmphasis"/>
-        </w:rPr>
-        <w:t>D80</w:t>
-      </w:r>
-      <w:r>
-        <w:tab/>
-      </w:r>
-      <w:r>
-        <w:tab/>
-      </w:r>
-      <w:r>
-        <w:tab/>
-      </w:r>
-      <w:r>
-        <w:tab/>
-      </w:r>
-      <w:r>
-        <w:t>Acorn DFS double sided 80 track</w:t>
-      </w:r>
-    </w:p>
-    <w:p>
-      <w:pPr>
-        <w:spacing w:after="0"/>
-      </w:pPr>
-      <w:r>
-        <w:rPr>
-          <w:rStyle w:val="IntenseEmphasis"/>
-        </w:rPr>
-        <w:t>DFS</w:t>
-      </w:r>
-      <w:r>
-        <w:rPr>
-          <w:rStyle w:val="IntenseEmphasis"/>
-        </w:rPr>
-        <w:tab/>
-      </w:r>
-      <w:r>
-        <w:rPr>
-          <w:rStyle w:val="IntenseEmphasis"/>
-        </w:rPr>
-        <w:tab/>
-      </w:r>
-      <w:r>
-        <w:rPr>
-          <w:rStyle w:val="IntenseEmphasis"/>
-        </w:rPr>
-        <w:t>D40</w:t>
-      </w:r>
-      <w:r>
-        <w:tab/>
-      </w:r>
-      <w:r>
-        <w:tab/>
-      </w:r>
-      <w:r>
-        <w:tab/>
-      </w:r>
-      <w:r>
-        <w:tab/>
-      </w:r>
-      <w:r>
-        <w:t>Acorn DFS double sided 40 track</w:t>
-      </w:r>
-    </w:p>
-    <w:p>
-      <w:pPr>
-        <w:spacing w:after="0"/>
-      </w:pPr>
-      <w:r>
-        <w:rPr>
-          <w:rStyle w:val="IntenseEmphasis"/>
-        </w:rPr>
-        <w:t>WDFS</w:t>
-      </w:r>
-      <w:r>
-        <w:rPr>
-          <w:rStyle w:val="IntenseEmphasis"/>
-        </w:rPr>
-        <w:tab/>
-      </w:r>
-      <w:r>
-        <w:rPr>
-          <w:rStyle w:val="IntenseEmphasis"/>
-        </w:rPr>
-        <w:tab/>
-      </w:r>
-      <w:r>
-        <w:rPr>
-          <w:rStyle w:val="IntenseEmphasis"/>
-        </w:rPr>
-        <w:t>S80</w:t>
-      </w:r>
-      <w:r>
-        <w:tab/>
-      </w:r>
-      <w:r>
-        <w:tab/>
-      </w:r>
-      <w:r>
-        <w:tab/>
-      </w:r>
-      <w:r>
-        <w:tab/>
-      </w:r>
-      <w:r>
-        <w:t>Watford DFS single sided 80 track</w:t>
-      </w:r>
-    </w:p>
-    <w:p>
-      <w:pPr>
-        <w:spacing w:after="0"/>
-      </w:pPr>
-      <w:r>
-        <w:rPr>
-          <w:rStyle w:val="IntenseEmphasis"/>
-        </w:rPr>
-        <w:t>WDFS</w:t>
-      </w:r>
-      <w:r>
-        <w:rPr>
-          <w:rStyle w:val="IntenseEmphasis"/>
-        </w:rPr>
-        <w:tab/>
-      </w:r>
-      <w:r>
-        <w:rPr>
-          <w:rStyle w:val="IntenseEmphasis"/>
-        </w:rPr>
-        <w:tab/>
-      </w:r>
-      <w:r>
-        <w:rPr>
-          <w:rStyle w:val="IntenseEmphasis"/>
-        </w:rPr>
-        <w:t>S40</w:t>
-      </w:r>
-      <w:r>
-        <w:tab/>
-      </w:r>
-      <w:r>
-        <w:tab/>
-      </w:r>
-      <w:r>
-        <w:tab/>
-      </w:r>
-      <w:r>
-        <w:tab/>
-      </w:r>
-      <w:r>
-        <w:t>Watford DFS single sided 40 track</w:t>
-      </w:r>
-    </w:p>
-    <w:p>
-      <w:pPr>
-        <w:spacing w:after="0"/>
-      </w:pPr>
-      <w:r>
-        <w:rPr>
-          <w:rStyle w:val="IntenseEmphasis"/>
-        </w:rPr>
-        <w:t>WDFS</w:t>
-      </w:r>
-      <w:r>
-        <w:rPr>
-          <w:rStyle w:val="IntenseEmphasis"/>
-        </w:rPr>
-        <w:tab/>
-      </w:r>
-      <w:r>
-        <w:rPr>
-          <w:rStyle w:val="IntenseEmphasis"/>
-        </w:rPr>
-        <w:tab/>
-      </w:r>
-      <w:r>
-        <w:rPr>
-          <w:rStyle w:val="IntenseEmphasis"/>
-        </w:rPr>
-        <w:t>D80</w:t>
-      </w:r>
-      <w:r>
-        <w:tab/>
-      </w:r>
-      <w:r>
-        <w:tab/>
-      </w:r>
-      <w:r>
-        <w:tab/>
-      </w:r>
-      <w:r>
-        <w:tab/>
-      </w:r>
-      <w:r>
-        <w:t>Watford DFS double sided 80 track</w:t>
-      </w:r>
-    </w:p>
-    <w:p>
-      <w:pPr>
-        <w:spacing w:after="0"/>
-      </w:pPr>
-      <w:r>
-        <w:rPr>
-          <w:rStyle w:val="IntenseEmphasis"/>
-        </w:rPr>
-        <w:t>WDFS</w:t>
-      </w:r>
-      <w:r>
-        <w:rPr>
-          <w:rStyle w:val="IntenseEmphasis"/>
-        </w:rPr>
-        <w:tab/>
-      </w:r>
-      <w:r>
-        <w:rPr>
-          <w:rStyle w:val="IntenseEmphasis"/>
-        </w:rPr>
-        <w:tab/>
-      </w:r>
-      <w:r>
-        <w:rPr>
-          <w:rStyle w:val="IntenseEmphasis"/>
-        </w:rPr>
-        <w:t>D40</w:t>
-      </w:r>
-      <w:r>
-        <w:tab/>
-      </w:r>
-      <w:r>
-        <w:tab/>
-      </w:r>
-      <w:r>
-        <w:tab/>
-      </w:r>
-      <w:r>
-        <w:tab/>
-      </w:r>
-      <w:r>
-        <w:t>Watford DFS double sided 40 track</w:t>
-      </w:r>
-    </w:p>
-    <w:p>
-      <w:pPr>
-        <w:spacing w:after="0"/>
-      </w:pPr>
-      <w:r>
-        <w:rPr>
-          <w:rStyle w:val="IntenseEmphasis"/>
-        </w:rPr>
-        <w:t>ADFS</w:t>
-      </w:r>
-      <w:r>
-        <w:rPr>
-          <w:rStyle w:val="IntenseEmphasis"/>
-        </w:rPr>
-        <w:tab/>
-      </w:r>
-      <w:r>
-        <w:rPr>
-          <w:rStyle w:val="IntenseEmphasis"/>
-        </w:rPr>
-        <w:tab/>
-      </w:r>
-      <w:r>
-        <w:rPr>
-          <w:rStyle w:val="IntenseEmphasis"/>
-        </w:rPr>
-        <w:t>S</w:t>
-      </w:r>
-      <w:r>
-        <w:tab/>
-      </w:r>
-      <w:r>
-        <w:tab/>
-      </w:r>
-      <w:r>
-        <w:tab/>
-      </w:r>
-      <w:r>
-        <w:tab/>
-      </w:r>
-      <w:r>
-        <w:t>Acorn ADFS S</w:t>
-      </w:r>
-    </w:p>
-    <w:p>
-      <w:pPr>
-        <w:spacing w:after="0"/>
-      </w:pPr>
-      <w:r>
-        <w:rPr>
-          <w:rStyle w:val="IntenseEmphasis"/>
-        </w:rPr>
-        <w:t>ADFS</w:t>
-      </w:r>
-      <w:r>
-        <w:rPr>
-          <w:rStyle w:val="IntenseEmphasis"/>
-        </w:rPr>
-        <w:tab/>
-      </w:r>
-      <w:r>
-        <w:rPr>
-          <w:rStyle w:val="IntenseEmphasis"/>
-        </w:rPr>
-        <w:tab/>
-      </w:r>
-      <w:r>
-        <w:rPr>
-          <w:rStyle w:val="IntenseEmphasis"/>
-        </w:rPr>
-        <w:t>M</w:t>
-      </w:r>
-      <w:r>
-        <w:tab/>
-      </w:r>
-      <w:r>
-        <w:tab/>
-      </w:r>
-      <w:r>
-        <w:tab/>
-      </w:r>
-      <w:r>
-        <w:tab/>
-      </w:r>
-      <w:r>
-        <w:t>Acorn ADFS M</w:t>
-      </w:r>
-    </w:p>
-    <w:p>
-      <w:pPr>
-        <w:spacing w:after="0"/>
-      </w:pPr>
-      <w:r>
-        <w:rPr>
-          <w:rStyle w:val="IntenseEmphasis"/>
-        </w:rPr>
-        <w:t>ADFS</w:t>
-      </w:r>
-      <w:r>
-        <w:rPr>
-          <w:rStyle w:val="IntenseEmphasis"/>
-        </w:rPr>
-        <w:tab/>
-      </w:r>
-      <w:r>
-        <w:rPr>
-          <w:rStyle w:val="IntenseEmphasis"/>
-        </w:rPr>
-        <w:tab/>
-      </w:r>
-      <w:r>
-        <w:rPr>
-          <w:rStyle w:val="IntenseEmphasis"/>
-        </w:rPr>
-        <w:t>L</w:t>
-      </w:r>
-      <w:r>
-        <w:tab/>
-      </w:r>
-      <w:r>
-        <w:tab/>
-      </w:r>
-      <w:r>
-        <w:tab/>
-      </w:r>
-      <w:r>
-        <w:tab/>
-      </w:r>
-      <w:r>
-        <w:t>Acorn ADFS L</w:t>
-      </w:r>
-    </w:p>
-    <w:p>
-      <w:pPr>
-        <w:spacing w:after="0"/>
-      </w:pPr>
-      <w:r>
-        <w:rPr>
-          <w:rStyle w:val="IntenseEmphasis"/>
-        </w:rPr>
-        <w:t>ADFS</w:t>
-      </w:r>
-      <w:r>
-        <w:rPr>
-          <w:rStyle w:val="IntenseEmphasis"/>
-        </w:rPr>
-        <w:tab/>
-      </w:r>
-      <w:r>
-        <w:rPr>
-          <w:rStyle w:val="IntenseEmphasis"/>
-        </w:rPr>
-        <w:tab/>
-      </w:r>
-      <w:r>
-        <w:rPr>
-          <w:rStyle w:val="IntenseEmphasis"/>
-        </w:rPr>
-        <w:t>D</w:t>
-      </w:r>
-      <w:r>
-        <w:tab/>
-      </w:r>
-      <w:r>
-        <w:tab/>
-      </w:r>
-      <w:r>
-        <w:tab/>
-      </w:r>
-      <w:r>
-        <w:tab/>
-      </w:r>
-      <w:r>
-        <w:t>Acorn ADFS D</w:t>
-      </w:r>
-    </w:p>
-    <w:p>
-      <w:pPr>
-        <w:spacing w:after="0"/>
-      </w:pPr>
-      <w:r>
-        <w:rPr>
-          <w:rStyle w:val="IntenseEmphasis"/>
-        </w:rPr>
-        <w:t>ADFS</w:t>
-      </w:r>
-      <w:r>
-        <w:rPr>
-          <w:rStyle w:val="IntenseEmphasis"/>
-        </w:rPr>
-        <w:tab/>
-      </w:r>
-      <w:r>
-        <w:rPr>
-          <w:rStyle w:val="IntenseEmphasis"/>
-        </w:rPr>
-        <w:tab/>
-      </w:r>
-      <w:r>
-        <w:rPr>
-          <w:rStyle w:val="IntenseEmphasis"/>
-        </w:rPr>
-        <w:t>E</w:t>
-      </w:r>
-      <w:r>
-        <w:tab/>
-      </w:r>
-      <w:r>
-        <w:tab/>
-      </w:r>
-      <w:r>
-        <w:tab/>
-      </w:r>
-      <w:r>
-        <w:tab/>
-      </w:r>
-      <w:r>
-        <w:t>Acorn ADFS E</w:t>
-      </w:r>
-    </w:p>
-    <w:p>
-      <w:pPr>
-        <w:spacing w:after="0"/>
-      </w:pPr>
-      <w:r>
-        <w:rPr>
-          <w:rStyle w:val="IntenseEmphasis"/>
-        </w:rPr>
-        <w:t>ADFS</w:t>
-      </w:r>
-      <w:r>
-        <w:rPr>
-          <w:rStyle w:val="IntenseEmphasis"/>
-        </w:rPr>
-        <w:tab/>
-      </w:r>
-      <w:r>
-        <w:rPr>
-          <w:rStyle w:val="IntenseEmphasis"/>
-        </w:rPr>
-        <w:tab/>
-      </w:r>
-      <w:r>
-        <w:rPr>
-          <w:rStyle w:val="IntenseEmphasis"/>
-        </w:rPr>
-        <w:t>E+</w:t>
-      </w:r>
-      <w:r>
-        <w:tab/>
-      </w:r>
-      <w:r>
-        <w:tab/>
-      </w:r>
-      <w:r>
-        <w:tab/>
-      </w:r>
-      <w:r>
-        <w:tab/>
-      </w:r>
-      <w:r>
-        <w:t>Acorn ADFS E+</w:t>
-      </w:r>
-    </w:p>
-    <w:p>
-      <w:pPr>
-        <w:spacing w:after="0"/>
-      </w:pPr>
-      <w:r>
-        <w:rPr>
-          <w:rStyle w:val="IntenseEmphasis"/>
-        </w:rPr>
-        <w:t>ADFS</w:t>
-      </w:r>
-      <w:r>
-        <w:rPr>
-          <w:rStyle w:val="IntenseEmphasis"/>
-        </w:rPr>
-        <w:tab/>
-      </w:r>
-      <w:r>
-        <w:rPr>
-          <w:rStyle w:val="IntenseEmphasis"/>
-        </w:rPr>
-        <w:tab/>
-      </w:r>
-      <w:r>
-        <w:rPr>
-          <w:rStyle w:val="IntenseEmphasis"/>
-        </w:rPr>
-        <w:t>F</w:t>
-      </w:r>
-      <w:r>
-        <w:tab/>
-      </w:r>
-      <w:r>
-        <w:tab/>
-      </w:r>
-      <w:r>
-        <w:tab/>
-      </w:r>
-      <w:r>
-        <w:tab/>
-      </w:r>
-      <w:r>
-        <w:t>Acorn ADFS F</w:t>
-      </w:r>
-    </w:p>
-    <w:p>
-      <w:pPr>
-        <w:spacing w:after="0"/>
-      </w:pPr>
-      <w:r>
-        <w:rPr>
-          <w:rStyle w:val="IntenseEmphasis"/>
-        </w:rPr>
-        <w:t>ADFS</w:t>
-      </w:r>
-      <w:r>
-        <w:rPr>
-          <w:rStyle w:val="IntenseEmphasis"/>
-        </w:rPr>
-        <w:tab/>
-      </w:r>
-      <w:r>
-        <w:rPr>
-          <w:rStyle w:val="IntenseEmphasis"/>
-        </w:rPr>
-        <w:tab/>
-      </w:r>
-      <w:r>
-        <w:rPr>
-          <w:rStyle w:val="IntenseEmphasis"/>
-        </w:rPr>
-        <w:t>F+</w:t>
-      </w:r>
-      <w:r>
-        <w:tab/>
-      </w:r>
-      <w:r>
-        <w:tab/>
-      </w:r>
-      <w:r>
-        <w:tab/>
-      </w:r>
-      <w:r>
-        <w:tab/>
-      </w:r>
-      <w:r>
-        <w:t>Acorn ADFS F+</w:t>
-      </w:r>
-    </w:p>
-    <w:p>
-      <w:pPr>
-        <w:spacing w:after="0"/>
-      </w:pPr>
-      <w:r>
-        <w:rPr>
-          <w:rStyle w:val="IntenseEmphasis"/>
-        </w:rPr>
-        <w:t>ADFS</w:t>
-      </w:r>
-      <w:r>
-        <w:rPr>
-          <w:rStyle w:val="IntenseEmphasis"/>
-        </w:rPr>
-        <w:tab/>
-      </w:r>
-      <w:r>
-        <w:rPr>
-          <w:rStyle w:val="IntenseEmphasis"/>
-        </w:rPr>
-        <w:tab/>
-      </w:r>
-      <w:r>
-        <w:rPr>
-          <w:rStyle w:val="IntenseEmphasis"/>
-        </w:rPr>
-        <w:t>HDD</w:t>
-      </w:r>
-      <w:r>
-        <w:tab/>
-      </w:r>
-      <w:r>
-        <w:tab/>
-      </w:r>
-      <w:r>
-        <w:tab/>
-      </w:r>
-      <w:r>
-        <w:tab/>
-      </w:r>
-      <w:r>
-        <w:t>Old map, Old directory 20MB</w:t>
-      </w:r>
-    </w:p>
-    <w:p>
-      <w:pPr>
-        <w:spacing w:after="0"/>
-      </w:pPr>
-      <w:r>
-        <w:rPr>
-          <w:rStyle w:val="IntenseEmphasis"/>
-        </w:rPr>
-        <w:t>ADFS</w:t>
-      </w:r>
-      <w:r>
-        <w:rPr>
-          <w:rStyle w:val="IntenseEmphasis"/>
-        </w:rPr>
-        <w:tab/>
-      </w:r>
-      <w:r>
-        <w:rPr>
-          <w:rStyle w:val="IntenseEmphasis"/>
-        </w:rPr>
-        <w:tab/>
-      </w:r>
-      <w:r>
-        <w:rPr>
-          <w:rStyle w:val="IntenseEmphasis"/>
-        </w:rPr>
-        <w:t>HDD</w:t>
-      </w:r>
-      <w:r>
-        <w:rPr>
-          <w:rStyle w:val="IntenseEmphasis"/>
-        </w:rPr>
-        <w:tab/>
-      </w:r>
-      <w:r>
-        <w:rPr>
-          <w:rStyle w:val="IntenseEmphasis"/>
-        </w:rPr>
-        <w:tab/>
-      </w:r>
-      <w:r>
-        <w:rPr>
-          <w:rStyle w:val="IntenseEmphasis"/>
-        </w:rPr>
-        <w:t>OO&lt;cap&gt;[M]</w:t>
-      </w:r>
-      <w:r>
-        <w:tab/>
-      </w:r>
-      <w:r>
-        <w:t>Old map, Old directory &lt;cap&gt; size</w:t>
-      </w:r>
-    </w:p>
-    <w:p>
-      <w:pPr>
-        <w:spacing w:after="0"/>
-      </w:pPr>
-      <w:r>
-        <w:rPr>
-          <w:rStyle w:val="IntenseEmphasis"/>
-        </w:rPr>
-        <w:t>ADFS</w:t>
-      </w:r>
-      <w:r>
-        <w:rPr>
-          <w:rStyle w:val="IntenseEmphasis"/>
-        </w:rPr>
-        <w:tab/>
-      </w:r>
-      <w:r>
-        <w:rPr>
-          <w:rStyle w:val="IntenseEmphasis"/>
-        </w:rPr>
-        <w:tab/>
-      </w:r>
-      <w:r>
-        <w:rPr>
-          <w:rStyle w:val="IntenseEmphasis"/>
-        </w:rPr>
-        <w:t>HDD</w:t>
-      </w:r>
-      <w:r>
-        <w:rPr>
-          <w:rStyle w:val="IntenseEmphasis"/>
-        </w:rPr>
-        <w:tab/>
-      </w:r>
-      <w:r>
-        <w:rPr>
-          <w:rStyle w:val="IntenseEmphasis"/>
-        </w:rPr>
-        <w:tab/>
-      </w:r>
-      <w:r>
-        <w:rPr>
-          <w:rStyle w:val="IntenseEmphasis"/>
-        </w:rPr>
-        <w:t>ON&lt;cap&gt;[M]</w:t>
-      </w:r>
-      <w:r>
-        <w:tab/>
-      </w:r>
-      <w:r>
-        <w:t>Old map, New directory &lt;cap&gt; size</w:t>
-      </w:r>
-    </w:p>
-    <w:p>
-      <w:pPr>
-        <w:spacing w:after="0"/>
-      </w:pPr>
-      <w:r>
-        <w:rPr>
-          <w:rStyle w:val="IntenseEmphasis"/>
-        </w:rPr>
-        <w:t>ADFS</w:t>
-      </w:r>
-      <w:r>
-        <w:rPr>
-          <w:rStyle w:val="IntenseEmphasis"/>
-        </w:rPr>
-        <w:tab/>
-      </w:r>
-      <w:r>
-        <w:rPr>
-          <w:rStyle w:val="IntenseEmphasis"/>
-        </w:rPr>
-        <w:tab/>
-      </w:r>
-      <w:r>
-        <w:rPr>
-          <w:rStyle w:val="IntenseEmphasis"/>
-        </w:rPr>
-        <w:t>HDD</w:t>
-      </w:r>
-      <w:r>
-        <w:rPr>
-          <w:rStyle w:val="IntenseEmphasis"/>
-        </w:rPr>
-        <w:tab/>
-      </w:r>
-      <w:r>
-        <w:rPr>
-          <w:rStyle w:val="IntenseEmphasis"/>
-        </w:rPr>
-        <w:tab/>
-      </w:r>
-      <w:r>
-        <w:rPr>
-          <w:rStyle w:val="IntenseEmphasis"/>
-        </w:rPr>
-        <w:t>NN&lt;cap&gt;[M]</w:t>
-      </w:r>
-      <w:r>
-        <w:tab/>
-      </w:r>
-      <w:r>
-        <w:t>New map, New directory &lt;cap&gt; size</w:t>
-      </w:r>
-    </w:p>
-    <w:p>
-      <w:pPr>
-        <w:spacing w:after="0"/>
-      </w:pPr>
-      <w:r>
-        <w:rPr>
-          <w:rStyle w:val="IntenseEmphasis"/>
-        </w:rPr>
-        <w:t>ADFS</w:t>
-      </w:r>
-      <w:r>
-        <w:rPr>
-          <w:rStyle w:val="IntenseEmphasis"/>
-        </w:rPr>
-        <w:tab/>
-      </w:r>
-      <w:r>
-        <w:rPr>
-          <w:rStyle w:val="IntenseEmphasis"/>
-        </w:rPr>
-        <w:tab/>
-      </w:r>
-      <w:r>
-        <w:rPr>
-          <w:rStyle w:val="IntenseEmphasis"/>
-        </w:rPr>
-        <w:t>HDD</w:t>
-      </w:r>
-      <w:r>
-        <w:rPr>
-          <w:rStyle w:val="IntenseEmphasis"/>
-        </w:rPr>
-        <w:tab/>
-      </w:r>
-      <w:r>
-        <w:rPr>
-          <w:rStyle w:val="IntenseEmphasis"/>
-        </w:rPr>
-        <w:tab/>
-      </w:r>
-      <w:r>
-        <w:rPr>
-          <w:rStyle w:val="IntenseEmphasis"/>
-        </w:rPr>
-        <w:t>NB&lt;cap&gt;[M]</w:t>
-      </w:r>
-      <w:r>
-        <w:tab/>
-      </w:r>
-      <w:r>
-        <w:t>New map, Big directory &lt;cap&gt; size</w:t>
-      </w:r>
-    </w:p>
-    <w:p>
-      <w:pPr>
-        <w:spacing w:after="0"/>
-      </w:pPr>
-      <w:r>
-        <w:rPr>
-          <w:rStyle w:val="IntenseEmphasis"/>
-        </w:rPr>
-        <w:t>AFS</w:t>
-      </w:r>
-      <w:r>
-        <w:rPr>
-          <w:rStyle w:val="IntenseEmphasis"/>
-        </w:rPr>
-        <w:tab/>
-      </w:r>
-      <w:r>
-        <w:rPr>
-          <w:rStyle w:val="IntenseEmphasis"/>
-        </w:rPr>
-        <w:tab/>
-      </w:r>
-      <w:r>
-        <w:rPr>
-          <w:rStyle w:val="IntenseEmphasis"/>
-        </w:rPr>
-        <w:t>&lt;level&gt;</w:t>
-      </w:r>
-      <w:r>
-        <w:rPr>
-          <w:rStyle w:val="IntenseEmphasis"/>
-        </w:rPr>
-        <w:tab/>
-      </w:r>
-      <w:r>
-        <w:rPr>
-          <w:rStyle w:val="IntenseEmphasis"/>
-        </w:rPr>
-        <w:t>&lt;cap&gt;[M]</w:t>
-      </w:r>
-      <w:r>
-        <w:tab/>
-      </w:r>
-      <w:r>
-        <w:t>Acorn FS Level &lt;level&gt; of &lt;cap&gt; size</w:t>
-      </w:r>
-    </w:p>
-    <w:p>
-      <w:pPr>
-        <w:spacing w:after="0"/>
-      </w:pPr>
-      <w:r>
-        <w:rPr>
-          <w:rStyle w:val="IntenseEmphasis"/>
-        </w:rPr>
-        <w:t>CFS</w:t>
-      </w:r>
-      <w:r>
-        <w:tab/>
-      </w:r>
-      <w:r>
-        <w:tab/>
-      </w:r>
-      <w:r>
-        <w:tab/>
-      </w:r>
-      <w:r>
-        <w:tab/>
-      </w:r>
-      <w:r>
-        <w:tab/>
-      </w:r>
-      <w:r>
-        <w:tab/>
-      </w:r>
-      <w:r>
-        <w:t>Acorn Cassette Filing System</w:t>
-      </w:r>
-    </w:p>
-    <w:p>
-      <w:pPr>
-        <w:spacing w:after="0"/>
-      </w:pPr>
-      <w:r>
-        <w:rPr>
-          <w:rStyle w:val="IntenseEmphasis"/>
-        </w:rPr>
-        <w:t>C1541</w:t>
-      </w:r>
-      <w:r>
-        <w:tab/>
-      </w:r>
-      <w:r>
-        <w:tab/>
-      </w:r>
-      <w:r>
-        <w:tab/>
-      </w:r>
-      <w:r>
-        <w:tab/>
-      </w:r>
-      <w:r>
-        <w:tab/>
-      </w:r>
-      <w:r>
-        <w:tab/>
-      </w:r>
-      <w:r>
-        <w:t>Commodore 1541</w:t>
-      </w:r>
-    </w:p>
-    <w:p>
-      <w:pPr>
-        <w:spacing w:after="0"/>
-      </w:pPr>
-      <w:r>
-        <w:rPr>
-          <w:rStyle w:val="IntenseEmphasis"/>
-        </w:rPr>
-        <w:t>C1571</w:t>
-      </w:r>
-      <w:r>
-        <w:tab/>
-      </w:r>
-      <w:r>
-        <w:tab/>
-      </w:r>
-      <w:r>
-        <w:tab/>
-      </w:r>
-      <w:r>
-        <w:tab/>
-      </w:r>
-      <w:r>
-        <w:tab/>
-      </w:r>
-      <w:r>
-        <w:tab/>
-      </w:r>
-      <w:r>
-        <w:t>Commodore 1571</w:t>
-      </w:r>
-    </w:p>
-    <w:p>
-      <w:pPr>
-        <w:spacing w:after="0"/>
-      </w:pPr>
-      <w:r>
-        <w:rPr>
-          <w:rStyle w:val="IntenseEmphasis"/>
-        </w:rPr>
-        <w:t>C1581</w:t>
-      </w:r>
-      <w:r>
-        <w:tab/>
-      </w:r>
-      <w:r>
-        <w:tab/>
-      </w:r>
-      <w:r>
-        <w:tab/>
-      </w:r>
-      <w:r>
-        <w:tab/>
-      </w:r>
-      <w:r>
-        <w:tab/>
-      </w:r>
-      <w:r>
-        <w:tab/>
-      </w:r>
-      <w:r>
-        <w:t>Commodore 1581</w:t>
-      </w:r>
-    </w:p>
-    <w:p>
-      <w:pPr>
-        <w:spacing w:after="0"/>
-      </w:pPr>
-      <w:r>
-        <w:rPr>
-          <w:rStyle w:val="IntenseEmphasis"/>
-        </w:rPr>
-        <w:t>AMIGA</w:t>
-      </w:r>
-      <w:r>
-        <w:rPr>
-          <w:rStyle w:val="IntenseEmphasis"/>
-        </w:rPr>
-        <w:tab/>
-      </w:r>
-      <w:r>
-        <w:rPr>
-          <w:rStyle w:val="IntenseEmphasis"/>
-        </w:rPr>
-        <w:tab/>
-      </w:r>
-      <w:r>
-        <w:rPr>
-          <w:rStyle w:val="IntenseEmphasis"/>
-        </w:rPr>
-        <w:t>DD</w:t>
-      </w:r>
-      <w:r>
-        <w:tab/>
-      </w:r>
-      <w:r>
-        <w:tab/>
-      </w:r>
-      <w:r>
-        <w:tab/>
-      </w:r>
-      <w:r>
-        <w:tab/>
-      </w:r>
-      <w:r>
-        <w:t>Commodore Amiga DD</w:t>
-      </w:r>
-    </w:p>
-    <w:p>
-      <w:pPr>
-        <w:spacing w:after="0"/>
-      </w:pPr>
-      <w:r>
-        <w:rPr>
-          <w:rStyle w:val="IntenseEmphasis"/>
-        </w:rPr>
-        <w:t>AMIGA</w:t>
-      </w:r>
-      <w:r>
-        <w:rPr>
-          <w:rStyle w:val="IntenseEmphasis"/>
-        </w:rPr>
-        <w:tab/>
-      </w:r>
-      <w:r>
-        <w:rPr>
-          <w:rStyle w:val="IntenseEmphasis"/>
-        </w:rPr>
-        <w:tab/>
-      </w:r>
-      <w:r>
-        <w:rPr>
-          <w:rStyle w:val="IntenseEmphasis"/>
-        </w:rPr>
-        <w:t>HD</w:t>
-      </w:r>
-      <w:r>
-        <w:tab/>
-      </w:r>
-      <w:r>
-        <w:tab/>
-      </w:r>
-      <w:r>
-        <w:tab/>
-      </w:r>
-      <w:r>
-        <w:tab/>
-      </w:r>
-      <w:r>
-        <w:t>Commodore Amiga HD</w:t>
-      </w:r>
-    </w:p>
-    <w:p>
-      <w:pPr>
-        <w:spacing w:after="0"/>
-      </w:pPr>
-      <w:r>
-        <w:rPr>
-          <w:rStyle w:val="IntenseEmphasis"/>
-        </w:rPr>
-        <w:lastRenderedPageBreak/>
-        <w:t>AMIGA</w:t>
-      </w:r>
-      <w:r>
-        <w:rPr>
-          <w:rStyle w:val="IntenseEmphasis"/>
-        </w:rPr>
-        <w:tab/>
-      </w:r>
-      <w:r>
-        <w:rPr>
-          <w:rStyle w:val="IntenseEmphasis"/>
-        </w:rPr>
-        <w:tab/>
-      </w:r>
-      <w:r>
-        <w:rPr>
-          <w:rStyle w:val="IntenseEmphasis"/>
-        </w:rPr>
-        <w:t>HDD</w:t>
-      </w:r>
-      <w:r>
-        <w:rPr>
-          <w:rStyle w:val="IntenseEmphasis"/>
-        </w:rPr>
-        <w:tab/>
-      </w:r>
-      <w:r>
-        <w:rPr>
-          <w:rStyle w:val="IntenseEmphasis"/>
-        </w:rPr>
-        <w:tab/>
-      </w:r>
-      <w:r>
-        <w:rPr>
-          <w:rStyle w:val="IntenseEmphasis"/>
-        </w:rPr>
-        <w:t>&lt;cap&gt;[M]</w:t>
-      </w:r>
-      <w:r>
-        <w:tab/>
-      </w:r>
-      <w:r>
-        <w:t>Commodore Amiga hard drive of &lt;cap&gt; size</w:t>
-      </w:r>
-    </w:p>
-    <w:p>
-      <w:pPr>
-        <w:spacing w:after="0"/>
-      </w:pPr>
-      <w:r>
-        <w:rPr>
-          <w:rStyle w:val="IntenseEmphasis"/>
-        </w:rPr>
-        <w:t>DOS+</w:t>
-      </w:r>
-      <w:r>
-        <w:rPr>
-          <w:rStyle w:val="IntenseEmphasis"/>
-        </w:rPr>
-        <w:tab/>
-      </w:r>
-      <w:r>
-        <w:rPr>
-          <w:rStyle w:val="IntenseEmphasis"/>
-        </w:rPr>
-        <w:tab/>
-      </w:r>
-      <w:r>
-        <w:rPr>
-          <w:rStyle w:val="IntenseEmphasis"/>
-        </w:rPr>
-        <w:t>640</w:t>
-      </w:r>
-      <w:r>
-        <w:tab/>
-      </w:r>
-      <w:r>
-        <w:tab/>
-      </w:r>
-      <w:r>
-        <w:tab/>
-      </w:r>
-      <w:r>
-        <w:tab/>
-      </w:r>
-      <w:r>
-        <w:t>DOS+ 640K</w:t>
-      </w:r>
-    </w:p>
-    <w:p>
-      <w:pPr>
-        <w:spacing w:after="0"/>
-      </w:pPr>
-      <w:r>
-        <w:rPr>
-          <w:rStyle w:val="IntenseEmphasis"/>
-        </w:rPr>
-        <w:t>DOS+</w:t>
-      </w:r>
-      <w:r>
-        <w:rPr>
-          <w:rStyle w:val="IntenseEmphasis"/>
-        </w:rPr>
-        <w:tab/>
-      </w:r>
-      <w:r>
-        <w:rPr>
-          <w:rStyle w:val="IntenseEmphasis"/>
-        </w:rPr>
-        <w:tab/>
-      </w:r>
-      <w:r>
-        <w:rPr>
-          <w:rStyle w:val="IntenseEmphasis"/>
-        </w:rPr>
-        <w:t>800</w:t>
-      </w:r>
-      <w:r>
-        <w:tab/>
-      </w:r>
-      <w:r>
-        <w:tab/>
-      </w:r>
-      <w:r>
-        <w:tab/>
-      </w:r>
-      <w:r>
-        <w:tab/>
-      </w:r>
-      <w:r>
-        <w:t>DOS+ 800K</w:t>
-      </w:r>
-    </w:p>
-    <w:p>
-      <w:pPr>
-        <w:spacing w:after="0"/>
-      </w:pPr>
-      <w:r>
-        <w:rPr>
-          <w:rStyle w:val="IntenseEmphasis"/>
-        </w:rPr>
-        <w:t>DOS</w:t>
-      </w:r>
-      <w:r>
-        <w:rPr>
-          <w:rStyle w:val="IntenseEmphasis"/>
-        </w:rPr>
-        <w:tab/>
-      </w:r>
-      <w:r>
-        <w:rPr>
-          <w:rStyle w:val="IntenseEmphasis"/>
-        </w:rPr>
-        <w:tab/>
-      </w:r>
-      <w:r>
-        <w:rPr>
-          <w:rStyle w:val="IntenseEmphasis"/>
-        </w:rPr>
-        <w:t>360</w:t>
-      </w:r>
-      <w:r>
-        <w:tab/>
-      </w:r>
-      <w:r>
-        <w:tab/>
-      </w:r>
-      <w:r>
-        <w:tab/>
-      </w:r>
-      <w:r>
-        <w:tab/>
-      </w:r>
-      <w:r>
-        <w:t>DOS 360K</w:t>
-      </w:r>
-    </w:p>
-    <w:p>
-      <w:pPr>
-        <w:spacing w:after="0"/>
-      </w:pPr>
-      <w:r>
-        <w:rPr>
-          <w:rStyle w:val="IntenseEmphasis"/>
-        </w:rPr>
-        <w:t>DOS</w:t>
-      </w:r>
-      <w:r>
-        <w:rPr>
-          <w:rStyle w:val="IntenseEmphasis"/>
-        </w:rPr>
-        <w:tab/>
-      </w:r>
-      <w:r>
-        <w:rPr>
-          <w:rStyle w:val="IntenseEmphasis"/>
-        </w:rPr>
-        <w:tab/>
-      </w:r>
-      <w:r>
-        <w:rPr>
-          <w:rStyle w:val="IntenseEmphasis"/>
-        </w:rPr>
-        <w:t>720</w:t>
-      </w:r>
-      <w:r>
-        <w:tab/>
-      </w:r>
-      <w:r>
-        <w:tab/>
-      </w:r>
-      <w:r>
-        <w:tab/>
-      </w:r>
-      <w:r>
-        <w:tab/>
-      </w:r>
-      <w:r>
-        <w:t>DOS 720K</w:t>
-      </w:r>
-    </w:p>
-    <w:p>
-      <w:pPr>
-        <w:spacing w:after="0"/>
-      </w:pPr>
-      <w:r>
-        <w:rPr>
-          <w:rStyle w:val="IntenseEmphasis"/>
-        </w:rPr>
-        <w:t>DOS</w:t>
-      </w:r>
-      <w:r>
-        <w:rPr>
-          <w:rStyle w:val="IntenseEmphasis"/>
-        </w:rPr>
-        <w:tab/>
-      </w:r>
-      <w:r>
-        <w:rPr>
-          <w:rStyle w:val="IntenseEmphasis"/>
-        </w:rPr>
-        <w:tab/>
-      </w:r>
-      <w:r>
-        <w:rPr>
-          <w:rStyle w:val="IntenseEmphasis"/>
-        </w:rPr>
-        <w:t>1440</w:t>
-      </w:r>
-      <w:r>
-        <w:tab/>
-      </w:r>
-      <w:r>
-        <w:tab/>
-      </w:r>
-      <w:r>
-        <w:tab/>
-      </w:r>
-      <w:r>
-        <w:tab/>
-      </w:r>
-      <w:r>
-        <w:t>DOS 1.44MB</w:t>
-      </w:r>
-    </w:p>
-    <w:p>
-      <w:pPr>
-        <w:spacing w:after="0"/>
-      </w:pPr>
-      <w:r>
-        <w:rPr>
-          <w:rStyle w:val="IntenseEmphasis"/>
-        </w:rPr>
-        <w:t>DOS</w:t>
-      </w:r>
-      <w:r>
-        <w:rPr>
-          <w:rStyle w:val="IntenseEmphasis"/>
-        </w:rPr>
-        <w:tab/>
-      </w:r>
-      <w:r>
-        <w:rPr>
-          <w:rStyle w:val="IntenseEmphasis"/>
-        </w:rPr>
-        <w:tab/>
-      </w:r>
-      <w:r>
-        <w:rPr>
-          <w:rStyle w:val="IntenseEmphasis"/>
-        </w:rPr>
-        <w:t>2880</w:t>
-      </w:r>
-      <w:r>
-        <w:tab/>
-      </w:r>
-      <w:r>
-        <w:tab/>
-      </w:r>
-      <w:r>
-        <w:tab/>
-      </w:r>
-      <w:r>
-        <w:tab/>
-      </w:r>
-      <w:r>
-        <w:t>DOS 2.88MB</w:t>
-      </w:r>
-    </w:p>
-    <w:p>
-      <w:pPr>
-        <w:spacing w:after="0"/>
-      </w:pPr>
-      <w:r>
-        <w:rPr>
-          <w:rStyle w:val="IntenseEmphasis"/>
-        </w:rPr>
-        <w:t>DOS</w:t>
-      </w:r>
-      <w:r>
-        <w:rPr>
-          <w:rStyle w:val="IntenseEmphasis"/>
-        </w:rPr>
-        <w:tab/>
-      </w:r>
-      <w:r>
-        <w:rPr>
-          <w:rStyle w:val="IntenseEmphasis"/>
-        </w:rPr>
-        <w:tab/>
-      </w:r>
-      <w:r>
-        <w:rPr>
-          <w:rStyle w:val="IntenseEmphasis"/>
-        </w:rPr>
-        <w:t>HDD</w:t>
-      </w:r>
-      <w:r>
-        <w:rPr>
-          <w:rStyle w:val="IntenseEmphasis"/>
-        </w:rPr>
-        <w:tab/>
-      </w:r>
-      <w:r>
-        <w:rPr>
-          <w:rStyle w:val="IntenseEmphasis"/>
-        </w:rPr>
-        <w:tab/>
-      </w:r>
-      <w:r>
-        <w:rPr>
-          <w:rStyle w:val="IntenseEmphasis"/>
-        </w:rPr>
-        <w:t>&lt;cap&gt;[M]</w:t>
-      </w:r>
-      <w:r>
-        <w:tab/>
-      </w:r>
-      <w:r>
-        <w:t>DOS hard drive of &lt;cap&gt; size</w:t>
-      </w:r>
-    </w:p>
-    <w:p>
-      <w:pPr>
-        <w:spacing w:after="0"/>
-      </w:pPr>
-      <w:r>
-        <w:t>&lt;cap&gt; is specified in KB, or MB if M is included.</w:t>
-      </w:r>
-    </w:p>
-    <w:p>
-      <w:pPr>
-        <w:spacing w:after="0"/>
-      </w:pPr>
-    </w:p>
-    <w:p>
-      <w:pPr>
-        <w:spacing w:after="0"/>
-        <w:rPr>
-          <w:rStyle w:val="IntenseEmphasis"/>
-          <w:b/>
-          <w:color w:val="FF0000"/>
-        </w:rPr>
-      </w:pPr>
-      <w:r>
-        <w:rPr>
-          <w:rStyle w:val="IntenseEmphasis"/>
-          <w:b/>
-          <w:color w:val="FF0000"/>
-        </w:rPr>
-        <w:t>opt &lt;option&gt; [&lt;side&gt;]</w:t>
-      </w:r>
-    </w:p>
-    <w:p>
-      <w:pPr>
-        <w:spacing w:after="0"/>
-      </w:pPr>
-      <w:r>
-        <w:t xml:space="preserve">Sets the boot option for the current side, or &lt;side&gt; if specified. &lt;option&gt; can be </w:t>
-      </w:r>
-      <w:r>
-        <w:rPr>
-          <w:rStyle w:val="IntenseEmphasis"/>
-        </w:rPr>
-        <w:t>0</w:t>
-      </w:r>
-      <w:r>
-        <w:t xml:space="preserve">, </w:t>
-      </w:r>
-      <w:r>
-        <w:rPr>
-          <w:rStyle w:val="IntenseEmphasis"/>
-        </w:rPr>
-        <w:t>1</w:t>
-      </w:r>
-      <w:r>
-        <w:t xml:space="preserve">, </w:t>
-      </w:r>
-      <w:r>
-        <w:rPr>
-          <w:rStyle w:val="IntenseEmphasis"/>
-        </w:rPr>
-        <w:t>2</w:t>
-      </w:r>
-      <w:r>
-        <w:t xml:space="preserve">, or </w:t>
-      </w:r>
-      <w:r>
-        <w:rPr>
-          <w:rStyle w:val="IntenseEmphasis"/>
-        </w:rPr>
-        <w:t>3</w:t>
-      </w:r>
-      <w:r>
-        <w:t>;</w:t>
-      </w:r>
-      <w:r>
-        <w:t xml:space="preserve"> or </w:t>
-      </w:r>
-      <w:r>
-        <w:rPr>
-          <w:rStyle w:val="IntenseEmphasis"/>
-        </w:rPr>
-        <w:t>none</w:t>
-      </w:r>
-      <w:r>
-        <w:t xml:space="preserve">, </w:t>
-      </w:r>
-      <w:r>
-        <w:rPr>
-          <w:rStyle w:val="IntenseEmphasis"/>
-        </w:rPr>
-        <w:t>load</w:t>
-      </w:r>
-      <w:r>
-        <w:t xml:space="preserve">, </w:t>
-      </w:r>
-      <w:r>
-        <w:rPr>
-          <w:rStyle w:val="IntenseEmphasis"/>
-        </w:rPr>
-        <w:t>run</w:t>
-      </w:r>
-      <w:r>
-        <w:t xml:space="preserve">, or </w:t>
-      </w:r>
-      <w:r>
-        <w:rPr>
-          <w:rStyle w:val="IntenseEmphasis"/>
-        </w:rPr>
-        <w:t>exec</w:t>
-      </w:r>
-      <w:r>
-        <w:t>.</w:t>
-      </w:r>
-    </w:p>
-    <w:p>
-      <w:pPr>
-        <w:spacing w:after="0"/>
-      </w:pPr>
-    </w:p>
-    <w:p>
-      <w:pPr>
-        <w:spacing w:after="0"/>
-        <w:rPr>
-          <w:rStyle w:val="IntenseEmphasis"/>
-          <w:b/>
-          <w:color w:val="FF0000"/>
-        </w:rPr>
-      </w:pPr>
-      <w:r>
-        <w:rPr>
-          <w:rStyle w:val="IntenseEmphasis"/>
-          <w:b/>
-          <w:color w:val="FF0000"/>
-        </w:rPr>
-        <w:t>rename &lt;file1&gt; &lt;file2&gt;</w:t>
-      </w:r>
-    </w:p>
-    <w:p>
-      <w:pPr>
-        <w:spacing w:after="0"/>
-      </w:pPr>
-      <w:r>
-        <w:t>Renames &lt;file1&gt; to &lt;file2&gt;.</w:t>
-      </w:r>
-      <w:r>
-        <w:t xml:space="preserve"> &lt;file1&gt; can be a complete path, or file in the current directory.</w:t>
-      </w:r>
-    </w:p>
-    <w:p>
-      <w:pPr>
-        <w:spacing w:after="0"/>
-      </w:pPr>
-    </w:p>
-    <w:p>
-      <w:pPr>
-        <w:spacing w:after="0"/>
-        <w:rPr>
-          <w:rStyle w:val="IntenseEmphasis"/>
-          <w:b/>
-          <w:color w:val="FF0000"/>
-        </w:rPr>
-      </w:pPr>
-      <w:r>
-        <w:rPr>
-          <w:rStyle w:val="IntenseEmphasis"/>
-          <w:b/>
-          <w:color w:val="FF0000"/>
-        </w:rPr>
-        <w:t>report</w:t>
-      </w:r>
-    </w:p>
-    <w:p>
-      <w:pPr>
-        <w:spacing w:after="0"/>
-      </w:pPr>
-      <w:r>
-        <w:t>Displays the image report.</w:t>
-      </w:r>
-    </w:p>
-    <w:p>
-      <w:pPr>
-        <w:spacing w:after="0"/>
-      </w:pPr>
-    </w:p>
-    <w:p>
-      <w:pPr>
-        <w:spacing w:after="0"/>
-        <w:rPr>
-          <w:rStyle w:val="IntenseEmphasis"/>
-          <w:b/>
-          <w:color w:val="FF0000"/>
-        </w:rPr>
-      </w:pPr>
-      <w:r>
-        <w:rPr>
-          <w:rStyle w:val="IntenseEmphasis"/>
-          <w:b/>
-          <w:color w:val="FF0000"/>
-        </w:rPr>
-        <w:t>save [&lt;filename&gt;] [&lt;compressed&gt;]</w:t>
-      </w:r>
-    </w:p>
-    <w:p>
-      <w:pPr>
-        <w:spacing w:after="0"/>
-      </w:pPr>
-      <w:r>
-        <w:t>Saves the current loaded image to the host OS.</w:t>
-      </w:r>
-      <w:r>
-        <w:t xml:space="preserve"> </w:t>
-      </w:r>
-      <w:r>
-        <w:t>If a UEF is required to be compressed, pass '</w:t>
-      </w:r>
-      <w:r>
-        <w:rPr>
-          <w:rStyle w:val="IntenseEmphasis"/>
-        </w:rPr>
-        <w:t>TRUE</w:t>
-      </w:r>
-      <w:r>
-        <w:t>' as the second parameter.</w:t>
-      </w:r>
-    </w:p>
-    <w:p>
-      <w:pPr>
-        <w:spacing w:after="0"/>
-      </w:pPr>
-    </w:p>
-    <w:p>
-      <w:pPr>
-        <w:spacing w:after="0"/>
-        <w:rPr>
-          <w:rStyle w:val="IntenseEmphasis"/>
-          <w:b/>
-          <w:color w:val="FF0000"/>
-        </w:rPr>
-      </w:pPr>
-      <w:r>
-        <w:rPr>
-          <w:rStyle w:val="IntenseEmphasis"/>
-          <w:b/>
-          <w:color w:val="FF0000"/>
-        </w:rPr>
-        <w:t>savecsv [&lt;filename&gt;]</w:t>
-      </w:r>
-    </w:p>
-    <w:p>
-      <w:pPr>
-        <w:spacing w:after="0"/>
-      </w:pPr>
-      <w:r>
-        <w:t>Outputs the contents of the currently loaded image in CSV format.</w:t>
-      </w:r>
-    </w:p>
-    <w:p>
-      <w:pPr>
-        <w:spacing w:after="0"/>
-      </w:pPr>
-    </w:p>
-    <w:p>
-      <w:pPr>
-        <w:spacing w:after="0"/>
-        <w:rPr>
-          <w:rStyle w:val="IntenseEmphasis"/>
-          <w:b/>
-          <w:color w:val="FF0000"/>
-        </w:rPr>
-      </w:pPr>
-      <w:r>
-        <w:rPr>
-          <w:rStyle w:val="IntenseEmphasis"/>
-          <w:b/>
-          <w:color w:val="FF0000"/>
-        </w:rPr>
-        <w:t>search &lt;file&gt; [[&lt;file&gt;] ...]</w:t>
-      </w:r>
-    </w:p>
-    <w:p>
-      <w:pPr>
-        <w:spacing w:after="0"/>
-      </w:pPr>
-      <w:r>
-        <w:t>Finds all files/directories listed. Filenames can contain wildcards.</w:t>
-      </w:r>
-    </w:p>
-    <w:p>
-      <w:pPr>
-        <w:spacing w:after="0"/>
-      </w:pPr>
-    </w:p>
-    <w:p>
-      <w:pPr>
-        <w:spacing w:after="0"/>
-        <w:rPr>
-          <w:rStyle w:val="IntenseEmphasis"/>
-          <w:b/>
-          <w:color w:val="FF0000"/>
-        </w:rPr>
-      </w:pPr>
-      <w:r>
-        <w:rPr>
-          <w:rStyle w:val="IntenseEmphasis"/>
-          <w:b/>
-          <w:color w:val="FF0000"/>
-        </w:rPr>
-        <w:t>status</w:t>
-      </w:r>
-    </w:p>
-    <w:p>
-      <w:pPr>
-        <w:spacing w:after="0"/>
-      </w:pPr>
-      <w:r>
-        <w:t>Displays the current configuration settings.</w:t>
-      </w:r>
-    </w:p>
-    <w:p>
-      <w:pPr>
-        <w:spacing w:after="0"/>
-      </w:pPr>
-    </w:p>
-    <w:p>
-      <w:pPr>
-        <w:spacing w:after="0"/>
-        <w:rPr>
-          <w:rStyle w:val="IntenseEmphasis"/>
-          <w:b/>
-          <w:color w:val="FF0000"/>
-        </w:rPr>
-      </w:pPr>
-      <w:r>
-        <w:rPr>
-          <w:rStyle w:val="IntenseEmphasis"/>
-          <w:b/>
-          <w:color w:val="FF0000"/>
-        </w:rPr>
-        <w:t>stamp &lt;file&gt;</w:t>
-      </w:r>
-    </w:p>
-    <w:p>
-      <w:pPr>
-        <w:spacing w:after="0"/>
-      </w:pPr>
-      <w:r>
-        <w:t>Timestamps the specified file with the current time and date.</w:t>
-      </w:r>
-    </w:p>
-    <w:p>
-      <w:pPr>
-        <w:spacing w:after="0"/>
-      </w:pPr>
-    </w:p>
-    <w:p>
-      <w:pPr>
-        <w:spacing w:after="0"/>
-        <w:rPr>
-          <w:rStyle w:val="IntenseEmphasis"/>
-          <w:b/>
-          <w:color w:val="FF0000"/>
-        </w:rPr>
-      </w:pPr>
-      <w:r>
-        <w:rPr>
-          <w:rStyle w:val="IntenseEmphasis"/>
-          <w:b/>
-          <w:color w:val="FF0000"/>
-        </w:rPr>
         <w:t>title &lt;title&gt; [&lt;side&gt;]</w:t>
       </w:r>
     </w:p>
@@ -14111,7 +14518,7 @@
       <w:pPr>
         <w:pStyle w:val="Heading1"/>
       </w:pPr>
-      <w:bookmarkStart w:id="52" w:name="_Toc210466425"/>
+      <w:bookmarkStart w:id="52" w:name="_Toc235536926"/>
       <w:r>
         <w:lastRenderedPageBreak/>
         <w:t>Credits</w:t>
@@ -14169,25 +14576,9 @@
     <w:p>
       <w:pPr>
         <w:jc w:val="center"/>
-        <w:rPr>
-          <w:b/>
-          <w:bCs/>
-        </w:rPr>
-      </w:pPr>
-      <w:r>
-        <w:rPr>
-          <w:b/>
-          <w:bCs/>
-        </w:rPr>
-        <w:t>Sinclair/Amstrad reader written by</w:t>
-      </w:r>
-    </w:p>
-    <w:p>
-      <w:pPr>
-        <w:jc w:val="center"/>
-      </w:pPr>
-      <w:r>
-        <w:t>Damien Guard</w:t>
+      </w:pPr>
+      <w:r>
+        <w:t>Phil Pemberton</w:t>
       </w:r>
     </w:p>
     <w:p>
@@ -14406,7 +14797,7 @@
 </file>
 
 <file path=word/endnotes.xml><?xml version="1.0" encoding="utf-8"?>
-<w:endnotes xmlns:wpc="http://schemas.microsoft.com/office/word/2010/wordprocessingCanvas" xmlns:cx="http://schemas.microsoft.com/office/drawing/2014/chartex" xmlns:cx1="http://schemas.microsoft.com/office/drawing/2015/9/8/chartex" xmlns:cx2="http://schemas.microsoft.com/office/drawing/2015/10/21/chartex" xmlns:cx3="http://schemas.microsoft.com/office/drawing/2016/5/9/chartex" xmlns:cx4="http://schemas.microsoft.com/office/drawing/2016/5/10/chartex" xmlns:cx5="http://schemas.microsoft.com/office/drawing/2016/5/11/chartex" xmlns:cx6="http://schemas.microsoft.com/office/drawing/2016/5/12/chartex" xmlns:cx7="http://schemas.microsoft.com/office/drawing/2016/5/13/chartex" xmlns:cx8="http://schemas.microsoft.com/office/drawing/2016/5/14/chartex" xmlns:mc="http://schemas.openxmlformats.org/markup-compatibility/2006" xmlns:aink="http://schemas.microsoft.com/office/drawing/2016/ink" xmlns:am3d="http://schemas.microsoft.com/office/drawing/2017/model3d" xmlns:o="urn:schemas-microsoft-com:office:office" xmlns:oel="http://schemas.microsoft.com/office/2019/extlst" xmlns:r="http://schemas.openxmlformats.org/officeDocument/2006/relationships" xmlns:m="http://schemas.openxmlformats.org/officeDocument/2006/math" xmlns:v="urn:schemas-microsoft-com:vml" xmlns:wp14="http://schemas.microsoft.com/office/word/2010/wordprocessingDrawing" xmlns:wp="http://schemas.openxmlformats.org/drawingml/2006/wordprocessingDrawing" xmlns:w10="urn:schemas-microsoft-com:office:word" xmlns:w="http://schemas.openxmlformats.org/wordprocessingml/2006/main" xmlns:w14="http://schemas.microsoft.com/office/word/2010/wordml" xmlns:w15="http://schemas.microsoft.com/office/word/2012/wordml" xmlns:w16cex="http://schemas.microsoft.com/office/word/2018/wordml/cex" xmlns:w16cid="http://schemas.microsoft.com/office/word/2016/wordml/cid" xmlns:w16="http://schemas.microsoft.com/office/word/2018/wordml" xmlns:w16du="http://schemas.microsoft.com/office/word/2023/wordml/word16du" xmlns:w16sdtdh="http://schemas.microsoft.com/office/word/2020/wordml/sdtdatahash" xmlns:w16sdtfl="http://schemas.microsoft.com/office/word/2024/wordml/sdtformatlock" xmlns:w16se="http://schemas.microsoft.com/office/word/2015/wordml/symex" xmlns:wpg="http://schemas.microsoft.com/office/word/2010/wordprocessingGroup" xmlns:wpi="http://schemas.microsoft.com/office/word/2010/wordprocessingInk" xmlns:wne="http://schemas.microsoft.com/office/word/2006/wordml" xmlns:wps="http://schemas.microsoft.com/office/word/2010/wordprocessingShape" mc:Ignorable="w14 w15 w16se w16cid w16 w16cex w16sdtdh w16sdtfl w16du wp14">
+<w:endnotes xmlns:wpc="http://schemas.microsoft.com/office/word/2010/wordprocessingCanvas" xmlns:cx="http://schemas.microsoft.com/office/drawing/2014/chartex" xmlns:cx1="http://schemas.microsoft.com/office/drawing/2015/9/8/chartex" xmlns:cx2="http://schemas.microsoft.com/office/drawing/2015/10/21/chartex" xmlns:cx3="http://schemas.microsoft.com/office/drawing/2016/5/9/chartex" xmlns:cx4="http://schemas.microsoft.com/office/drawing/2016/5/10/chartex" xmlns:cx5="http://schemas.microsoft.com/office/drawing/2016/5/11/chartex" xmlns:cx6="http://schemas.microsoft.com/office/drawing/2016/5/12/chartex" xmlns:cx7="http://schemas.microsoft.com/office/drawing/2016/5/13/chartex" xmlns:cx8="http://schemas.microsoft.com/office/drawing/2016/5/14/chartex" xmlns:mc="http://schemas.openxmlformats.org/markup-compatibility/2006" xmlns:m="http://schemas.openxmlformats.org/officeDocument/2006/math" xmlns:aink="http://schemas.microsoft.com/office/drawing/2016/ink" xmlns:am3d="http://schemas.microsoft.com/office/drawing/2017/model3d" xmlns:oel="http://schemas.microsoft.com/office/2019/extlst" xmlns:r="http://schemas.openxmlformats.org/officeDocument/2006/relationships" xmlns:wp14="http://schemas.microsoft.com/office/word/2010/wordprocessingDrawing" xmlns:wp="http://schemas.openxmlformats.org/drawingml/2006/wordprocessingDrawing" xmlns:wpg="http://schemas.microsoft.com/office/word/2010/wordprocessingGroup" xmlns:wpi="http://schemas.microsoft.com/office/word/2010/wordprocessingInk" xmlns:wps="http://schemas.microsoft.com/office/word/2010/wordprocessingShape" xmlns:o="urn:schemas-microsoft-com:office:office" xmlns:v="urn:schemas-microsoft-com:vml" xmlns:w10="urn:schemas-microsoft-com:office:word" xmlns:w="http://schemas.openxmlformats.org/wordprocessingml/2006/main" xmlns:w14="http://schemas.microsoft.com/office/word/2010/wordml" xmlns:w15="http://schemas.microsoft.com/office/word/2012/wordml" xmlns:w16cei="http://schemas.microsoft.com/office/word/2026/wordml/cei" xmlns:w16cex="http://schemas.microsoft.com/office/word/2018/wordml/cex" xmlns:w16cid="http://schemas.microsoft.com/office/word/2016/wordml/cid" xmlns:w16="http://schemas.microsoft.com/office/word/2018/wordml" xmlns:w16sdtdh="http://schemas.microsoft.com/office/word/2020/wordml/sdtdatahash" xmlns:w16sdtfl="http://schemas.microsoft.com/office/word/2024/wordml/sdtformatlock" xmlns:w16se="http://schemas.microsoft.com/office/word/2015/wordml/symex" xmlns:w16du="http://schemas.microsoft.com/office/word/2023/wordml/word16du" xmlns:wne="http://schemas.microsoft.com/office/word/2006/wordml" mc:Ignorable="w14 w15 w16se w16cid w16 w16cex w16sdtdh w16sdtfl w16du wp14">
   <w:endnote w:type="separator" w:id="-1">
     <w:p>
       <w:pPr>
@@ -14431,7 +14822,7 @@
 </file>
 
 <file path=word/footer1.xml><?xml version="1.0" encoding="utf-8"?>
-<w:ftr xmlns:wpc="http://schemas.microsoft.com/office/word/2010/wordprocessingCanvas" xmlns:cx="http://schemas.microsoft.com/office/drawing/2014/chartex" xmlns:cx1="http://schemas.microsoft.com/office/drawing/2015/9/8/chartex" xmlns:cx2="http://schemas.microsoft.com/office/drawing/2015/10/21/chartex" xmlns:cx3="http://schemas.microsoft.com/office/drawing/2016/5/9/chartex" xmlns:cx4="http://schemas.microsoft.com/office/drawing/2016/5/10/chartex" xmlns:cx5="http://schemas.microsoft.com/office/drawing/2016/5/11/chartex" xmlns:cx6="http://schemas.microsoft.com/office/drawing/2016/5/12/chartex" xmlns:cx7="http://schemas.microsoft.com/office/drawing/2016/5/13/chartex" xmlns:cx8="http://schemas.microsoft.com/office/drawing/2016/5/14/chartex" xmlns:mc="http://schemas.openxmlformats.org/markup-compatibility/2006" xmlns:aink="http://schemas.microsoft.com/office/drawing/2016/ink" xmlns:am3d="http://schemas.microsoft.com/office/drawing/2017/model3d" xmlns:o="urn:schemas-microsoft-com:office:office" xmlns:oel="http://schemas.microsoft.com/office/2019/extlst" xmlns:r="http://schemas.openxmlformats.org/officeDocument/2006/relationships" xmlns:m="http://schemas.openxmlformats.org/officeDocument/2006/math" xmlns:v="urn:schemas-microsoft-com:vml" xmlns:wp14="http://schemas.microsoft.com/office/word/2010/wordprocessingDrawing" xmlns:wp="http://schemas.openxmlformats.org/drawingml/2006/wordprocessingDrawing" xmlns:w10="urn:schemas-microsoft-com:office:word" xmlns:w="http://schemas.openxmlformats.org/wordprocessingml/2006/main" xmlns:w14="http://schemas.microsoft.com/office/word/2010/wordml" xmlns:w15="http://schemas.microsoft.com/office/word/2012/wordml" xmlns:w16cex="http://schemas.microsoft.com/office/word/2018/wordml/cex" xmlns:w16cid="http://schemas.microsoft.com/office/word/2016/wordml/cid" xmlns:w16="http://schemas.microsoft.com/office/word/2018/wordml" xmlns:w16du="http://schemas.microsoft.com/office/word/2023/wordml/word16du" xmlns:w16sdtdh="http://schemas.microsoft.com/office/word/2020/wordml/sdtdatahash" xmlns:w16sdtfl="http://schemas.microsoft.com/office/word/2024/wordml/sdtformatlock" xmlns:w16se="http://schemas.microsoft.com/office/word/2015/wordml/symex" xmlns:wpg="http://schemas.microsoft.com/office/word/2010/wordprocessingGroup" xmlns:wpi="http://schemas.microsoft.com/office/word/2010/wordprocessingInk" xmlns:wne="http://schemas.microsoft.com/office/word/2006/wordml" xmlns:wps="http://schemas.microsoft.com/office/word/2010/wordprocessingShape" mc:Ignorable="w14 w15 w16se w16cid w16 w16cex w16sdtdh w16sdtfl w16du wp14">
+<w:ftr xmlns:wpc="http://schemas.microsoft.com/office/word/2010/wordprocessingCanvas" xmlns:cx="http://schemas.microsoft.com/office/drawing/2014/chartex" xmlns:cx1="http://schemas.microsoft.com/office/drawing/2015/9/8/chartex" xmlns:cx2="http://schemas.microsoft.com/office/drawing/2015/10/21/chartex" xmlns:cx3="http://schemas.microsoft.com/office/drawing/2016/5/9/chartex" xmlns:cx4="http://schemas.microsoft.com/office/drawing/2016/5/10/chartex" xmlns:cx5="http://schemas.microsoft.com/office/drawing/2016/5/11/chartex" xmlns:cx6="http://schemas.microsoft.com/office/drawing/2016/5/12/chartex" xmlns:cx7="http://schemas.microsoft.com/office/drawing/2016/5/13/chartex" xmlns:cx8="http://schemas.microsoft.com/office/drawing/2016/5/14/chartex" xmlns:mc="http://schemas.openxmlformats.org/markup-compatibility/2006" xmlns:m="http://schemas.openxmlformats.org/officeDocument/2006/math" xmlns:aink="http://schemas.microsoft.com/office/drawing/2016/ink" xmlns:am3d="http://schemas.microsoft.com/office/drawing/2017/model3d" xmlns:oel="http://schemas.microsoft.com/office/2019/extlst" xmlns:r="http://schemas.openxmlformats.org/officeDocument/2006/relationships" xmlns:wp14="http://schemas.microsoft.com/office/word/2010/wordprocessingDrawing" xmlns:wp="http://schemas.openxmlformats.org/drawingml/2006/wordprocessingDrawing" xmlns:wpg="http://schemas.microsoft.com/office/word/2010/wordprocessingGroup" xmlns:wpi="http://schemas.microsoft.com/office/word/2010/wordprocessingInk" xmlns:wps="http://schemas.microsoft.com/office/word/2010/wordprocessingShape" xmlns:o="urn:schemas-microsoft-com:office:office" xmlns:v="urn:schemas-microsoft-com:vml" xmlns:w10="urn:schemas-microsoft-com:office:word" xmlns:w="http://schemas.openxmlformats.org/wordprocessingml/2006/main" xmlns:w14="http://schemas.microsoft.com/office/word/2010/wordml" xmlns:w15="http://schemas.microsoft.com/office/word/2012/wordml" xmlns:w16cei="http://schemas.microsoft.com/office/word/2026/wordml/cei" xmlns:w16cex="http://schemas.microsoft.com/office/word/2018/wordml/cex" xmlns:w16cid="http://schemas.microsoft.com/office/word/2016/wordml/cid" xmlns:w16="http://schemas.microsoft.com/office/word/2018/wordml" xmlns:w16sdtdh="http://schemas.microsoft.com/office/word/2020/wordml/sdtdatahash" xmlns:w16sdtfl="http://schemas.microsoft.com/office/word/2024/wordml/sdtformatlock" xmlns:w16se="http://schemas.microsoft.com/office/word/2015/wordml/symex" xmlns:w16du="http://schemas.microsoft.com/office/word/2023/wordml/word16du" xmlns:wne="http://schemas.microsoft.com/office/word/2006/wordml" mc:Ignorable="w14 w15 w16se w16cid w16 w16cex w16sdtdh w16sdtfl w16du wp14">
   <w:p>
     <w:pPr>
       <w:pStyle w:val="Footer"/>
@@ -14509,7 +14900,7 @@
 </file>
 
 <file path=word/footnotes.xml><?xml version="1.0" encoding="utf-8"?>
-<w:footnotes xmlns:wpc="http://schemas.microsoft.com/office/word/2010/wordprocessingCanvas" xmlns:cx="http://schemas.microsoft.com/office/drawing/2014/chartex" xmlns:cx1="http://schemas.microsoft.com/office/drawing/2015/9/8/chartex" xmlns:cx2="http://schemas.microsoft.com/office/drawing/2015/10/21/chartex" xmlns:cx3="http://schemas.microsoft.com/office/drawing/2016/5/9/chartex" xmlns:cx4="http://schemas.microsoft.com/office/drawing/2016/5/10/chartex" xmlns:cx5="http://schemas.microsoft.com/office/drawing/2016/5/11/chartex" xmlns:cx6="http://schemas.microsoft.com/office/drawing/2016/5/12/chartex" xmlns:cx7="http://schemas.microsoft.com/office/drawing/2016/5/13/chartex" xmlns:cx8="http://schemas.microsoft.com/office/drawing/2016/5/14/chartex" xmlns:mc="http://schemas.openxmlformats.org/markup-compatibility/2006" xmlns:aink="http://schemas.microsoft.com/office/drawing/2016/ink" xmlns:am3d="http://schemas.microsoft.com/office/drawing/2017/model3d" xmlns:o="urn:schemas-microsoft-com:office:office" xmlns:oel="http://schemas.microsoft.com/office/2019/extlst" xmlns:r="http://schemas.openxmlformats.org/officeDocument/2006/relationships" xmlns:m="http://schemas.openxmlformats.org/officeDocument/2006/math" xmlns:v="urn:schemas-microsoft-com:vml" xmlns:wp14="http://schemas.microsoft.com/office/word/2010/wordprocessingDrawing" xmlns:wp="http://schemas.openxmlformats.org/drawingml/2006/wordprocessingDrawing" xmlns:w10="urn:schemas-microsoft-com:office:word" xmlns:w="http://schemas.openxmlformats.org/wordprocessingml/2006/main" xmlns:w14="http://schemas.microsoft.com/office/word/2010/wordml" xmlns:w15="http://schemas.microsoft.com/office/word/2012/wordml" xmlns:w16cex="http://schemas.microsoft.com/office/word/2018/wordml/cex" xmlns:w16cid="http://schemas.microsoft.com/office/word/2016/wordml/cid" xmlns:w16="http://schemas.microsoft.com/office/word/2018/wordml" xmlns:w16du="http://schemas.microsoft.com/office/word/2023/wordml/word16du" xmlns:w16sdtdh="http://schemas.microsoft.com/office/word/2020/wordml/sdtdatahash" xmlns:w16sdtfl="http://schemas.microsoft.com/office/word/2024/wordml/sdtformatlock" xmlns:w16se="http://schemas.microsoft.com/office/word/2015/wordml/symex" xmlns:wpg="http://schemas.microsoft.com/office/word/2010/wordprocessingGroup" xmlns:wpi="http://schemas.microsoft.com/office/word/2010/wordprocessingInk" xmlns:wne="http://schemas.microsoft.com/office/word/2006/wordml" xmlns:wps="http://schemas.microsoft.com/office/word/2010/wordprocessingShape" mc:Ignorable="w14 w15 w16se w16cid w16 w16cex w16sdtdh w16sdtfl w16du wp14">
+<w:footnotes xmlns:wpc="http://schemas.microsoft.com/office/word/2010/wordprocessingCanvas" xmlns:cx="http://schemas.microsoft.com/office/drawing/2014/chartex" xmlns:cx1="http://schemas.microsoft.com/office/drawing/2015/9/8/chartex" xmlns:cx2="http://schemas.microsoft.com/office/drawing/2015/10/21/chartex" xmlns:cx3="http://schemas.microsoft.com/office/drawing/2016/5/9/chartex" xmlns:cx4="http://schemas.microsoft.com/office/drawing/2016/5/10/chartex" xmlns:cx5="http://schemas.microsoft.com/office/drawing/2016/5/11/chartex" xmlns:cx6="http://schemas.microsoft.com/office/drawing/2016/5/12/chartex" xmlns:cx7="http://schemas.microsoft.com/office/drawing/2016/5/13/chartex" xmlns:cx8="http://schemas.microsoft.com/office/drawing/2016/5/14/chartex" xmlns:mc="http://schemas.openxmlformats.org/markup-compatibility/2006" xmlns:m="http://schemas.openxmlformats.org/officeDocument/2006/math" xmlns:aink="http://schemas.microsoft.com/office/drawing/2016/ink" xmlns:am3d="http://schemas.microsoft.com/office/drawing/2017/model3d" xmlns:oel="http://schemas.microsoft.com/office/2019/extlst" xmlns:r="http://schemas.openxmlformats.org/officeDocument/2006/relationships" xmlns:wp14="http://schemas.microsoft.com/office/word/2010/wordprocessingDrawing" xmlns:wp="http://schemas.openxmlformats.org/drawingml/2006/wordprocessingDrawing" xmlns:wpg="http://schemas.microsoft.com/office/word/2010/wordprocessingGroup" xmlns:wpi="http://schemas.microsoft.com/office/word/2010/wordprocessingInk" xmlns:wps="http://schemas.microsoft.com/office/word/2010/wordprocessingShape" xmlns:o="urn:schemas-microsoft-com:office:office" xmlns:v="urn:schemas-microsoft-com:vml" xmlns:w10="urn:schemas-microsoft-com:office:word" xmlns:w="http://schemas.openxmlformats.org/wordprocessingml/2006/main" xmlns:w14="http://schemas.microsoft.com/office/word/2010/wordml" xmlns:w15="http://schemas.microsoft.com/office/word/2012/wordml" xmlns:w16cei="http://schemas.microsoft.com/office/word/2026/wordml/cei" xmlns:w16cex="http://schemas.microsoft.com/office/word/2018/wordml/cex" xmlns:w16cid="http://schemas.microsoft.com/office/word/2016/wordml/cid" xmlns:w16="http://schemas.microsoft.com/office/word/2018/wordml" xmlns:w16sdtdh="http://schemas.microsoft.com/office/word/2020/wordml/sdtdatahash" xmlns:w16sdtfl="http://schemas.microsoft.com/office/word/2024/wordml/sdtformatlock" xmlns:w16se="http://schemas.microsoft.com/office/word/2015/wordml/symex" xmlns:w16du="http://schemas.microsoft.com/office/word/2023/wordml/word16du" xmlns:wne="http://schemas.microsoft.com/office/word/2006/wordml" mc:Ignorable="w14 w15 w16se w16cid w16 w16cex w16sdtdh w16sdtfl w16du wp14">
   <w:footnote w:type="separator" w:id="-1">
     <w:p>
       <w:pPr>
@@ -14534,7 +14925,7 @@
 </file>
 
 <file path=word/header1.xml><?xml version="1.0" encoding="utf-8"?>
-<w:hdr xmlns:wpc="http://schemas.microsoft.com/office/word/2010/wordprocessingCanvas" xmlns:cx="http://schemas.microsoft.com/office/drawing/2014/chartex" xmlns:cx1="http://schemas.microsoft.com/office/drawing/2015/9/8/chartex" xmlns:cx2="http://schemas.microsoft.com/office/drawing/2015/10/21/chartex" xmlns:cx3="http://schemas.microsoft.com/office/drawing/2016/5/9/chartex" xmlns:cx4="http://schemas.microsoft.com/office/drawing/2016/5/10/chartex" xmlns:cx5="http://schemas.microsoft.com/office/drawing/2016/5/11/chartex" xmlns:cx6="http://schemas.microsoft.com/office/drawing/2016/5/12/chartex" xmlns:cx7="http://schemas.microsoft.com/office/drawing/2016/5/13/chartex" xmlns:cx8="http://schemas.microsoft.com/office/drawing/2016/5/14/chartex" xmlns:mc="http://schemas.openxmlformats.org/markup-compatibility/2006" xmlns:aink="http://schemas.microsoft.com/office/drawing/2016/ink" xmlns:am3d="http://schemas.microsoft.com/office/drawing/2017/model3d" xmlns:o="urn:schemas-microsoft-com:office:office" xmlns:oel="http://schemas.microsoft.com/office/2019/extlst" xmlns:r="http://schemas.openxmlformats.org/officeDocument/2006/relationships" xmlns:m="http://schemas.openxmlformats.org/officeDocument/2006/math" xmlns:v="urn:schemas-microsoft-com:vml" xmlns:wp14="http://schemas.microsoft.com/office/word/2010/wordprocessingDrawing" xmlns:wp="http://schemas.openxmlformats.org/drawingml/2006/wordprocessingDrawing" xmlns:w10="urn:schemas-microsoft-com:office:word" xmlns:w="http://schemas.openxmlformats.org/wordprocessingml/2006/main" xmlns:w14="http://schemas.microsoft.com/office/word/2010/wordml" xmlns:w15="http://schemas.microsoft.com/office/word/2012/wordml" xmlns:w16cex="http://schemas.microsoft.com/office/word/2018/wordml/cex" xmlns:w16cid="http://schemas.microsoft.com/office/word/2016/wordml/cid" xmlns:w16="http://schemas.microsoft.com/office/word/2018/wordml" xmlns:w16du="http://schemas.microsoft.com/office/word/2023/wordml/word16du" xmlns:w16sdtdh="http://schemas.microsoft.com/office/word/2020/wordml/sdtdatahash" xmlns:w16sdtfl="http://schemas.microsoft.com/office/word/2024/wordml/sdtformatlock" xmlns:w16se="http://schemas.microsoft.com/office/word/2015/wordml/symex" xmlns:wpg="http://schemas.microsoft.com/office/word/2010/wordprocessingGroup" xmlns:wpi="http://schemas.microsoft.com/office/word/2010/wordprocessingInk" xmlns:wne="http://schemas.microsoft.com/office/word/2006/wordml" xmlns:wps="http://schemas.microsoft.com/office/word/2010/wordprocessingShape" mc:Ignorable="w14 w15 w16se w16cid w16 w16cex w16sdtdh w16sdtfl w16du wp14">
+<w:hdr xmlns:wpc="http://schemas.microsoft.com/office/word/2010/wordprocessingCanvas" xmlns:cx="http://schemas.microsoft.com/office/drawing/2014/chartex" xmlns:cx1="http://schemas.microsoft.com/office/drawing/2015/9/8/chartex" xmlns:cx2="http://schemas.microsoft.com/office/drawing/2015/10/21/chartex" xmlns:cx3="http://schemas.microsoft.com/office/drawing/2016/5/9/chartex" xmlns:cx4="http://schemas.microsoft.com/office/drawing/2016/5/10/chartex" xmlns:cx5="http://schemas.microsoft.com/office/drawing/2016/5/11/chartex" xmlns:cx6="http://schemas.microsoft.com/office/drawing/2016/5/12/chartex" xmlns:cx7="http://schemas.microsoft.com/office/drawing/2016/5/13/chartex" xmlns:cx8="http://schemas.microsoft.com/office/drawing/2016/5/14/chartex" xmlns:mc="http://schemas.openxmlformats.org/markup-compatibility/2006" xmlns:m="http://schemas.openxmlformats.org/officeDocument/2006/math" xmlns:aink="http://schemas.microsoft.com/office/drawing/2016/ink" xmlns:am3d="http://schemas.microsoft.com/office/drawing/2017/model3d" xmlns:oel="http://schemas.microsoft.com/office/2019/extlst" xmlns:r="http://schemas.openxmlformats.org/officeDocument/2006/relationships" xmlns:wp14="http://schemas.microsoft.com/office/word/2010/wordprocessingDrawing" xmlns:wp="http://schemas.openxmlformats.org/drawingml/2006/wordprocessingDrawing" xmlns:wpg="http://schemas.microsoft.com/office/word/2010/wordprocessingGroup" xmlns:wpi="http://schemas.microsoft.com/office/word/2010/wordprocessingInk" xmlns:wps="http://schemas.microsoft.com/office/word/2010/wordprocessingShape" xmlns:o="urn:schemas-microsoft-com:office:office" xmlns:v="urn:schemas-microsoft-com:vml" xmlns:w10="urn:schemas-microsoft-com:office:word" xmlns:w="http://schemas.openxmlformats.org/wordprocessingml/2006/main" xmlns:w14="http://schemas.microsoft.com/office/word/2010/wordml" xmlns:w15="http://schemas.microsoft.com/office/word/2012/wordml" xmlns:w16cei="http://schemas.microsoft.com/office/word/2026/wordml/cei" xmlns:w16cex="http://schemas.microsoft.com/office/word/2018/wordml/cex" xmlns:w16cid="http://schemas.microsoft.com/office/word/2016/wordml/cid" xmlns:w16="http://schemas.microsoft.com/office/word/2018/wordml" xmlns:w16sdtdh="http://schemas.microsoft.com/office/word/2020/wordml/sdtdatahash" xmlns:w16sdtfl="http://schemas.microsoft.com/office/word/2024/wordml/sdtformatlock" xmlns:w16se="http://schemas.microsoft.com/office/word/2015/wordml/symex" xmlns:w16du="http://schemas.microsoft.com/office/word/2023/wordml/word16du" xmlns:wne="http://schemas.microsoft.com/office/word/2006/wordml" mc:Ignorable="w14 w15 w16se w16cid w16 w16cex w16sdtdh w16sdtfl w16du wp14">
   <w:p>
     <w:pPr>
       <w:pStyle w:val="Header"/>
@@ -14562,7 +14953,7 @@
 </file>
 
 <file path=word/numbering.xml><?xml version="1.0" encoding="utf-8"?>
-<w:numbering xmlns:wpc="http://schemas.microsoft.com/office/word/2010/wordprocessingCanvas" xmlns:cx="http://schemas.microsoft.com/office/drawing/2014/chartex" xmlns:cx1="http://schemas.microsoft.com/office/drawing/2015/9/8/chartex" xmlns:cx2="http://schemas.microsoft.com/office/drawing/2015/10/21/chartex" xmlns:cx3="http://schemas.microsoft.com/office/drawing/2016/5/9/chartex" xmlns:cx4="http://schemas.microsoft.com/office/drawing/2016/5/10/chartex" xmlns:cx5="http://schemas.microsoft.com/office/drawing/2016/5/11/chartex" xmlns:cx6="http://schemas.microsoft.com/office/drawing/2016/5/12/chartex" xmlns:cx7="http://schemas.microsoft.com/office/drawing/2016/5/13/chartex" xmlns:cx8="http://schemas.microsoft.com/office/drawing/2016/5/14/chartex" xmlns:mc="http://schemas.openxmlformats.org/markup-compatibility/2006" xmlns:aink="http://schemas.microsoft.com/office/drawing/2016/ink" xmlns:am3d="http://schemas.microsoft.com/office/drawing/2017/model3d" xmlns:o="urn:schemas-microsoft-com:office:office" xmlns:oel="http://schemas.microsoft.com/office/2019/extlst" xmlns:r="http://schemas.openxmlformats.org/officeDocument/2006/relationships" xmlns:m="http://schemas.openxmlformats.org/officeDocument/2006/math" xmlns:v="urn:schemas-microsoft-com:vml" xmlns:wp14="http://schemas.microsoft.com/office/word/2010/wordprocessingDrawing" xmlns:wp="http://schemas.openxmlformats.org/drawingml/2006/wordprocessingDrawing" xmlns:w10="urn:schemas-microsoft-com:office:word" xmlns:w="http://schemas.openxmlformats.org/wordprocessingml/2006/main" xmlns:w14="http://schemas.microsoft.com/office/word/2010/wordml" xmlns:w15="http://schemas.microsoft.com/office/word/2012/wordml" xmlns:w16cex="http://schemas.microsoft.com/office/word/2018/wordml/cex" xmlns:w16cid="http://schemas.microsoft.com/office/word/2016/wordml/cid" xmlns:w16="http://schemas.microsoft.com/office/word/2018/wordml" xmlns:w16du="http://schemas.microsoft.com/office/word/2023/wordml/word16du" xmlns:w16sdtdh="http://schemas.microsoft.com/office/word/2020/wordml/sdtdatahash" xmlns:w16sdtfl="http://schemas.microsoft.com/office/word/2024/wordml/sdtformatlock" xmlns:w16se="http://schemas.microsoft.com/office/word/2015/wordml/symex" xmlns:wpg="http://schemas.microsoft.com/office/word/2010/wordprocessingGroup" xmlns:wpi="http://schemas.microsoft.com/office/word/2010/wordprocessingInk" xmlns:wne="http://schemas.microsoft.com/office/word/2006/wordml" xmlns:wps="http://schemas.microsoft.com/office/word/2010/wordprocessingShape" mc:Ignorable="w14 w15 w16se w16cid w16 w16cex w16sdtdh w16sdtfl w16du wp14">
+<w:numbering xmlns:wpc="http://schemas.microsoft.com/office/word/2010/wordprocessingCanvas" xmlns:cx="http://schemas.microsoft.com/office/drawing/2014/chartex" xmlns:cx1="http://schemas.microsoft.com/office/drawing/2015/9/8/chartex" xmlns:cx2="http://schemas.microsoft.com/office/drawing/2015/10/21/chartex" xmlns:cx3="http://schemas.microsoft.com/office/drawing/2016/5/9/chartex" xmlns:cx4="http://schemas.microsoft.com/office/drawing/2016/5/10/chartex" xmlns:cx5="http://schemas.microsoft.com/office/drawing/2016/5/11/chartex" xmlns:cx6="http://schemas.microsoft.com/office/drawing/2016/5/12/chartex" xmlns:cx7="http://schemas.microsoft.com/office/drawing/2016/5/13/chartex" xmlns:cx8="http://schemas.microsoft.com/office/drawing/2016/5/14/chartex" xmlns:mc="http://schemas.openxmlformats.org/markup-compatibility/2006" xmlns:m="http://schemas.openxmlformats.org/officeDocument/2006/math" xmlns:aink="http://schemas.microsoft.com/office/drawing/2016/ink" xmlns:am3d="http://schemas.microsoft.com/office/drawing/2017/model3d" xmlns:oel="http://schemas.microsoft.com/office/2019/extlst" xmlns:r="http://schemas.openxmlformats.org/officeDocument/2006/relationships" xmlns:wp14="http://schemas.microsoft.com/office/word/2010/wordprocessingDrawing" xmlns:wp="http://schemas.openxmlformats.org/drawingml/2006/wordprocessingDrawing" xmlns:wpg="http://schemas.microsoft.com/office/word/2010/wordprocessingGroup" xmlns:wpi="http://schemas.microsoft.com/office/word/2010/wordprocessingInk" xmlns:wps="http://schemas.microsoft.com/office/word/2010/wordprocessingShape" xmlns:o="urn:schemas-microsoft-com:office:office" xmlns:v="urn:schemas-microsoft-com:vml" xmlns:w10="urn:schemas-microsoft-com:office:word" xmlns:w="http://schemas.openxmlformats.org/wordprocessingml/2006/main" xmlns:w14="http://schemas.microsoft.com/office/word/2010/wordml" xmlns:w15="http://schemas.microsoft.com/office/word/2012/wordml" xmlns:w16cei="http://schemas.microsoft.com/office/word/2026/wordml/cei" xmlns:w16cex="http://schemas.microsoft.com/office/word/2018/wordml/cex" xmlns:w16cid="http://schemas.microsoft.com/office/word/2016/wordml/cid" xmlns:w16="http://schemas.microsoft.com/office/word/2018/wordml" xmlns:w16sdtdh="http://schemas.microsoft.com/office/word/2020/wordml/sdtdatahash" xmlns:w16sdtfl="http://schemas.microsoft.com/office/word/2024/wordml/sdtformatlock" xmlns:w16se="http://schemas.microsoft.com/office/word/2015/wordml/symex" xmlns:w16du="http://schemas.microsoft.com/office/word/2023/wordml/word16du" xmlns:wne="http://schemas.microsoft.com/office/word/2006/wordml" mc:Ignorable="w14 w15 w16se w16cid w16 w16cex w16sdtdh w16sdtfl w16du wp14">
   <w:abstractNum w:abstractNumId="0" w15:restartNumberingAfterBreak="0">
     <w:nsid w:val="15080ECA"/>
     <w:multiLevelType w:val="hybridMultilevel"/>
@@ -15494,7 +15885,7 @@
 </file>
 
 <file path=word/styles.xml><?xml version="1.0" encoding="utf-8"?>
-<w:styles xmlns:mc="http://schemas.openxmlformats.org/markup-compatibility/2006" xmlns:r="http://schemas.openxmlformats.org/officeDocument/2006/relationships" xmlns:w="http://schemas.openxmlformats.org/wordprocessingml/2006/main" xmlns:w14="http://schemas.microsoft.com/office/word/2010/wordml" xmlns:w15="http://schemas.microsoft.com/office/word/2012/wordml" xmlns:w16cex="http://schemas.microsoft.com/office/word/2018/wordml/cex" xmlns:w16cid="http://schemas.microsoft.com/office/word/2016/wordml/cid" xmlns:w16="http://schemas.microsoft.com/office/word/2018/wordml" xmlns:w16du="http://schemas.microsoft.com/office/word/2023/wordml/word16du" xmlns:w16sdtdh="http://schemas.microsoft.com/office/word/2020/wordml/sdtdatahash" xmlns:w16sdtfl="http://schemas.microsoft.com/office/word/2024/wordml/sdtformatlock" xmlns:w16se="http://schemas.microsoft.com/office/word/2015/wordml/symex" mc:Ignorable="w14 w15 w16se w16cid w16 w16cex w16sdtdh w16sdtfl w16du">
+<w:styles xmlns:mc="http://schemas.openxmlformats.org/markup-compatibility/2006" xmlns:r="http://schemas.openxmlformats.org/officeDocument/2006/relationships" xmlns:w="http://schemas.openxmlformats.org/wordprocessingml/2006/main" xmlns:w14="http://schemas.microsoft.com/office/word/2010/wordml" xmlns:w15="http://schemas.microsoft.com/office/word/2012/wordml" xmlns:w16cex="http://schemas.microsoft.com/office/word/2018/wordml/cex" xmlns:w16cid="http://schemas.microsoft.com/office/word/2016/wordml/cid" xmlns:w16="http://schemas.microsoft.com/office/word/2018/wordml" xmlns:w16sdtdh="http://schemas.microsoft.com/office/word/2020/wordml/sdtdatahash" xmlns:w16sdtfl="http://schemas.microsoft.com/office/word/2024/wordml/sdtformatlock" xmlns:w16se="http://schemas.microsoft.com/office/word/2015/wordml/symex" xmlns:w16du="http://schemas.microsoft.com/office/word/2023/wordml/word16du" mc:Ignorable="w14 w15 w16se w16cid w16 w16cex w16sdtdh w16sdtfl w16du">
   <w:docDefaults>
     <w:rPrDefault>
       <w:rPr>

--- a/Documentation/Disc Image Manager User Guide.docx
+++ b/Documentation/Disc Image Manager User Guide.docx
@@ -10885,6 +10885,47 @@
     </w:p>
     <w:p>
       <w:pPr>
+        <w:spacing w:after="0"/>
+      </w:pPr>
+      <w:r>
+        <w:t xml:space="preserve">If you do not need the GUI functionality, then there is a separate binary that is console only. This does not need the </w:t>
+      </w:r>
+      <w:r>
+        <w:rPr>
+          <w:rStyle w:val="IntenseEmphasis"/>
+          <w:b/>
+          <w:color w:val="FF0000"/>
+        </w:rPr>
+        <w:t>--console</w:t>
+      </w:r>
+      <w:r>
+        <w:t xml:space="preserve"> option to force it, and the </w:t>
+      </w:r>
+      <w:r>
+        <w:rPr>
+          <w:rStyle w:val="IntenseEmphasis"/>
+          <w:b/>
+          <w:color w:val="FF0000"/>
+        </w:rPr>
+        <w:t>--gui</w:t>
+      </w:r>
+      <w:r>
+        <w:t xml:space="preserve"> option is ignored. However, the </w:t>
+      </w:r>
+      <w:r>
+        <w:rPr>
+          <w:rStyle w:val="IntenseEmphasis"/>
+          <w:b/>
+          <w:color w:val="FF0000"/>
+        </w:rPr>
+        <w:t>--console</w:t>
+      </w:r>
+      <w:r>
+        <w:t xml:space="preserve"> option is still used to pass a script file to run.</w:t>
+      </w:r>
+    </w:p>
+    <w:p>
+      <w:pPr>
         <w:pStyle w:val="Heading2"/>
       </w:pPr>
       <w:bookmarkStart w:id="50" w:name="_Toc235536924"/>
@@ -11285,6 +11326,7 @@
         <w:rPr>
           <w:rStyle w:val="IntenseEmphasis"/>
         </w:rPr>
+        <w:lastRenderedPageBreak/>
         <w:t>root</w:t>
       </w:r>
       <w:r>
@@ -11338,31 +11380,1066 @@
           <w:b/>
           <w:color w:val="FF0000"/>
         </w:rPr>
+        <w:t xml:space="preserve">chdir </w:t>
+      </w:r>
+      <w:r>
+        <w:rPr>
+          <w:rStyle w:val="IntenseEmphasis"/>
+          <w:b/>
+          <w:color w:val="FF0000"/>
+        </w:rPr>
+        <w:t>[</w:t>
+      </w:r>
+      <w:r>
+        <w:rPr>
+          <w:rStyle w:val="IntenseEmphasis"/>
+          <w:b/>
+          <w:color w:val="FF0000"/>
+        </w:rPr>
+        <w:t>&lt;dirname&gt;</w:t>
+      </w:r>
+      <w:r>
+        <w:rPr>
+          <w:rStyle w:val="IntenseEmphasis"/>
+          <w:b/>
+          <w:color w:val="FF0000"/>
+        </w:rPr>
+        <w:t>]</w:t>
+      </w:r>
+    </w:p>
+    <w:p>
+      <w:pPr>
+        <w:spacing w:after="0"/>
+      </w:pPr>
+      <w:r>
+        <w:t>Changes the host OS directory</w:t>
+      </w:r>
+      <w:r>
+        <w:t>. If none specified, then the current directory is shown.</w:t>
+      </w:r>
+    </w:p>
+    <w:p>
+      <w:pPr>
+        <w:spacing w:after="0"/>
+      </w:pPr>
+    </w:p>
+    <w:p>
+      <w:pPr>
+        <w:spacing w:after="0"/>
+        <w:rPr>
+          <w:rStyle w:val="IntenseEmphasis"/>
+          <w:b/>
+          <w:color w:val="FF0000"/>
+        </w:rPr>
+      </w:pPr>
+      <w:r>
+        <w:rPr>
+          <w:rStyle w:val="IntenseEmphasis"/>
+          <w:b/>
+          <w:color w:val="FF0000"/>
+        </w:rPr>
+        <w:t xml:space="preserve">config </w:t>
+      </w:r>
+      <w:r>
+        <w:rPr>
+          <w:rStyle w:val="IntenseEmphasis"/>
+          <w:b/>
+          <w:color w:val="FF0000"/>
+        </w:rPr>
+        <w:t>[</w:t>
+      </w:r>
+      <w:r>
+        <w:rPr>
+          <w:rStyle w:val="IntenseEmphasis"/>
+          <w:b/>
+          <w:color w:val="FF0000"/>
+        </w:rPr>
+        <w:t>&lt;setting&gt; &lt;option&gt;</w:t>
+      </w:r>
+      <w:r>
+        <w:rPr>
+          <w:rStyle w:val="IntenseEmphasis"/>
+          <w:b/>
+          <w:color w:val="FF0000"/>
+        </w:rPr>
+        <w:t>]</w:t>
+      </w:r>
+    </w:p>
+    <w:p>
+      <w:pPr>
+        <w:spacing w:after="0"/>
+      </w:pPr>
+      <w:r>
+        <w:t>Sets a configuration setting. Note that not all configuration settings are used by the console and could result in unpredictable behaviour.</w:t>
+      </w:r>
+    </w:p>
+    <w:p>
+      <w:pPr>
+        <w:spacing w:after="0"/>
+      </w:pPr>
+      <w:r>
+        <w:t>&lt;option&gt; can be:</w:t>
+      </w:r>
+    </w:p>
+    <w:p>
+      <w:pPr>
+        <w:spacing w:after="0"/>
+      </w:pPr>
+      <w:r>
+        <w:t>Boolean</w:t>
+      </w:r>
+      <w:r>
+        <w:tab/>
+        <w:t xml:space="preserve">: </w:t>
+      </w:r>
+      <w:r>
+        <w:rPr>
+          <w:rStyle w:val="IntenseEmphasis"/>
+        </w:rPr>
+        <w:t>True</w:t>
+      </w:r>
+      <w:r>
+        <w:t xml:space="preserve"> or </w:t>
+      </w:r>
+      <w:r>
+        <w:rPr>
+          <w:rStyle w:val="IntenseEmphasis"/>
+        </w:rPr>
+        <w:t>False</w:t>
+      </w:r>
+      <w:r>
+        <w:t>.</w:t>
+      </w:r>
+    </w:p>
+    <w:p>
+      <w:pPr>
+        <w:spacing w:after="0"/>
+      </w:pPr>
+      <w:r>
+        <w:t>Integer</w:t>
+      </w:r>
+      <w:r>
+        <w:tab/>
+      </w:r>
+      <w:r>
+        <w:tab/>
+        <w:t xml:space="preserve">: Decimal number, unless preceded by </w:t>
+      </w:r>
+      <w:r>
+        <w:rPr>
+          <w:rStyle w:val="IntenseEmphasis"/>
+        </w:rPr>
+        <w:t>0x</w:t>
+      </w:r>
+      <w:r>
+        <w:t xml:space="preserve">, </w:t>
+      </w:r>
+      <w:r>
+        <w:rPr>
+          <w:rStyle w:val="IntenseEmphasis"/>
+        </w:rPr>
+        <w:t>$</w:t>
+      </w:r>
+      <w:r>
+        <w:t xml:space="preserve"> or </w:t>
+      </w:r>
+      <w:r>
+        <w:rPr>
+          <w:rStyle w:val="IntenseEmphasis"/>
+        </w:rPr>
+        <w:t>&amp;</w:t>
+      </w:r>
+      <w:r>
+        <w:t xml:space="preserve"> for Hex number.</w:t>
+      </w:r>
+    </w:p>
+    <w:p>
+      <w:pPr>
+        <w:spacing w:after="0"/>
+      </w:pPr>
+      <w:r>
+        <w:t>String</w:t>
+      </w:r>
+      <w:r>
+        <w:tab/>
+      </w:r>
+      <w:r>
+        <w:tab/>
+        <w:t>: Anything.</w:t>
+      </w:r>
+    </w:p>
+    <w:p>
+      <w:pPr>
+        <w:spacing w:after="0"/>
+      </w:pPr>
+      <w:r>
+        <w:t>Passing config with no parameters will list the valid options.</w:t>
+      </w:r>
+    </w:p>
+    <w:p>
+      <w:pPr>
+        <w:spacing w:after="0"/>
+      </w:pPr>
+    </w:p>
+    <w:p>
+      <w:pPr>
+        <w:spacing w:after="0"/>
+        <w:rPr>
+          <w:rStyle w:val="IntenseEmphasis"/>
+          <w:b/>
+          <w:color w:val="FF0000"/>
+        </w:rPr>
+      </w:pPr>
+      <w:r>
+        <w:rPr>
+          <w:rStyle w:val="IntenseEmphasis"/>
+          <w:b/>
+          <w:color w:val="FF0000"/>
+        </w:rPr>
+        <w:t>compact [&lt;partition&gt;]</w:t>
+      </w:r>
+    </w:p>
+    <w:p>
+      <w:pPr>
+        <w:spacing w:after="0"/>
+      </w:pPr>
+      <w:r>
+        <w:t>Performs a compaction/defrag on the selected partition. If none specified, it acts on the current partition. Same as defrag.</w:t>
+      </w:r>
+    </w:p>
+    <w:p>
+      <w:pPr>
+        <w:spacing w:after="0"/>
+      </w:pPr>
+    </w:p>
+    <w:p>
+      <w:pPr>
+        <w:spacing w:after="0"/>
+        <w:rPr>
+          <w:rStyle w:val="IntenseEmphasis"/>
+          <w:b/>
+          <w:color w:val="FF0000"/>
+        </w:rPr>
+      </w:pPr>
+      <w:r>
+        <w:rPr>
+          <w:rStyle w:val="IntenseEmphasis"/>
+          <w:b/>
+          <w:color w:val="FF0000"/>
+        </w:rPr>
+        <w:t>create [&lt;dirname&gt;]</w:t>
+      </w:r>
+    </w:p>
+    <w:p>
+      <w:pPr>
+        <w:spacing w:after="0"/>
+      </w:pPr>
+      <w:r>
+        <w:t>Creates a new directory. If no name given, 'NewDir' is used instead.</w:t>
+      </w:r>
+    </w:p>
+    <w:p>
+      <w:pPr>
+        <w:spacing w:after="0"/>
+      </w:pPr>
+    </w:p>
+    <w:p>
+      <w:pPr>
+        <w:spacing w:after="0"/>
+        <w:rPr>
+          <w:rStyle w:val="IntenseEmphasis"/>
+          <w:b/>
+          <w:color w:val="FF0000"/>
+        </w:rPr>
+      </w:pPr>
+      <w:r>
+        <w:rPr>
+          <w:rStyle w:val="IntenseEmphasis"/>
+          <w:b/>
+          <w:color w:val="FF0000"/>
+        </w:rPr>
+        <w:t>defrag</w:t>
+      </w:r>
+      <w:r>
+        <w:rPr>
+          <w:rStyle w:val="IntenseEmphasis"/>
+          <w:b/>
+          <w:color w:val="FF0000"/>
+        </w:rPr>
+        <w:t xml:space="preserve"> [&lt;partition&gt;]</w:t>
+      </w:r>
+    </w:p>
+    <w:p>
+      <w:pPr>
+        <w:spacing w:after="0"/>
+      </w:pPr>
+      <w:r>
+        <w:t>Performs a compaction/defrag on the selected partition. If none specified, it acts on the current partition. Same as compact.</w:t>
+      </w:r>
+    </w:p>
+    <w:p>
+      <w:pPr>
+        <w:spacing w:after="0"/>
+      </w:pPr>
+    </w:p>
+    <w:p>
+      <w:pPr>
+        <w:spacing w:after="0"/>
+        <w:rPr>
+          <w:rStyle w:val="IntenseEmphasis"/>
+          <w:b/>
+          <w:color w:val="FF0000"/>
+        </w:rPr>
+      </w:pPr>
+      <w:r>
+        <w:rPr>
+          <w:rStyle w:val="IntenseEmphasis"/>
+          <w:b/>
+          <w:color w:val="FF0000"/>
+        </w:rPr>
+        <w:t>delete &lt;file&gt; [[&lt;file&gt;] ...]</w:t>
+      </w:r>
+    </w:p>
+    <w:p>
+      <w:pPr>
+        <w:spacing w:after="0"/>
+      </w:pPr>
+      <w:r>
+        <w:t>Deletes the files/directories listed. Wildcards not allowed.</w:t>
+      </w:r>
+    </w:p>
+    <w:p>
+      <w:pPr>
+        <w:spacing w:after="0"/>
+      </w:pPr>
+    </w:p>
+    <w:p>
+      <w:pPr>
+        <w:spacing w:after="0"/>
+        <w:rPr>
+          <w:rStyle w:val="IntenseEmphasis"/>
+          <w:b/>
+          <w:color w:val="FF0000"/>
+        </w:rPr>
+      </w:pPr>
+      <w:r>
+        <w:rPr>
+          <w:rStyle w:val="IntenseEmphasis"/>
+          <w:b/>
+          <w:color w:val="FF0000"/>
+        </w:rPr>
+        <w:t>dir &lt;dirname&gt;</w:t>
+      </w:r>
+    </w:p>
+    <w:p>
+      <w:pPr>
+        <w:spacing w:after="0"/>
+      </w:pPr>
+      <w:r>
+        <w:t>Changes to directory &lt;dirname&gt;. Use '</w:t>
+      </w:r>
+      <w:r>
+        <w:rPr>
+          <w:rStyle w:val="IntenseEmphasis"/>
+        </w:rPr>
+        <w:t>^</w:t>
+      </w:r>
+      <w:r>
+        <w:t>'</w:t>
+      </w:r>
+      <w:r>
+        <w:t xml:space="preserve"> in the path</w:t>
+      </w:r>
+      <w:r>
+        <w:t xml:space="preserve"> to specify the parent directory.</w:t>
+      </w:r>
+    </w:p>
+    <w:p>
+      <w:pPr>
+        <w:spacing w:after="0"/>
+      </w:pPr>
+    </w:p>
+    <w:p>
+      <w:pPr>
+        <w:spacing w:after="0"/>
+        <w:rPr>
+          <w:rStyle w:val="IntenseEmphasis"/>
+          <w:b/>
+          <w:color w:val="FF0000"/>
+        </w:rPr>
+      </w:pPr>
+      <w:r>
+        <w:rPr>
+          <w:rStyle w:val="IntenseEmphasis"/>
+          <w:b/>
+          <w:color w:val="FF0000"/>
+        </w:rPr>
+        <w:t>dirtitle &lt;title&gt;</w:t>
+      </w:r>
+    </w:p>
+    <w:p>
+      <w:pPr>
+        <w:spacing w:after="0"/>
+      </w:pPr>
+      <w:r>
+        <w:t>Changes the curre</w:t>
+      </w:r>
+      <w:r>
+        <w:t>n</w:t>
+      </w:r>
+      <w:r>
+        <w:t>t directory title.</w:t>
+      </w:r>
+    </w:p>
+    <w:p>
+      <w:pPr>
+        <w:spacing w:after="0"/>
+      </w:pPr>
+    </w:p>
+    <w:p>
+      <w:pPr>
+        <w:spacing w:after="0"/>
+        <w:rPr>
+          <w:rStyle w:val="IntenseEmphasis"/>
+          <w:b/>
+          <w:color w:val="FF0000"/>
+        </w:rPr>
+      </w:pPr>
+      <w:r>
+        <w:rPr>
+          <w:rStyle w:val="IntenseEmphasis"/>
+          <w:b/>
+          <w:color w:val="FF0000"/>
+        </w:rPr>
+        <w:t>eject</w:t>
+      </w:r>
+    </w:p>
+    <w:p>
+      <w:pPr>
+        <w:spacing w:after="0"/>
+      </w:pPr>
+      <w:r>
+        <w:t>Ejects the currently loaded image.</w:t>
+      </w:r>
+    </w:p>
+    <w:p>
+      <w:pPr>
+        <w:spacing w:after="0"/>
+      </w:pPr>
+    </w:p>
+    <w:p>
+      <w:pPr>
+        <w:spacing w:after="0"/>
+        <w:rPr>
+          <w:rStyle w:val="IntenseEmphasis"/>
+          <w:b/>
+          <w:color w:val="FF0000"/>
+        </w:rPr>
+      </w:pPr>
+      <w:r>
+        <w:rPr>
+          <w:rStyle w:val="IntenseEmphasis"/>
+          <w:b/>
+          <w:color w:val="FF0000"/>
+        </w:rPr>
+        <w:t>exit</w:t>
+      </w:r>
+      <w:r>
+        <w:rPr>
+          <w:rStyle w:val="IntenseEmphasis"/>
+          <w:b/>
+          <w:color w:val="FF0000"/>
+        </w:rPr>
+        <w:t xml:space="preserve"> [togui]</w:t>
+      </w:r>
+    </w:p>
+    <w:p>
+      <w:pPr>
+        <w:spacing w:after="0"/>
+      </w:pPr>
+      <w:r>
+        <w:t xml:space="preserve">With no parameter, quits console and application. Adding the </w:t>
+      </w:r>
+      <w:r>
+        <w:rPr>
+          <w:rStyle w:val="IntenseEmphasis"/>
+        </w:rPr>
+        <w:t>togui</w:t>
+      </w:r>
+      <w:r>
+        <w:t xml:space="preserve"> parameter quits the console and opens the GUI application.</w:t>
+      </w:r>
+      <w:r>
+        <w:t xml:space="preserve"> Note that the </w:t>
+      </w:r>
+      <w:r>
+        <w:rPr>
+          <w:rStyle w:val="IntenseEmphasis"/>
+        </w:rPr>
+        <w:t>togui</w:t>
+      </w:r>
+      <w:r>
+        <w:t xml:space="preserve"> parameter will not work with the console only binary.</w:t>
+      </w:r>
+    </w:p>
+    <w:p>
+      <w:pPr>
+        <w:spacing w:after="0"/>
+      </w:pPr>
+    </w:p>
+    <w:p>
+      <w:pPr>
+        <w:spacing w:after="0"/>
+        <w:rPr>
+          <w:rStyle w:val="IntenseEmphasis"/>
+          <w:b/>
+          <w:color w:val="FF0000"/>
+        </w:rPr>
+      </w:pPr>
+      <w:r>
+        <w:rPr>
+          <w:rStyle w:val="IntenseEmphasis"/>
+          <w:b/>
+          <w:color w:val="FF0000"/>
+        </w:rPr>
+        <w:t>exec &lt;filename&gt; &lt;address&gt;</w:t>
+      </w:r>
+    </w:p>
+    <w:p>
+      <w:pPr>
+        <w:spacing w:after="0"/>
+      </w:pPr>
+      <w:r>
+        <w:t>Updates the execution address for &lt;filename&gt; to be &lt;address&gt;, which must be a valid hex number.</w:t>
+      </w:r>
+      <w:r>
+        <w:t xml:space="preserve"> Filename can contain wildcards.</w:t>
+      </w:r>
+    </w:p>
+    <w:p>
+      <w:pPr>
+        <w:spacing w:after="0"/>
+      </w:pPr>
+    </w:p>
+    <w:p>
+      <w:pPr>
+        <w:spacing w:after="0"/>
+        <w:rPr>
+          <w:rStyle w:val="IntenseEmphasis"/>
+          <w:b/>
+          <w:color w:val="FF0000"/>
+        </w:rPr>
+      </w:pPr>
+      <w:r>
+        <w:rPr>
+          <w:rStyle w:val="IntenseEmphasis"/>
+          <w:b/>
+          <w:color w:val="FF0000"/>
+        </w:rPr>
+        <w:t>extract &lt;file&gt; [[&lt;file] ...]</w:t>
+      </w:r>
+    </w:p>
+    <w:p>
+      <w:pPr>
+        <w:spacing w:after="0"/>
+      </w:pPr>
+      <w:r>
+        <w:t>Extracts all files/directories listed to the local OS folder.</w:t>
+      </w:r>
+      <w:r>
+        <w:t xml:space="preserve"> </w:t>
+      </w:r>
+      <w:r>
+        <w:t>Filenames can contain wildcards.</w:t>
+      </w:r>
+    </w:p>
+    <w:p>
+      <w:pPr>
+        <w:spacing w:after="0"/>
+      </w:pPr>
+    </w:p>
+    <w:p>
+      <w:pPr>
+        <w:spacing w:after="0"/>
+        <w:rPr>
+          <w:rStyle w:val="IntenseEmphasis"/>
+          <w:b/>
+          <w:color w:val="FF0000"/>
+        </w:rPr>
+      </w:pPr>
+      <w:r>
+        <w:rPr>
+          <w:rStyle w:val="IntenseEmphasis"/>
+          <w:b/>
+          <w:color w:val="FF0000"/>
+        </w:rPr>
+        <w:t>filetocsv &lt;file&gt; [[&lt;file&gt;] ...]</w:t>
+      </w:r>
+    </w:p>
+    <w:p>
+      <w:pPr>
+        <w:spacing w:after="0"/>
+      </w:pPr>
+      <w:r>
         <w:lastRenderedPageBreak/>
-        <w:t xml:space="preserve">chdir </w:t>
-      </w:r>
-      <w:r>
+        <w:t>Outputs a CSV format of the specified files. Can contain wildcards.</w:t>
+      </w:r>
+    </w:p>
+    <w:p>
+      <w:pPr>
+        <w:spacing w:after="0"/>
+      </w:pPr>
+    </w:p>
+    <w:p>
+      <w:pPr>
+        <w:spacing w:after="0"/>
         <w:rPr>
           <w:rStyle w:val="IntenseEmphasis"/>
           <w:b/>
           <w:color w:val="FF0000"/>
         </w:rPr>
-        <w:t>[</w:t>
-      </w:r>
+      </w:pPr>
       <w:r>
         <w:rPr>
           <w:rStyle w:val="IntenseEmphasis"/>
           <w:b/>
           <w:color w:val="FF0000"/>
         </w:rPr>
-        <w:t>&lt;dirname&gt;</w:t>
-      </w:r>
-      <w:r>
+        <w:t>filetype &lt;hex&gt;|&lt;name&gt;</w:t>
+      </w:r>
+    </w:p>
+    <w:p>
+      <w:pPr>
+        <w:spacing w:after="0"/>
+      </w:pPr>
+      <w:r>
+        <w:t>Translates the hex number to known ADFS filetype, or vice-versa.</w:t>
+      </w:r>
+    </w:p>
+    <w:p>
+      <w:pPr>
+        <w:spacing w:after="0"/>
+      </w:pPr>
+    </w:p>
+    <w:p>
+      <w:pPr>
+        <w:spacing w:after="0"/>
         <w:rPr>
           <w:rStyle w:val="IntenseEmphasis"/>
           <w:b/>
           <w:color w:val="FF0000"/>
         </w:rPr>
+      </w:pPr>
+      <w:r>
+        <w:rPr>
+          <w:rStyle w:val="IntenseEmphasis"/>
+          <w:b/>
+          <w:color w:val="FF0000"/>
+        </w:rPr>
+        <w:t>find &lt;file&gt; [[&lt;file&gt;] ...]</w:t>
+      </w:r>
+    </w:p>
+    <w:p>
+      <w:pPr>
+        <w:spacing w:after="0"/>
+      </w:pPr>
+      <w:r>
+        <w:t>Finds the files/directories listed in the local OS folder. Can contain wildcards.</w:t>
+      </w:r>
+    </w:p>
+    <w:p>
+      <w:pPr>
+        <w:spacing w:after="0"/>
+      </w:pPr>
+    </w:p>
+    <w:p>
+      <w:pPr>
+        <w:spacing w:after="0"/>
+        <w:rPr>
+          <w:rStyle w:val="IntenseEmphasis"/>
+          <w:b/>
+          <w:color w:val="FF0000"/>
+        </w:rPr>
+      </w:pPr>
+      <w:r>
+        <w:rPr>
+          <w:rStyle w:val="IntenseEmphasis"/>
+          <w:b/>
+          <w:color w:val="FF0000"/>
+        </w:rPr>
+        <w:t>free</w:t>
+      </w:r>
+    </w:p>
+    <w:p>
+      <w:pPr>
+        <w:spacing w:after="0"/>
+      </w:pPr>
+      <w:r>
+        <w:t>Displays the free space on the partition/side.</w:t>
+      </w:r>
+    </w:p>
+    <w:p>
+      <w:pPr>
+        <w:spacing w:after="0"/>
+      </w:pPr>
+    </w:p>
+    <w:p>
+      <w:pPr>
+        <w:spacing w:after="0"/>
+        <w:rPr>
+          <w:rStyle w:val="IntenseEmphasis"/>
+          <w:b/>
+          <w:color w:val="FF0000"/>
+        </w:rPr>
+      </w:pPr>
+      <w:r>
+        <w:rPr>
+          <w:rStyle w:val="IntenseEmphasis"/>
+          <w:b/>
+          <w:color w:val="FF0000"/>
+        </w:rPr>
+        <w:t>from &lt;file&gt; add|find &lt;file&gt; [[&lt;file&gt;] ...]</w:t>
+      </w:r>
+    </w:p>
+    <w:p>
+      <w:pPr>
+        <w:spacing w:after="0"/>
+      </w:pPr>
+      <w:r>
+        <w:t xml:space="preserve">Specifies an image file to use when adding or finding files, instead of the local OS folder. See </w:t>
+      </w:r>
+      <w:r>
+        <w:rPr>
+          <w:rStyle w:val="IntenseEmphasis"/>
+        </w:rPr>
+        <w:t>add</w:t>
+      </w:r>
+      <w:r>
+        <w:t xml:space="preserve"> and </w:t>
+      </w:r>
+      <w:r>
+        <w:rPr>
+          <w:rStyle w:val="IntenseEmphasis"/>
+        </w:rPr>
+        <w:t>find</w:t>
+      </w:r>
+      <w:r>
+        <w:t>.</w:t>
+      </w:r>
+    </w:p>
+    <w:p>
+      <w:pPr>
+        <w:spacing w:after="0"/>
+      </w:pPr>
+    </w:p>
+    <w:p>
+      <w:pPr>
+        <w:spacing w:after="0"/>
+        <w:rPr>
+          <w:rStyle w:val="IntenseEmphasis"/>
+          <w:b/>
+          <w:color w:val="FF0000"/>
+        </w:rPr>
+      </w:pPr>
+      <w:r>
+        <w:rPr>
+          <w:rStyle w:val="IntenseEmphasis"/>
+          <w:b/>
+          <w:color w:val="FF0000"/>
+        </w:rPr>
+        <w:t>help</w:t>
+      </w:r>
+    </w:p>
+    <w:p>
+      <w:pPr>
+        <w:spacing w:after="0"/>
+      </w:pPr>
+      <w:r>
+        <w:t>Displays this text.</w:t>
+      </w:r>
+    </w:p>
+    <w:p>
+      <w:pPr>
+        <w:spacing w:after="0"/>
+      </w:pPr>
+    </w:p>
+    <w:p>
+      <w:pPr>
+        <w:spacing w:after="0"/>
+        <w:rPr>
+          <w:rStyle w:val="IntenseEmphasis"/>
+          <w:b/>
+          <w:color w:val="FF0000"/>
+        </w:rPr>
+      </w:pPr>
+      <w:r>
+        <w:rPr>
+          <w:rStyle w:val="IntenseEmphasis"/>
+          <w:b/>
+          <w:color w:val="FF0000"/>
+        </w:rPr>
+        <w:t>insert &lt;filename&gt;</w:t>
+      </w:r>
+    </w:p>
+    <w:p>
+      <w:pPr>
+        <w:spacing w:after="0"/>
+      </w:pPr>
+      <w:r>
+        <w:t>Loads image specified by &lt;filename&gt;.</w:t>
+      </w:r>
+    </w:p>
+    <w:p>
+      <w:pPr>
+        <w:spacing w:after="0"/>
+      </w:pPr>
+    </w:p>
+    <w:p>
+      <w:pPr>
+        <w:spacing w:after="0"/>
+        <w:rPr>
+          <w:rStyle w:val="IntenseEmphasis"/>
+          <w:b/>
+          <w:color w:val="FF0000"/>
+        </w:rPr>
+      </w:pPr>
+      <w:r>
+        <w:rPr>
+          <w:rStyle w:val="IntenseEmphasis"/>
+          <w:b/>
+          <w:color w:val="FF0000"/>
+        </w:rPr>
+        <w:t>interleave &lt;option&gt;</w:t>
+      </w:r>
+    </w:p>
+    <w:p>
+      <w:pPr>
+        <w:spacing w:after="0"/>
+      </w:pPr>
+      <w:r>
+        <w:t>Changes the current interleave method and re-organises the data.</w:t>
+      </w:r>
+      <w:r>
+        <w:t xml:space="preserve"> </w:t>
+      </w:r>
+      <w:r>
+        <w:t xml:space="preserve">&lt;option&gt; can be </w:t>
+      </w:r>
+      <w:r>
+        <w:rPr>
+          <w:rStyle w:val="IntenseEmphasis"/>
+        </w:rPr>
+        <w:t>0</w:t>
+      </w:r>
+      <w:r>
+        <w:t xml:space="preserve">, </w:t>
+      </w:r>
+      <w:r>
+        <w:rPr>
+          <w:rStyle w:val="IntenseEmphasis"/>
+        </w:rPr>
+        <w:t>1</w:t>
+      </w:r>
+      <w:r>
+        <w:t xml:space="preserve">, </w:t>
+      </w:r>
+      <w:r>
+        <w:rPr>
+          <w:rStyle w:val="IntenseEmphasis"/>
+        </w:rPr>
+        <w:t>2</w:t>
+      </w:r>
+      <w:r>
+        <w:t xml:space="preserve">, or </w:t>
+      </w:r>
+      <w:r>
+        <w:rPr>
+          <w:rStyle w:val="IntenseEmphasis"/>
+        </w:rPr>
+        <w:t>3</w:t>
+      </w:r>
+      <w:r>
+        <w:rPr>
+          <w:rStyle w:val="IntenseEmphasis"/>
+        </w:rPr>
+        <w:t>;</w:t>
+      </w:r>
+      <w:r>
+        <w:t xml:space="preserve"> or </w:t>
+      </w:r>
+      <w:r>
+        <w:rPr>
+          <w:rStyle w:val="IntenseEmphasis"/>
+        </w:rPr>
+        <w:t>auto</w:t>
+      </w:r>
+      <w:r>
+        <w:t xml:space="preserve">, </w:t>
+      </w:r>
+      <w:r>
+        <w:rPr>
+          <w:rStyle w:val="IntenseEmphasis"/>
+        </w:rPr>
+        <w:t>seq</w:t>
+      </w:r>
+      <w:r>
+        <w:t xml:space="preserve">, </w:t>
+      </w:r>
+      <w:r>
+        <w:rPr>
+          <w:rStyle w:val="IntenseEmphasis"/>
+        </w:rPr>
+        <w:t>int</w:t>
+      </w:r>
+      <w:r>
+        <w:t xml:space="preserve">, or </w:t>
+      </w:r>
+      <w:r>
+        <w:rPr>
+          <w:rStyle w:val="IntenseEmphasis"/>
+        </w:rPr>
+        <w:t>mux</w:t>
+      </w:r>
+      <w:r>
+        <w:t>.</w:t>
+      </w:r>
+      <w:r>
+        <w:t xml:space="preserve"> </w:t>
+      </w:r>
+      <w:r>
+        <w:t>Only valid for Acorn ADFS L or FS.</w:t>
+      </w:r>
+    </w:p>
+    <w:p>
+      <w:pPr>
+        <w:spacing w:after="0"/>
+      </w:pPr>
+    </w:p>
+    <w:p>
+      <w:pPr>
+        <w:spacing w:after="0"/>
+        <w:rPr>
+          <w:rStyle w:val="IntenseEmphasis"/>
+          <w:b/>
+          <w:color w:val="FF0000"/>
+        </w:rPr>
+      </w:pPr>
+      <w:r>
+        <w:rPr>
+          <w:rStyle w:val="IntenseEmphasis"/>
+          <w:b/>
+          <w:color w:val="FF0000"/>
+        </w:rPr>
+        <w:t>load &lt;filename&gt; &lt;address&gt;</w:t>
+      </w:r>
+    </w:p>
+    <w:p>
+      <w:pPr>
+        <w:spacing w:after="0"/>
+      </w:pPr>
+      <w:r>
+        <w:t>Updates the load address for &lt;filename&gt; to be &lt;address&gt;, which must be a valid hex number.</w:t>
+      </w:r>
+    </w:p>
+    <w:p>
+      <w:pPr>
+        <w:spacing w:after="0"/>
+      </w:pPr>
+    </w:p>
+    <w:p>
+      <w:pPr>
+        <w:spacing w:after="0"/>
+        <w:rPr>
+          <w:rStyle w:val="IntenseEmphasis"/>
+          <w:b/>
+          <w:color w:val="FF0000"/>
+        </w:rPr>
+      </w:pPr>
+      <w:r>
+        <w:rPr>
+          <w:rStyle w:val="IntenseEmphasis"/>
+          <w:b/>
+          <w:color w:val="FF0000"/>
+        </w:rPr>
+        <w:t>list &lt;filename&gt;</w:t>
+      </w:r>
+    </w:p>
+    <w:p>
+      <w:pPr>
+        <w:spacing w:after="0"/>
+      </w:pPr>
+      <w:r>
+        <w:t>Displays the file specified (BBC BASIC listing/text output/hex dump).</w:t>
+      </w:r>
+    </w:p>
+    <w:p>
+      <w:pPr>
+        <w:spacing w:after="0"/>
+      </w:pPr>
+    </w:p>
+    <w:p>
+      <w:pPr>
+        <w:spacing w:after="0"/>
+        <w:rPr>
+          <w:rStyle w:val="IntenseEmphasis"/>
+          <w:b/>
+          <w:color w:val="FF0000"/>
+        </w:rPr>
+      </w:pPr>
+      <w:r>
+        <w:rPr>
+          <w:rStyle w:val="IntenseEmphasis"/>
+          <w:b/>
+          <w:color w:val="FF0000"/>
+        </w:rPr>
+        <w:t>ls</w:t>
+      </w:r>
+    </w:p>
+    <w:p>
+      <w:pPr>
+        <w:spacing w:after="0"/>
+      </w:pPr>
+      <w:r>
+        <w:t xml:space="preserve">Display a catalogue of the current host OS directory. Same as </w:t>
+      </w:r>
+      <w:r>
+        <w:rPr>
+          <w:rStyle w:val="IntenseEmphasis"/>
+        </w:rPr>
+        <w:t>cat os</w:t>
+      </w:r>
+      <w:r>
+        <w:t>.</w:t>
+      </w:r>
+    </w:p>
+    <w:p>
+      <w:pPr>
+        <w:spacing w:after="0"/>
+      </w:pPr>
+    </w:p>
+    <w:p>
+      <w:pPr>
+        <w:spacing w:after="0"/>
+        <w:rPr>
+          <w:rStyle w:val="IntenseEmphasis"/>
+          <w:b/>
+          <w:color w:val="FF0000"/>
+        </w:rPr>
+      </w:pPr>
+      <w:r>
+        <w:rPr>
+          <w:rStyle w:val="IntenseEmphasis"/>
+          <w:b/>
+          <w:color w:val="FF0000"/>
+        </w:rPr>
+        <w:t>new &lt;format&gt; [&lt;option&gt; [&lt;option2&gt;]</w:t>
+      </w:r>
+      <w:r>
+        <w:rPr>
+          <w:rStyle w:val="IntenseEmphasis"/>
+          <w:b/>
+          <w:color w:val="FF0000"/>
+        </w:rPr>
         <w:t>]</w:t>
       </w:r>
     </w:p>
@@ -11371,1035 +12448,6 @@
         <w:spacing w:after="0"/>
       </w:pPr>
       <w:r>
-        <w:t>Changes the host OS directory</w:t>
-      </w:r>
-      <w:r>
-        <w:t xml:space="preserve">. If none </w:t>
-      </w:r>
-      <w:r>
-        <w:t>specified,</w:t>
-      </w:r>
-      <w:r>
-        <w:t xml:space="preserve"> then the current directory is shown.</w:t>
-      </w:r>
-    </w:p>
-    <w:p>
-      <w:pPr>
-        <w:spacing w:after="0"/>
-      </w:pPr>
-    </w:p>
-    <w:p>
-      <w:pPr>
-        <w:spacing w:after="0"/>
-        <w:rPr>
-          <w:rStyle w:val="IntenseEmphasis"/>
-          <w:b/>
-          <w:color w:val="FF0000"/>
-        </w:rPr>
-      </w:pPr>
-      <w:r>
-        <w:rPr>
-          <w:rStyle w:val="IntenseEmphasis"/>
-          <w:b/>
-          <w:color w:val="FF0000"/>
-        </w:rPr>
-        <w:t xml:space="preserve">config </w:t>
-      </w:r>
-      <w:r>
-        <w:rPr>
-          <w:rStyle w:val="IntenseEmphasis"/>
-          <w:b/>
-          <w:color w:val="FF0000"/>
-        </w:rPr>
-        <w:t>[</w:t>
-      </w:r>
-      <w:r>
-        <w:rPr>
-          <w:rStyle w:val="IntenseEmphasis"/>
-          <w:b/>
-          <w:color w:val="FF0000"/>
-        </w:rPr>
-        <w:t>&lt;setting&gt; &lt;option&gt;</w:t>
-      </w:r>
-      <w:r>
-        <w:rPr>
-          <w:rStyle w:val="IntenseEmphasis"/>
-          <w:b/>
-          <w:color w:val="FF0000"/>
-        </w:rPr>
-        <w:t>]</w:t>
-      </w:r>
-    </w:p>
-    <w:p>
-      <w:pPr>
-        <w:spacing w:after="0"/>
-      </w:pPr>
-      <w:r>
-        <w:t>Sets a configuration setting. Note that not all configuration settings are used by the console and could result in unpredictable behaviour.</w:t>
-      </w:r>
-    </w:p>
-    <w:p>
-      <w:pPr>
-        <w:spacing w:after="0"/>
-      </w:pPr>
-      <w:r>
-        <w:t>&lt;option&gt; can be:</w:t>
-      </w:r>
-    </w:p>
-    <w:p>
-      <w:pPr>
-        <w:spacing w:after="0"/>
-      </w:pPr>
-      <w:r>
-        <w:t>Boolean</w:t>
-      </w:r>
-      <w:r>
-        <w:tab/>
-        <w:t xml:space="preserve">: </w:t>
-      </w:r>
-      <w:r>
-        <w:rPr>
-          <w:rStyle w:val="IntenseEmphasis"/>
-        </w:rPr>
-        <w:t>True</w:t>
-      </w:r>
-      <w:r>
-        <w:t xml:space="preserve"> or </w:t>
-      </w:r>
-      <w:r>
-        <w:rPr>
-          <w:rStyle w:val="IntenseEmphasis"/>
-        </w:rPr>
-        <w:t>False</w:t>
-      </w:r>
-      <w:r>
-        <w:t>.</w:t>
-      </w:r>
-    </w:p>
-    <w:p>
-      <w:pPr>
-        <w:spacing w:after="0"/>
-      </w:pPr>
-      <w:r>
-        <w:t>Integer</w:t>
-      </w:r>
-      <w:r>
-        <w:tab/>
-      </w:r>
-      <w:r>
-        <w:tab/>
-        <w:t xml:space="preserve">: Decimal number, unless preceded by </w:t>
-      </w:r>
-      <w:r>
-        <w:rPr>
-          <w:rStyle w:val="IntenseEmphasis"/>
-        </w:rPr>
-        <w:t>0x</w:t>
-      </w:r>
-      <w:r>
-        <w:t xml:space="preserve">, </w:t>
-      </w:r>
-      <w:r>
-        <w:rPr>
-          <w:rStyle w:val="IntenseEmphasis"/>
-        </w:rPr>
-        <w:t>$</w:t>
-      </w:r>
-      <w:r>
-        <w:t xml:space="preserve"> or </w:t>
-      </w:r>
-      <w:r>
-        <w:rPr>
-          <w:rStyle w:val="IntenseEmphasis"/>
-        </w:rPr>
-        <w:t>&amp;</w:t>
-      </w:r>
-      <w:r>
-        <w:t xml:space="preserve"> for Hex number.</w:t>
-      </w:r>
-    </w:p>
-    <w:p>
-      <w:pPr>
-        <w:spacing w:after="0"/>
-      </w:pPr>
-      <w:r>
-        <w:t>String</w:t>
-      </w:r>
-      <w:r>
-        <w:tab/>
-      </w:r>
-      <w:r>
-        <w:tab/>
-        <w:t>: Anything.</w:t>
-      </w:r>
-    </w:p>
-    <w:p>
-      <w:pPr>
-        <w:spacing w:after="0"/>
-      </w:pPr>
-      <w:r>
-        <w:t>Passing config with no parameters will list the valid options.</w:t>
-      </w:r>
-    </w:p>
-    <w:p>
-      <w:pPr>
-        <w:spacing w:after="0"/>
-      </w:pPr>
-    </w:p>
-    <w:p>
-      <w:pPr>
-        <w:spacing w:after="0"/>
-        <w:rPr>
-          <w:rStyle w:val="IntenseEmphasis"/>
-          <w:b/>
-          <w:color w:val="FF0000"/>
-        </w:rPr>
-      </w:pPr>
-      <w:r>
-        <w:rPr>
-          <w:rStyle w:val="IntenseEmphasis"/>
-          <w:b/>
-          <w:color w:val="FF0000"/>
-        </w:rPr>
-        <w:t>compact [&lt;partition&gt;]</w:t>
-      </w:r>
-    </w:p>
-    <w:p>
-      <w:pPr>
-        <w:spacing w:after="0"/>
-      </w:pPr>
-      <w:r>
-        <w:t>Performs a compaction/defrag on the selected partition. If none specified, it acts on the current partition. Same as defrag.</w:t>
-      </w:r>
-    </w:p>
-    <w:p>
-      <w:pPr>
-        <w:spacing w:after="0"/>
-      </w:pPr>
-    </w:p>
-    <w:p>
-      <w:pPr>
-        <w:spacing w:after="0"/>
-        <w:rPr>
-          <w:rStyle w:val="IntenseEmphasis"/>
-          <w:b/>
-          <w:color w:val="FF0000"/>
-        </w:rPr>
-      </w:pPr>
-      <w:r>
-        <w:rPr>
-          <w:rStyle w:val="IntenseEmphasis"/>
-          <w:b/>
-          <w:color w:val="FF0000"/>
-        </w:rPr>
-        <w:t>create [&lt;dirname&gt;]</w:t>
-      </w:r>
-    </w:p>
-    <w:p>
-      <w:pPr>
-        <w:spacing w:after="0"/>
-      </w:pPr>
-      <w:r>
-        <w:t>Creates a new directory. If no name given, 'NewDir' is used instead.</w:t>
-      </w:r>
-    </w:p>
-    <w:p>
-      <w:pPr>
-        <w:spacing w:after="0"/>
-      </w:pPr>
-    </w:p>
-    <w:p>
-      <w:pPr>
-        <w:spacing w:after="0"/>
-        <w:rPr>
-          <w:rStyle w:val="IntenseEmphasis"/>
-          <w:b/>
-          <w:color w:val="FF0000"/>
-        </w:rPr>
-      </w:pPr>
-      <w:r>
-        <w:rPr>
-          <w:rStyle w:val="IntenseEmphasis"/>
-          <w:b/>
-          <w:color w:val="FF0000"/>
-        </w:rPr>
-        <w:t>defrag</w:t>
-      </w:r>
-      <w:r>
-        <w:rPr>
-          <w:rStyle w:val="IntenseEmphasis"/>
-          <w:b/>
-          <w:color w:val="FF0000"/>
-        </w:rPr>
-        <w:t xml:space="preserve"> [&lt;partition&gt;]</w:t>
-      </w:r>
-    </w:p>
-    <w:p>
-      <w:pPr>
-        <w:spacing w:after="0"/>
-      </w:pPr>
-      <w:r>
-        <w:t>Performs a compaction/defrag on the selected partition. If none specified, it acts on the current partition. Same as compact.</w:t>
-      </w:r>
-    </w:p>
-    <w:p>
-      <w:pPr>
-        <w:spacing w:after="0"/>
-      </w:pPr>
-    </w:p>
-    <w:p>
-      <w:pPr>
-        <w:spacing w:after="0"/>
-        <w:rPr>
-          <w:rStyle w:val="IntenseEmphasis"/>
-          <w:b/>
-          <w:color w:val="FF0000"/>
-        </w:rPr>
-      </w:pPr>
-      <w:r>
-        <w:rPr>
-          <w:rStyle w:val="IntenseEmphasis"/>
-          <w:b/>
-          <w:color w:val="FF0000"/>
-        </w:rPr>
-        <w:t>delete &lt;file&gt; [[&lt;file&gt;] ...]</w:t>
-      </w:r>
-    </w:p>
-    <w:p>
-      <w:pPr>
-        <w:spacing w:after="0"/>
-      </w:pPr>
-      <w:r>
-        <w:t>Deletes the files/directories listed. Wildcards not allowed.</w:t>
-      </w:r>
-    </w:p>
-    <w:p>
-      <w:pPr>
-        <w:spacing w:after="0"/>
-      </w:pPr>
-    </w:p>
-    <w:p>
-      <w:pPr>
-        <w:spacing w:after="0"/>
-        <w:rPr>
-          <w:rStyle w:val="IntenseEmphasis"/>
-          <w:b/>
-          <w:color w:val="FF0000"/>
-        </w:rPr>
-      </w:pPr>
-      <w:r>
-        <w:rPr>
-          <w:rStyle w:val="IntenseEmphasis"/>
-          <w:b/>
-          <w:color w:val="FF0000"/>
-        </w:rPr>
-        <w:t>dir &lt;dirname&gt;</w:t>
-      </w:r>
-    </w:p>
-    <w:p>
-      <w:pPr>
-        <w:spacing w:after="0"/>
-      </w:pPr>
-      <w:r>
-        <w:t>Changes to directory &lt;dirname&gt;. Use '</w:t>
-      </w:r>
-      <w:r>
-        <w:rPr>
-          <w:rStyle w:val="IntenseEmphasis"/>
-        </w:rPr>
-        <w:t>^</w:t>
-      </w:r>
-      <w:r>
-        <w:t>'</w:t>
-      </w:r>
-      <w:r>
-        <w:t xml:space="preserve"> in the path</w:t>
-      </w:r>
-      <w:r>
-        <w:t xml:space="preserve"> to specify the parent directory.</w:t>
-      </w:r>
-    </w:p>
-    <w:p>
-      <w:pPr>
-        <w:spacing w:after="0"/>
-      </w:pPr>
-    </w:p>
-    <w:p>
-      <w:pPr>
-        <w:spacing w:after="0"/>
-        <w:rPr>
-          <w:rStyle w:val="IntenseEmphasis"/>
-          <w:b/>
-          <w:color w:val="FF0000"/>
-        </w:rPr>
-      </w:pPr>
-      <w:r>
-        <w:rPr>
-          <w:rStyle w:val="IntenseEmphasis"/>
-          <w:b/>
-          <w:color w:val="FF0000"/>
-        </w:rPr>
-        <w:t>dirtitle &lt;title&gt;</w:t>
-      </w:r>
-    </w:p>
-    <w:p>
-      <w:pPr>
-        <w:spacing w:after="0"/>
-      </w:pPr>
-      <w:r>
-        <w:t>Changes the curre</w:t>
-      </w:r>
-      <w:r>
-        <w:t>n</w:t>
-      </w:r>
-      <w:r>
-        <w:t>t directory title.</w:t>
-      </w:r>
-    </w:p>
-    <w:p>
-      <w:pPr>
-        <w:spacing w:after="0"/>
-      </w:pPr>
-    </w:p>
-    <w:p>
-      <w:pPr>
-        <w:spacing w:after="0"/>
-        <w:rPr>
-          <w:rStyle w:val="IntenseEmphasis"/>
-          <w:b/>
-          <w:color w:val="FF0000"/>
-        </w:rPr>
-      </w:pPr>
-      <w:r>
-        <w:rPr>
-          <w:rStyle w:val="IntenseEmphasis"/>
-          <w:b/>
-          <w:color w:val="FF0000"/>
-        </w:rPr>
-        <w:t>eject</w:t>
-      </w:r>
-    </w:p>
-    <w:p>
-      <w:pPr>
-        <w:spacing w:after="0"/>
-      </w:pPr>
-      <w:r>
-        <w:t>Ejects the currently loaded image.</w:t>
-      </w:r>
-    </w:p>
-    <w:p>
-      <w:pPr>
-        <w:spacing w:after="0"/>
-      </w:pPr>
-    </w:p>
-    <w:p>
-      <w:pPr>
-        <w:spacing w:after="0"/>
-        <w:rPr>
-          <w:rStyle w:val="IntenseEmphasis"/>
-          <w:b/>
-          <w:color w:val="FF0000"/>
-        </w:rPr>
-      </w:pPr>
-      <w:r>
-        <w:rPr>
-          <w:rStyle w:val="IntenseEmphasis"/>
-          <w:b/>
-          <w:color w:val="FF0000"/>
-        </w:rPr>
-        <w:t>exit</w:t>
-      </w:r>
-      <w:r>
-        <w:rPr>
-          <w:rStyle w:val="IntenseEmphasis"/>
-          <w:b/>
-          <w:color w:val="FF0000"/>
-        </w:rPr>
-        <w:t xml:space="preserve"> [togui]</w:t>
-      </w:r>
-    </w:p>
-    <w:p>
-      <w:pPr>
-        <w:spacing w:after="0"/>
-      </w:pPr>
-      <w:r>
-        <w:t xml:space="preserve">With no parameter, quits console and application. Adding the </w:t>
-      </w:r>
-      <w:r>
-        <w:rPr>
-          <w:rStyle w:val="IntenseEmphasis"/>
-        </w:rPr>
-        <w:t>togui</w:t>
-      </w:r>
-      <w:r>
-        <w:t xml:space="preserve"> parameter quits the console and opens the GUI application.</w:t>
-      </w:r>
-    </w:p>
-    <w:p>
-      <w:pPr>
-        <w:spacing w:after="0"/>
-      </w:pPr>
-    </w:p>
-    <w:p>
-      <w:pPr>
-        <w:spacing w:after="0"/>
-        <w:rPr>
-          <w:rStyle w:val="IntenseEmphasis"/>
-          <w:b/>
-          <w:color w:val="FF0000"/>
-        </w:rPr>
-      </w:pPr>
-      <w:r>
-        <w:rPr>
-          <w:rStyle w:val="IntenseEmphasis"/>
-          <w:b/>
-          <w:color w:val="FF0000"/>
-        </w:rPr>
-        <w:t>exec &lt;filename&gt; &lt;address&gt;</w:t>
-      </w:r>
-    </w:p>
-    <w:p>
-      <w:pPr>
-        <w:spacing w:after="0"/>
-      </w:pPr>
-      <w:r>
-        <w:t>Updates the execution address for &lt;filename&gt; to be &lt;address&gt;, which must be a valid hex number.</w:t>
-      </w:r>
-      <w:r>
-        <w:t xml:space="preserve"> Filename can contain wildcards.</w:t>
-      </w:r>
-    </w:p>
-    <w:p>
-      <w:pPr>
-        <w:spacing w:after="0"/>
-      </w:pPr>
-    </w:p>
-    <w:p>
-      <w:pPr>
-        <w:spacing w:after="0"/>
-        <w:rPr>
-          <w:rStyle w:val="IntenseEmphasis"/>
-          <w:b/>
-          <w:color w:val="FF0000"/>
-        </w:rPr>
-      </w:pPr>
-      <w:r>
-        <w:rPr>
-          <w:rStyle w:val="IntenseEmphasis"/>
-          <w:b/>
-          <w:color w:val="FF0000"/>
-        </w:rPr>
-        <w:t>extract &lt;file&gt; [[&lt;file] ...]</w:t>
-      </w:r>
-    </w:p>
-    <w:p>
-      <w:pPr>
-        <w:spacing w:after="0"/>
-      </w:pPr>
-      <w:r>
-        <w:t>Extracts all files/directories listed to the local OS folder.</w:t>
-      </w:r>
-      <w:r>
-        <w:t xml:space="preserve"> </w:t>
-      </w:r>
-      <w:r>
-        <w:t>Filenames can contain wildcards.</w:t>
-      </w:r>
-    </w:p>
-    <w:p>
-      <w:pPr>
-        <w:spacing w:after="0"/>
-      </w:pPr>
-    </w:p>
-    <w:p>
-      <w:pPr>
-        <w:spacing w:after="0"/>
-        <w:rPr>
-          <w:rStyle w:val="IntenseEmphasis"/>
-          <w:b/>
-          <w:color w:val="FF0000"/>
-        </w:rPr>
-      </w:pPr>
-      <w:r>
-        <w:rPr>
-          <w:rStyle w:val="IntenseEmphasis"/>
-          <w:b/>
-          <w:color w:val="FF0000"/>
-        </w:rPr>
-        <w:t>filetocsv &lt;file&gt; [[&lt;file&gt;] ...]</w:t>
-      </w:r>
-    </w:p>
-    <w:p>
-      <w:pPr>
-        <w:spacing w:after="0"/>
-      </w:pPr>
-      <w:r>
-        <w:t>Outputs a CSV format of the specified files. Can contain wildcards.</w:t>
-      </w:r>
-    </w:p>
-    <w:p>
-      <w:pPr>
-        <w:spacing w:after="0"/>
-      </w:pPr>
-    </w:p>
-    <w:p>
-      <w:pPr>
-        <w:spacing w:after="0"/>
-        <w:rPr>
-          <w:rStyle w:val="IntenseEmphasis"/>
-          <w:b/>
-          <w:color w:val="FF0000"/>
-        </w:rPr>
-      </w:pPr>
-      <w:r>
-        <w:rPr>
-          <w:rStyle w:val="IntenseEmphasis"/>
-          <w:b/>
-          <w:color w:val="FF0000"/>
-        </w:rPr>
-        <w:t>filetype &lt;hex&gt;|&lt;name&gt;</w:t>
-      </w:r>
-    </w:p>
-    <w:p>
-      <w:pPr>
-        <w:spacing w:after="0"/>
-      </w:pPr>
-      <w:r>
-        <w:t>Translates the hex number to known ADFS filetype, or vice-versa.</w:t>
-      </w:r>
-    </w:p>
-    <w:p>
-      <w:pPr>
-        <w:spacing w:after="0"/>
-      </w:pPr>
-    </w:p>
-    <w:p>
-      <w:pPr>
-        <w:spacing w:after="0"/>
-        <w:rPr>
-          <w:rStyle w:val="IntenseEmphasis"/>
-          <w:b/>
-          <w:color w:val="FF0000"/>
-        </w:rPr>
-      </w:pPr>
-      <w:r>
-        <w:rPr>
-          <w:rStyle w:val="IntenseEmphasis"/>
-          <w:b/>
-          <w:color w:val="FF0000"/>
-        </w:rPr>
-        <w:t>find &lt;file&gt; [[&lt;file&gt;] ...]</w:t>
-      </w:r>
-    </w:p>
-    <w:p>
-      <w:pPr>
-        <w:spacing w:after="0"/>
-      </w:pPr>
-      <w:r>
-        <w:t>Finds the files/directories listed in the local OS folder. Can contain wildcards.</w:t>
-      </w:r>
-    </w:p>
-    <w:p>
-      <w:pPr>
-        <w:spacing w:after="0"/>
-      </w:pPr>
-    </w:p>
-    <w:p>
-      <w:pPr>
-        <w:spacing w:after="0"/>
-        <w:rPr>
-          <w:rStyle w:val="IntenseEmphasis"/>
-          <w:b/>
-          <w:color w:val="FF0000"/>
-        </w:rPr>
-      </w:pPr>
-      <w:r>
-        <w:rPr>
-          <w:rStyle w:val="IntenseEmphasis"/>
-          <w:b/>
-          <w:color w:val="FF0000"/>
-        </w:rPr>
-        <w:t>free</w:t>
-      </w:r>
-    </w:p>
-    <w:p>
-      <w:pPr>
-        <w:spacing w:after="0"/>
-      </w:pPr>
-      <w:r>
-        <w:t>Displays the free space on the partition/side.</w:t>
-      </w:r>
-    </w:p>
-    <w:p>
-      <w:pPr>
-        <w:spacing w:after="0"/>
-      </w:pPr>
-    </w:p>
-    <w:p>
-      <w:pPr>
-        <w:spacing w:after="0"/>
-        <w:rPr>
-          <w:rStyle w:val="IntenseEmphasis"/>
-          <w:b/>
-          <w:color w:val="FF0000"/>
-        </w:rPr>
-      </w:pPr>
-      <w:r>
-        <w:rPr>
-          <w:rStyle w:val="IntenseEmphasis"/>
-          <w:b/>
-          <w:color w:val="FF0000"/>
-        </w:rPr>
-        <w:t>from &lt;file&gt; add|find &lt;file&gt; [[&lt;file&gt;] ...]</w:t>
-      </w:r>
-    </w:p>
-    <w:p>
-      <w:pPr>
-        <w:spacing w:after="0"/>
-      </w:pPr>
-      <w:r>
-        <w:t xml:space="preserve">Specifies an image file to use when adding or finding files, instead of the local OS folder. See </w:t>
-      </w:r>
-      <w:r>
-        <w:rPr>
-          <w:rStyle w:val="IntenseEmphasis"/>
-        </w:rPr>
-        <w:t>add</w:t>
-      </w:r>
-      <w:r>
-        <w:t xml:space="preserve"> and </w:t>
-      </w:r>
-      <w:r>
-        <w:rPr>
-          <w:rStyle w:val="IntenseEmphasis"/>
-        </w:rPr>
-        <w:t>find</w:t>
-      </w:r>
-      <w:r>
-        <w:t>.</w:t>
-      </w:r>
-    </w:p>
-    <w:p>
-      <w:pPr>
-        <w:spacing w:after="0"/>
-      </w:pPr>
-    </w:p>
-    <w:p>
-      <w:pPr>
-        <w:spacing w:after="0"/>
-        <w:rPr>
-          <w:rStyle w:val="IntenseEmphasis"/>
-          <w:b/>
-          <w:color w:val="FF0000"/>
-        </w:rPr>
-      </w:pPr>
-      <w:r>
-        <w:rPr>
-          <w:rStyle w:val="IntenseEmphasis"/>
-          <w:b/>
-          <w:color w:val="FF0000"/>
-        </w:rPr>
-        <w:t>help</w:t>
-      </w:r>
-    </w:p>
-    <w:p>
-      <w:pPr>
-        <w:spacing w:after="0"/>
-      </w:pPr>
-      <w:r>
-        <w:t>Displays this text.</w:t>
-      </w:r>
-    </w:p>
-    <w:p>
-      <w:pPr>
-        <w:spacing w:after="0"/>
-      </w:pPr>
-    </w:p>
-    <w:p>
-      <w:pPr>
-        <w:spacing w:after="0"/>
-        <w:rPr>
-          <w:rStyle w:val="IntenseEmphasis"/>
-          <w:b/>
-          <w:color w:val="FF0000"/>
-        </w:rPr>
-      </w:pPr>
-      <w:r>
-        <w:rPr>
-          <w:rStyle w:val="IntenseEmphasis"/>
-          <w:b/>
-          <w:color w:val="FF0000"/>
-        </w:rPr>
-        <w:t>insert &lt;filename&gt;</w:t>
-      </w:r>
-    </w:p>
-    <w:p>
-      <w:pPr>
-        <w:spacing w:after="0"/>
-      </w:pPr>
-      <w:r>
-        <w:t>Loads image specified by &lt;filename&gt;.</w:t>
-      </w:r>
-    </w:p>
-    <w:p>
-      <w:pPr>
-        <w:spacing w:after="0"/>
-      </w:pPr>
-    </w:p>
-    <w:p>
-      <w:pPr>
-        <w:spacing w:after="0"/>
-        <w:rPr>
-          <w:rStyle w:val="IntenseEmphasis"/>
-          <w:b/>
-          <w:color w:val="FF0000"/>
-        </w:rPr>
-      </w:pPr>
-      <w:r>
-        <w:rPr>
-          <w:rStyle w:val="IntenseEmphasis"/>
-          <w:b/>
-          <w:color w:val="FF0000"/>
-        </w:rPr>
-        <w:t>interleave &lt;option&gt;</w:t>
-      </w:r>
-    </w:p>
-    <w:p>
-      <w:pPr>
-        <w:spacing w:after="0"/>
-      </w:pPr>
-      <w:r>
-        <w:t>Changes the current interleave method and re-organises the data.</w:t>
-      </w:r>
-      <w:r>
-        <w:t xml:space="preserve"> </w:t>
-      </w:r>
-      <w:r>
-        <w:t xml:space="preserve">&lt;option&gt; can be </w:t>
-      </w:r>
-      <w:r>
-        <w:rPr>
-          <w:rStyle w:val="IntenseEmphasis"/>
-        </w:rPr>
-        <w:t>0</w:t>
-      </w:r>
-      <w:r>
-        <w:t xml:space="preserve">, </w:t>
-      </w:r>
-      <w:r>
-        <w:rPr>
-          <w:rStyle w:val="IntenseEmphasis"/>
-        </w:rPr>
-        <w:t>1</w:t>
-      </w:r>
-      <w:r>
-        <w:t xml:space="preserve">, </w:t>
-      </w:r>
-      <w:r>
-        <w:rPr>
-          <w:rStyle w:val="IntenseEmphasis"/>
-        </w:rPr>
-        <w:t>2</w:t>
-      </w:r>
-      <w:r>
-        <w:t xml:space="preserve">, or </w:t>
-      </w:r>
-      <w:r>
-        <w:rPr>
-          <w:rStyle w:val="IntenseEmphasis"/>
-        </w:rPr>
-        <w:t>3</w:t>
-      </w:r>
-      <w:r>
-        <w:rPr>
-          <w:rStyle w:val="IntenseEmphasis"/>
-        </w:rPr>
-        <w:t>;</w:t>
-      </w:r>
-      <w:r>
-        <w:t xml:space="preserve"> or </w:t>
-      </w:r>
-      <w:r>
-        <w:rPr>
-          <w:rStyle w:val="IntenseEmphasis"/>
-        </w:rPr>
-        <w:t>auto</w:t>
-      </w:r>
-      <w:r>
-        <w:t xml:space="preserve">, </w:t>
-      </w:r>
-      <w:r>
-        <w:rPr>
-          <w:rStyle w:val="IntenseEmphasis"/>
-        </w:rPr>
-        <w:t>seq</w:t>
-      </w:r>
-      <w:r>
-        <w:t xml:space="preserve">, </w:t>
-      </w:r>
-      <w:r>
-        <w:rPr>
-          <w:rStyle w:val="IntenseEmphasis"/>
-        </w:rPr>
-        <w:t>int</w:t>
-      </w:r>
-      <w:r>
-        <w:t xml:space="preserve">, or </w:t>
-      </w:r>
-      <w:r>
-        <w:rPr>
-          <w:rStyle w:val="IntenseEmphasis"/>
-        </w:rPr>
-        <w:t>mux</w:t>
-      </w:r>
-      <w:r>
-        <w:t>.</w:t>
-      </w:r>
-      <w:r>
-        <w:t xml:space="preserve"> </w:t>
-      </w:r>
-      <w:r>
-        <w:t>Only valid for Acorn ADFS L or FS.</w:t>
-      </w:r>
-    </w:p>
-    <w:p>
-      <w:pPr>
-        <w:spacing w:after="0"/>
-      </w:pPr>
-    </w:p>
-    <w:p>
-      <w:pPr>
-        <w:spacing w:after="0"/>
-        <w:rPr>
-          <w:rStyle w:val="IntenseEmphasis"/>
-          <w:b/>
-          <w:color w:val="FF0000"/>
-        </w:rPr>
-      </w:pPr>
-      <w:r>
-        <w:rPr>
-          <w:rStyle w:val="IntenseEmphasis"/>
-          <w:b/>
-          <w:color w:val="FF0000"/>
-        </w:rPr>
-        <w:t>load &lt;filename&gt; &lt;address&gt;</w:t>
-      </w:r>
-    </w:p>
-    <w:p>
-      <w:pPr>
-        <w:spacing w:after="0"/>
-      </w:pPr>
-      <w:r>
-        <w:t>Updates the load address for &lt;filename&gt; to be &lt;address&gt;, which must be a valid hex number.</w:t>
-      </w:r>
-    </w:p>
-    <w:p>
-      <w:pPr>
-        <w:spacing w:after="0"/>
-      </w:pPr>
-    </w:p>
-    <w:p>
-      <w:pPr>
-        <w:spacing w:after="0"/>
-        <w:rPr>
-          <w:rStyle w:val="IntenseEmphasis"/>
-          <w:b/>
-          <w:color w:val="FF0000"/>
-        </w:rPr>
-      </w:pPr>
-      <w:r>
-        <w:rPr>
-          <w:rStyle w:val="IntenseEmphasis"/>
-          <w:b/>
-          <w:color w:val="FF0000"/>
-        </w:rPr>
-        <w:t>list &lt;filename&gt;</w:t>
-      </w:r>
-    </w:p>
-    <w:p>
-      <w:pPr>
-        <w:spacing w:after="0"/>
-      </w:pPr>
-      <w:r>
-        <w:t>Displays the file specified (BBC BASIC listing/text output/hex dump).</w:t>
-      </w:r>
-    </w:p>
-    <w:p>
-      <w:pPr>
-        <w:spacing w:after="0"/>
-      </w:pPr>
-    </w:p>
-    <w:p>
-      <w:pPr>
-        <w:spacing w:after="0"/>
-        <w:rPr>
-          <w:rStyle w:val="IntenseEmphasis"/>
-          <w:b/>
-          <w:color w:val="FF0000"/>
-        </w:rPr>
-      </w:pPr>
-      <w:r>
-        <w:rPr>
-          <w:rStyle w:val="IntenseEmphasis"/>
-          <w:b/>
-          <w:color w:val="FF0000"/>
-        </w:rPr>
-        <w:t>ls</w:t>
-      </w:r>
-    </w:p>
-    <w:p>
-      <w:pPr>
-        <w:spacing w:after="0"/>
-      </w:pPr>
-      <w:r>
-        <w:t xml:space="preserve">Display a catalogue of the current host OS directory. Same as </w:t>
-      </w:r>
-      <w:r>
-        <w:rPr>
-          <w:rStyle w:val="IntenseEmphasis"/>
-        </w:rPr>
-        <w:t>cat os</w:t>
-      </w:r>
-      <w:r>
-        <w:t>.</w:t>
-      </w:r>
-    </w:p>
-    <w:p>
-      <w:pPr>
-        <w:spacing w:after="0"/>
-      </w:pPr>
-    </w:p>
-    <w:p>
-      <w:pPr>
-        <w:spacing w:after="0"/>
-        <w:rPr>
-          <w:rStyle w:val="IntenseEmphasis"/>
-          <w:b/>
-          <w:color w:val="FF0000"/>
-        </w:rPr>
-      </w:pPr>
-      <w:r>
-        <w:rPr>
-          <w:rStyle w:val="IntenseEmphasis"/>
-          <w:b/>
-          <w:color w:val="FF0000"/>
-        </w:rPr>
-        <w:t>new &lt;format&gt; [&lt;option&gt; [&lt;option2&gt;]</w:t>
-      </w:r>
-      <w:r>
-        <w:rPr>
-          <w:rStyle w:val="IntenseEmphasis"/>
-          <w:b/>
-          <w:color w:val="FF0000"/>
-        </w:rPr>
-        <w:t>]</w:t>
-      </w:r>
-    </w:p>
-    <w:p>
-      <w:pPr>
-        <w:spacing w:after="0"/>
-      </w:pPr>
-      <w:r>
         <w:t>Creates a new image:</w:t>
       </w:r>
     </w:p>
@@ -13031,182 +13079,6 @@
       </w:r>
       <w:r>
         <w:t>Acorn ADFS E</w:t>
-      </w:r>
-    </w:p>
-    <w:p>
-      <w:pPr>
-        <w:spacing w:after="0"/>
-      </w:pPr>
-      <w:r>
-        <w:rPr>
-          <w:rStyle w:val="IntenseEmphasis"/>
-        </w:rPr>
-        <w:t>ADFS</w:t>
-      </w:r>
-      <w:r>
-        <w:rPr>
-          <w:rStyle w:val="IntenseEmphasis"/>
-        </w:rPr>
-        <w:tab/>
-      </w:r>
-      <w:r>
-        <w:rPr>
-          <w:rStyle w:val="IntenseEmphasis"/>
-        </w:rPr>
-        <w:tab/>
-      </w:r>
-      <w:r>
-        <w:rPr>
-          <w:rStyle w:val="IntenseEmphasis"/>
-        </w:rPr>
-        <w:t>E+</w:t>
-      </w:r>
-      <w:r>
-        <w:tab/>
-      </w:r>
-      <w:r>
-        <w:tab/>
-      </w:r>
-      <w:r>
-        <w:tab/>
-      </w:r>
-      <w:r>
-        <w:tab/>
-      </w:r>
-      <w:r>
-        <w:t>Acorn ADFS E+</w:t>
-      </w:r>
-    </w:p>
-    <w:p>
-      <w:pPr>
-        <w:spacing w:after="0"/>
-      </w:pPr>
-      <w:r>
-        <w:rPr>
-          <w:rStyle w:val="IntenseEmphasis"/>
-        </w:rPr>
-        <w:t>ADFS</w:t>
-      </w:r>
-      <w:r>
-        <w:rPr>
-          <w:rStyle w:val="IntenseEmphasis"/>
-        </w:rPr>
-        <w:tab/>
-      </w:r>
-      <w:r>
-        <w:rPr>
-          <w:rStyle w:val="IntenseEmphasis"/>
-        </w:rPr>
-        <w:tab/>
-      </w:r>
-      <w:r>
-        <w:rPr>
-          <w:rStyle w:val="IntenseEmphasis"/>
-        </w:rPr>
-        <w:t>F</w:t>
-      </w:r>
-      <w:r>
-        <w:tab/>
-      </w:r>
-      <w:r>
-        <w:tab/>
-      </w:r>
-      <w:r>
-        <w:tab/>
-      </w:r>
-      <w:r>
-        <w:tab/>
-      </w:r>
-      <w:r>
-        <w:t>Acorn ADFS F</w:t>
-      </w:r>
-    </w:p>
-    <w:p>
-      <w:pPr>
-        <w:spacing w:after="0"/>
-      </w:pPr>
-      <w:r>
-        <w:rPr>
-          <w:rStyle w:val="IntenseEmphasis"/>
-        </w:rPr>
-        <w:t>ADFS</w:t>
-      </w:r>
-      <w:r>
-        <w:rPr>
-          <w:rStyle w:val="IntenseEmphasis"/>
-        </w:rPr>
-        <w:tab/>
-      </w:r>
-      <w:r>
-        <w:rPr>
-          <w:rStyle w:val="IntenseEmphasis"/>
-        </w:rPr>
-        <w:tab/>
-      </w:r>
-      <w:r>
-        <w:rPr>
-          <w:rStyle w:val="IntenseEmphasis"/>
-        </w:rPr>
-        <w:t>F+</w:t>
-      </w:r>
-      <w:r>
-        <w:tab/>
-      </w:r>
-      <w:r>
-        <w:tab/>
-      </w:r>
-      <w:r>
-        <w:tab/>
-      </w:r>
-      <w:r>
-        <w:tab/>
-      </w:r>
-      <w:r>
-        <w:t>Acorn ADFS F+</w:t>
-      </w:r>
-    </w:p>
-    <w:p>
-      <w:pPr>
-        <w:spacing w:after="0"/>
-      </w:pPr>
-      <w:r>
-        <w:rPr>
-          <w:rStyle w:val="IntenseEmphasis"/>
-        </w:rPr>
-        <w:t>ADFS</w:t>
-      </w:r>
-      <w:r>
-        <w:rPr>
-          <w:rStyle w:val="IntenseEmphasis"/>
-        </w:rPr>
-        <w:tab/>
-      </w:r>
-      <w:r>
-        <w:rPr>
-          <w:rStyle w:val="IntenseEmphasis"/>
-        </w:rPr>
-        <w:tab/>
-      </w:r>
-      <w:r>
-        <w:rPr>
-          <w:rStyle w:val="IntenseEmphasis"/>
-        </w:rPr>
-        <w:t>HDD</w:t>
-      </w:r>
-      <w:r>
-        <w:tab/>
-      </w:r>
-      <w:r>
-        <w:tab/>
-      </w:r>
-      <w:r>
-        <w:tab/>
-      </w:r>
-      <w:r>
-        <w:tab/>
-      </w:r>
-      <w:r>
-        <w:t>Old map, Old directory 20MB</w:t>
       </w:r>
     </w:p>
     <w:p>
@@ -13236,9 +13108,185 @@
         <w:rPr>
           <w:rStyle w:val="IntenseEmphasis"/>
         </w:rPr>
+        <w:t>E+</w:t>
+      </w:r>
+      <w:r>
+        <w:tab/>
+      </w:r>
+      <w:r>
+        <w:tab/>
+      </w:r>
+      <w:r>
+        <w:tab/>
+      </w:r>
+      <w:r>
+        <w:tab/>
+      </w:r>
+      <w:r>
+        <w:t>Acorn ADFS E+</w:t>
+      </w:r>
+    </w:p>
+    <w:p>
+      <w:pPr>
+        <w:spacing w:after="0"/>
+      </w:pPr>
+      <w:r>
+        <w:rPr>
+          <w:rStyle w:val="IntenseEmphasis"/>
+        </w:rPr>
+        <w:t>ADFS</w:t>
+      </w:r>
+      <w:r>
+        <w:rPr>
+          <w:rStyle w:val="IntenseEmphasis"/>
+        </w:rPr>
+        <w:tab/>
+      </w:r>
+      <w:r>
+        <w:rPr>
+          <w:rStyle w:val="IntenseEmphasis"/>
+        </w:rPr>
+        <w:tab/>
+      </w:r>
+      <w:r>
+        <w:rPr>
+          <w:rStyle w:val="IntenseEmphasis"/>
+        </w:rPr>
+        <w:t>F</w:t>
+      </w:r>
+      <w:r>
+        <w:tab/>
+      </w:r>
+      <w:r>
+        <w:tab/>
+      </w:r>
+      <w:r>
+        <w:tab/>
+      </w:r>
+      <w:r>
+        <w:tab/>
+      </w:r>
+      <w:r>
+        <w:t>Acorn ADFS F</w:t>
+      </w:r>
+    </w:p>
+    <w:p>
+      <w:pPr>
+        <w:spacing w:after="0"/>
+      </w:pPr>
+      <w:r>
+        <w:rPr>
+          <w:rStyle w:val="IntenseEmphasis"/>
+        </w:rPr>
+        <w:t>ADFS</w:t>
+      </w:r>
+      <w:r>
+        <w:rPr>
+          <w:rStyle w:val="IntenseEmphasis"/>
+        </w:rPr>
+        <w:tab/>
+      </w:r>
+      <w:r>
+        <w:rPr>
+          <w:rStyle w:val="IntenseEmphasis"/>
+        </w:rPr>
+        <w:tab/>
+      </w:r>
+      <w:r>
+        <w:rPr>
+          <w:rStyle w:val="IntenseEmphasis"/>
+        </w:rPr>
+        <w:t>F+</w:t>
+      </w:r>
+      <w:r>
+        <w:tab/>
+      </w:r>
+      <w:r>
+        <w:tab/>
+      </w:r>
+      <w:r>
+        <w:tab/>
+      </w:r>
+      <w:r>
+        <w:tab/>
+      </w:r>
+      <w:r>
+        <w:t>Acorn ADFS F+</w:t>
+      </w:r>
+    </w:p>
+    <w:p>
+      <w:pPr>
+        <w:spacing w:after="0"/>
+      </w:pPr>
+      <w:r>
+        <w:rPr>
+          <w:rStyle w:val="IntenseEmphasis"/>
+        </w:rPr>
+        <w:t>ADFS</w:t>
+      </w:r>
+      <w:r>
+        <w:rPr>
+          <w:rStyle w:val="IntenseEmphasis"/>
+        </w:rPr>
+        <w:tab/>
+      </w:r>
+      <w:r>
+        <w:rPr>
+          <w:rStyle w:val="IntenseEmphasis"/>
+        </w:rPr>
+        <w:tab/>
+      </w:r>
+      <w:r>
+        <w:rPr>
+          <w:rStyle w:val="IntenseEmphasis"/>
+        </w:rPr>
         <w:t>HDD</w:t>
       </w:r>
       <w:r>
+        <w:tab/>
+      </w:r>
+      <w:r>
+        <w:tab/>
+      </w:r>
+      <w:r>
+        <w:tab/>
+      </w:r>
+      <w:r>
+        <w:tab/>
+      </w:r>
+      <w:r>
+        <w:t>Old map, Old directory 20MB</w:t>
+      </w:r>
+    </w:p>
+    <w:p>
+      <w:pPr>
+        <w:spacing w:after="0"/>
+      </w:pPr>
+      <w:r>
+        <w:rPr>
+          <w:rStyle w:val="IntenseEmphasis"/>
+        </w:rPr>
+        <w:t>ADFS</w:t>
+      </w:r>
+      <w:r>
+        <w:rPr>
+          <w:rStyle w:val="IntenseEmphasis"/>
+        </w:rPr>
+        <w:tab/>
+      </w:r>
+      <w:r>
+        <w:rPr>
+          <w:rStyle w:val="IntenseEmphasis"/>
+        </w:rPr>
+        <w:tab/>
+      </w:r>
+      <w:r>
+        <w:rPr>
+          <w:rStyle w:val="IntenseEmphasis"/>
+        </w:rPr>
+        <w:t>HDD</w:t>
+      </w:r>
+      <w:r>
         <w:rPr>
           <w:rStyle w:val="IntenseEmphasis"/>
         </w:rPr>
@@ -14455,7 +14503,6 @@
           <w:b/>
           <w:color w:val="FF0000"/>
         </w:rPr>
-        <w:lastRenderedPageBreak/>
         <w:t>title &lt;title&gt; [&lt;side&gt;]</w:t>
       </w:r>
     </w:p>
